--- a/Informe/Tesis_HeidriumAguirre_v3.docx
+++ b/Informe/Tesis_HeidriumAguirre_v3.docx
@@ -1906,8 +1906,6 @@
             <w:fldChar w:fldCharType="end"/>
           </w:r>
         </w:p>
-        <w:bookmarkStart w:id="0" w:name="_GoBack" w:displacedByCustomXml="next"/>
-        <w:bookmarkEnd w:id="0" w:displacedByCustomXml="next"/>
       </w:sdtContent>
     </w:sdt>
     <w:p>
@@ -1949,7 +1947,7 @@
       <w:pPr>
         <w:pStyle w:val="Titulo1"/>
       </w:pPr>
-      <w:bookmarkStart w:id="1" w:name="_Toc233843496"/>
+      <w:bookmarkStart w:id="0" w:name="_Toc233843496"/>
       <w:r>
         <w:lastRenderedPageBreak/>
         <w:t xml:space="preserve">1. Resumen ejecutivo </w:t>
@@ -1960,7 +1958,7 @@
       <w:r>
         <w:t>ante-proyecto</w:t>
       </w:r>
-      <w:bookmarkEnd w:id="1"/>
+      <w:bookmarkEnd w:id="0"/>
     </w:p>
     <w:p>
       <w:pPr>
@@ -2076,12 +2074,31 @@
     </w:p>
     <w:p>
       <w:pPr>
+        <w:pStyle w:val="Titulo1"/>
+      </w:pPr>
+      <w:bookmarkStart w:id="1" w:name="_Toc233843497"/>
+      <w:r>
+        <w:lastRenderedPageBreak/>
+        <w:t>2. Introducción</w:t>
+      </w:r>
+      <w:bookmarkEnd w:id="1"/>
+    </w:p>
+    <w:p>
+      <w:pPr>
         <w:spacing w:after="240"/>
         <w:jc w:val="both"/>
         <w:rPr>
           <w:sz w:val="22"/>
-        </w:rPr>
-      </w:pPr>
+          <w:lang w:val="es-CL"/>
+        </w:rPr>
+      </w:pPr>
+      <w:r>
+        <w:rPr>
+          <w:sz w:val="22"/>
+          <w:lang w:val="es-CL"/>
+        </w:rPr>
+        <w:t>La transformación digital ha impulsado el desarrollo de nuevas tecnologías aplicadas a la educación, permitiendo la aparición de herramientas que buscan complementar los procesos tradicionales de enseñanza y aprendizaje. Entre estas tecnologías destacan los modelos de lenguaje de gran escala (Large Language Models, LLM), cuya capacidad para comprender y generar lenguaje natural ha abierto nuevas posibilidades para el diseño de asistentes conversacionales, plataformas educativas y sistemas de apoyo al aprendizaje.</w:t>
+      </w:r>
     </w:p>
     <w:p>
       <w:pPr>
@@ -2089,8 +2106,16 @@
         <w:jc w:val="both"/>
         <w:rPr>
           <w:sz w:val="22"/>
-        </w:rPr>
-      </w:pPr>
+          <w:lang w:val="es-CL"/>
+        </w:rPr>
+      </w:pPr>
+      <w:r>
+        <w:rPr>
+          <w:sz w:val="22"/>
+          <w:lang w:val="es-CL"/>
+        </w:rPr>
+        <w:t>En el ámbito educativo, estas tecnologías ofrecen oportunidades relevantes para personalizar la enseñanza, responder consultas en tiempo real y facilitar el acceso a contenidos académicos. Sin embargo, su utilización también plantea desafíos importantes, especialmente cuando son empleadas como herramientas de apoyo para estudiantes de Educación Básica. La mayoría de los asistentes conversacionales disponibles actualmente fueron desarrollados como sistemas de propósito general y no como tutores educativos, razón por la cual suelen privilegiar la entrega inmediata de respuestas por sobre el acompañamiento del proceso de aprendizaje. Además, presentan el riesgo de generar información incorrecta o carente de respaldo documental, fenómeno conocido como alucinación, situación que puede afectar negativamente la construcción de conocimientos cuando las respuestas son aceptadas por los estudiantes sin un proceso de verificación.</w:t>
+      </w:r>
     </w:p>
     <w:p>
       <w:pPr>
@@ -2098,8 +2123,16 @@
         <w:jc w:val="both"/>
         <w:rPr>
           <w:sz w:val="22"/>
-        </w:rPr>
-      </w:pPr>
+          <w:lang w:val="es-CL"/>
+        </w:rPr>
+      </w:pPr>
+      <w:r>
+        <w:rPr>
+          <w:sz w:val="22"/>
+          <w:lang w:val="es-CL"/>
+        </w:rPr>
+        <w:t>Esta problemática adquiere una especial relevancia dentro del contexto de la educación inclusiva. Los estudiantes pertenecientes al Programa de Integración Escolar (PIE), particularmente aquellos que presentan Trastorno por Déficit de Atención e Hiperactividad (TDAH), Trastorno del Espectro Autista (TEA) u otras Necesidades Educativas Especiales (NEE), suelen requerir estrategias de enseñanza diferenciadas, apoyos visuales, instrucciones fragmentadas y un acompañamiento constante que favorezca la comprensión de los contenidos y el desarrollo progresivo de habilidades cognitivas.</w:t>
+      </w:r>
     </w:p>
     <w:p>
       <w:pPr>
@@ -2107,8 +2140,16 @@
         <w:jc w:val="both"/>
         <w:rPr>
           <w:sz w:val="22"/>
-        </w:rPr>
-      </w:pPr>
+          <w:lang w:val="es-CL"/>
+        </w:rPr>
+      </w:pPr>
+      <w:r>
+        <w:rPr>
+          <w:sz w:val="22"/>
+          <w:lang w:val="es-CL"/>
+        </w:rPr>
+        <w:t>Frente a este escenario, la presente investigación propondrá el diseño de un Sistema de Tutoría Inteligente basado en la arquitectura Retrieval-Augmented Generation (RAG), orientado al aprendizaje procedimental de Matemática en estudiantes de primero a cuarto año de Educación General Básica pertenecientes al Programa de Integración Escolar de establecimientos municipales de la comuna de Valparaíso. La incorporación de una arquitectura RAG permitirá fundamentar las respuestas utilizando información proveniente de fuentes oficiales del Ministerio de Educación, fortaleciendo la confiabilidad de las explicaciones generadas y promoviendo una interacción pedagógica basada en el razonamiento y la construcción progresiva del conocimiento.</w:t>
+      </w:r>
     </w:p>
     <w:p>
       <w:pPr>
@@ -2116,19 +2157,16 @@
         <w:jc w:val="both"/>
         <w:rPr>
           <w:sz w:val="22"/>
-        </w:rPr>
-      </w:pPr>
-    </w:p>
-    <w:p>
-      <w:pPr>
-        <w:pStyle w:val="Titulo1"/>
-      </w:pPr>
-      <w:bookmarkStart w:id="2" w:name="_Toc233843497"/>
-      <w:r>
-        <w:lastRenderedPageBreak/>
-        <w:t>2. Introducción</w:t>
-      </w:r>
-      <w:bookmarkEnd w:id="2"/>
+          <w:lang w:val="es-CL"/>
+        </w:rPr>
+      </w:pPr>
+      <w:r>
+        <w:rPr>
+          <w:sz w:val="22"/>
+          <w:lang w:val="es-CL"/>
+        </w:rPr>
+        <w:t>El desarrollo de esta propuesta buscará contribuir tanto al ámbito educativo como al tecnológico, integrando Inteligencia Artificial, Recuperación Aumentada por Generación, Sistemas de Tutoría Inteligente y principios de educación inclusiva en una solución orientada a responder una problemática concreta del contexto escolar chileno.</w:t>
+      </w:r>
     </w:p>
     <w:p>
       <w:pPr>
@@ -2136,16 +2174,8 @@
         <w:jc w:val="both"/>
         <w:rPr>
           <w:sz w:val="22"/>
-          <w:lang w:val="es-CL"/>
-        </w:rPr>
-      </w:pPr>
-      <w:r>
-        <w:rPr>
-          <w:sz w:val="22"/>
-          <w:lang w:val="es-CL"/>
-        </w:rPr>
-        <w:t>La transformación digital ha impulsado el desarrollo de nuevas tecnologías aplicadas a la educación, permitiendo la aparición de herramientas que buscan complementar los procesos tradicionales de enseñanza y aprendizaje. Entre estas tecnologías destacan los modelos de lenguaje de gran escala (Large Language Models, LLM), cuya capacidad para comprender y generar lenguaje natural ha abierto nuevas posibilidades para el diseño de asistentes conversacionales, plataformas educativas y sistemas de apoyo al aprendizaje.</w:t>
-      </w:r>
+        </w:rPr>
+      </w:pPr>
     </w:p>
     <w:p>
       <w:pPr>
@@ -2153,16 +2183,8 @@
         <w:jc w:val="both"/>
         <w:rPr>
           <w:sz w:val="22"/>
-          <w:lang w:val="es-CL"/>
-        </w:rPr>
-      </w:pPr>
-      <w:r>
-        <w:rPr>
-          <w:sz w:val="22"/>
-          <w:lang w:val="es-CL"/>
-        </w:rPr>
-        <w:t>En el ámbito educativo, estas tecnologías ofrecen oportunidades relevantes para personalizar la enseñanza, responder consultas en tiempo real y facilitar el acceso a contenidos académicos. Sin embargo, su utilización también plantea desafíos importantes, especialmente cuando son empleadas como herramientas de apoyo para estudiantes de Educación Básica. La mayoría de los asistentes conversacionales disponibles actualmente fueron desarrollados como sistemas de propósito general y no como tutores educativos, razón por la cual suelen privilegiar la entrega inmediata de respuestas por sobre el acompañamiento del proceso de aprendizaje. Además, presentan el riesgo de generar información incorrecta o carente de respaldo documental, fenómeno conocido como alucinación, situación que puede afectar negativamente la construcción de conocimientos cuando las respuestas son aceptadas por los estudiantes sin un proceso de verificación.</w:t>
-      </w:r>
+        </w:rPr>
+      </w:pPr>
     </w:p>
     <w:p>
       <w:pPr>
@@ -2170,16 +2192,8 @@
         <w:jc w:val="both"/>
         <w:rPr>
           <w:sz w:val="22"/>
-          <w:lang w:val="es-CL"/>
-        </w:rPr>
-      </w:pPr>
-      <w:r>
-        <w:rPr>
-          <w:sz w:val="22"/>
-          <w:lang w:val="es-CL"/>
-        </w:rPr>
-        <w:t>Esta problemática adquiere una especial relevancia dentro del contexto de la educación inclusiva. Los estudiantes pertenecientes al Programa de Integración Escolar (PIE), particularmente aquellos que presentan Trastorno por Déficit de Atención e Hiperactividad (TDAH), Trastorno del Espectro Autista (TEA) u otras Necesidades Educativas Especiales (NEE), suelen requerir estrategias de enseñanza diferenciadas, apoyos visuales, instrucciones fragmentadas y un acompañamiento constante que favorezca la comprensión de los contenidos y el desarrollo progresivo de habilidades cognitivas.</w:t>
-      </w:r>
+        </w:rPr>
+      </w:pPr>
     </w:p>
     <w:p>
       <w:pPr>
@@ -2187,16 +2201,8 @@
         <w:jc w:val="both"/>
         <w:rPr>
           <w:sz w:val="22"/>
-          <w:lang w:val="es-CL"/>
-        </w:rPr>
-      </w:pPr>
-      <w:r>
-        <w:rPr>
-          <w:sz w:val="22"/>
-          <w:lang w:val="es-CL"/>
-        </w:rPr>
-        <w:t>Frente a este escenario, la presente investigación propondrá el diseño de un Sistema de Tutoría Inteligente basado en la arquitectura Retrieval-Augmented Generation (RAG), orientado al aprendizaje procedimental de Matemática en estudiantes de primero a cuarto año de Educación General Básica pertenecientes al Programa de Integración Escolar de establecimientos municipales de la comuna de Valparaíso. La incorporación de una arquitectura RAG permitirá fundamentar las respuestas utilizando información proveniente de fuentes oficiales del Ministerio de Educación, fortaleciendo la confiabilidad de las explicaciones generadas y promoviendo una interacción pedagógica basada en el razonamiento y la construcción progresiva del conocimiento.</w:t>
-      </w:r>
+        </w:rPr>
+      </w:pPr>
     </w:p>
     <w:p>
       <w:pPr>
@@ -2204,16 +2210,8 @@
         <w:jc w:val="both"/>
         <w:rPr>
           <w:sz w:val="22"/>
-          <w:lang w:val="es-CL"/>
-        </w:rPr>
-      </w:pPr>
-      <w:r>
-        <w:rPr>
-          <w:sz w:val="22"/>
-          <w:lang w:val="es-CL"/>
-        </w:rPr>
-        <w:t>El desarrollo de esta propuesta buscará contribuir tanto al ámbito educativo como al tecnológico, integrando Inteligencia Artificial, Recuperación Aumentada por Generación, Sistemas de Tutoría Inteligente y principios de educación inclusiva en una solución orientada a responder una problemática concreta del contexto escolar chileno.</w:t>
-      </w:r>
+        </w:rPr>
+      </w:pPr>
     </w:p>
     <w:p>
       <w:pPr>
@@ -2262,54 +2260,9 @@
     </w:p>
     <w:p>
       <w:pPr>
-        <w:spacing w:after="240"/>
-        <w:jc w:val="both"/>
-        <w:rPr>
-          <w:sz w:val="22"/>
-        </w:rPr>
-      </w:pPr>
-    </w:p>
-    <w:p>
-      <w:pPr>
-        <w:spacing w:after="240"/>
-        <w:jc w:val="both"/>
-        <w:rPr>
-          <w:sz w:val="22"/>
-        </w:rPr>
-      </w:pPr>
-    </w:p>
-    <w:p>
-      <w:pPr>
-        <w:spacing w:after="240"/>
-        <w:jc w:val="both"/>
-        <w:rPr>
-          <w:sz w:val="22"/>
-        </w:rPr>
-      </w:pPr>
-    </w:p>
-    <w:p>
-      <w:pPr>
-        <w:spacing w:after="240"/>
-        <w:jc w:val="both"/>
-        <w:rPr>
-          <w:sz w:val="22"/>
-        </w:rPr>
-      </w:pPr>
-    </w:p>
-    <w:p>
-      <w:pPr>
-        <w:spacing w:after="240"/>
-        <w:jc w:val="both"/>
-        <w:rPr>
-          <w:sz w:val="22"/>
-        </w:rPr>
-      </w:pPr>
-    </w:p>
-    <w:p>
-      <w:pPr>
         <w:pStyle w:val="Titulo1"/>
       </w:pPr>
-      <w:bookmarkStart w:id="3" w:name="_Toc233843498"/>
+      <w:bookmarkStart w:id="2" w:name="_Toc233843498"/>
       <w:r>
         <w:lastRenderedPageBreak/>
         <w:t>3</w:t>
@@ -2317,7 +2270,7 @@
       <w:r>
         <w:t>. Descripción General</w:t>
       </w:r>
-      <w:bookmarkEnd w:id="3"/>
+      <w:bookmarkEnd w:id="2"/>
     </w:p>
     <w:p>
       <w:pPr>
@@ -2327,7 +2280,7 @@
           <w:rFonts w:cs="Times New Roman"/>
         </w:rPr>
       </w:pPr>
-      <w:bookmarkStart w:id="4" w:name="_Toc233843499"/>
+      <w:bookmarkStart w:id="3" w:name="_Toc233843499"/>
       <w:r>
         <w:rPr>
           <w:rFonts w:cs="Times New Roman"/>
@@ -2340,7 +2293,7 @@
         </w:rPr>
         <w:t>.1. Descripción del problema</w:t>
       </w:r>
-      <w:bookmarkEnd w:id="4"/>
+      <w:bookmarkEnd w:id="3"/>
       <w:r>
         <w:rPr>
           <w:rFonts w:cs="Times New Roman"/>
@@ -2437,7 +2390,7 @@
           <w:rFonts w:cs="Times New Roman"/>
         </w:rPr>
       </w:pPr>
-      <w:bookmarkStart w:id="5" w:name="_Toc233843500"/>
+      <w:bookmarkStart w:id="4" w:name="_Toc233843500"/>
       <w:r>
         <w:rPr>
           <w:rFonts w:cs="Times New Roman"/>
@@ -2450,7 +2403,7 @@
         </w:rPr>
         <w:t>.2. Objetivo General</w:t>
       </w:r>
-      <w:bookmarkEnd w:id="5"/>
+      <w:bookmarkEnd w:id="4"/>
     </w:p>
     <w:p>
       <w:pPr>
@@ -2498,7 +2451,7 @@
           <w:rFonts w:cs="Times New Roman"/>
         </w:rPr>
       </w:pPr>
-      <w:bookmarkStart w:id="6" w:name="_Toc233843501"/>
+      <w:bookmarkStart w:id="5" w:name="_Toc233843501"/>
       <w:r>
         <w:rPr>
           <w:rFonts w:cs="Times New Roman"/>
@@ -2512,7 +2465,7 @@
         </w:rPr>
         <w:t>.3. Objetivos Específicos</w:t>
       </w:r>
-      <w:bookmarkEnd w:id="6"/>
+      <w:bookmarkEnd w:id="5"/>
     </w:p>
     <w:p>
       <w:pPr>
@@ -2656,7 +2609,7 @@
           <w:rFonts w:cs="Times New Roman"/>
         </w:rPr>
       </w:pPr>
-      <w:bookmarkStart w:id="7" w:name="_Toc233843502"/>
+      <w:bookmarkStart w:id="6" w:name="_Toc233843502"/>
       <w:r>
         <w:rPr>
           <w:rFonts w:cs="Times New Roman"/>
@@ -2669,14 +2622,20 @@
         </w:rPr>
         <w:t>.4. Resultados y Productos Esperados</w:t>
       </w:r>
-      <w:bookmarkEnd w:id="7"/>
+      <w:bookmarkEnd w:id="6"/>
     </w:p>
     <w:p>
       <w:pPr>
         <w:pStyle w:val="NormalWeb"/>
         <w:spacing w:before="0" w:beforeAutospacing="0" w:after="240" w:afterAutospacing="0"/>
-      </w:pPr>
-      <w:r>
+        <w:rPr>
+          <w:sz w:val="22"/>
+        </w:rPr>
+      </w:pPr>
+      <w:r>
+        <w:rPr>
+          <w:sz w:val="22"/>
+        </w:rPr>
         <w:t>Como resultado del desarrollo del presente anteproyecto se espera obtener un conjunto de productos técnicos, investigativos y académicos que permitan demostrar la factibilidad de implementar un Sistema de Tutoría Inteligente basado en una arquitectura Retrieval-Augmented Generation (RAG), orientado al aprendizaje procedimental de Matemática para estudiantes pertenecientes al Programa de Integración Escolar.</w:t>
       </w:r>
     </w:p>
@@ -2705,7 +2664,7 @@
         </w:numPr>
         <w:spacing w:before="0" w:beforeAutospacing="0" w:after="240" w:afterAutospacing="0"/>
         <w:rPr>
-          <w:sz w:val="22"/>
+          <w:sz w:val="20"/>
           <w:szCs w:val="22"/>
         </w:rPr>
       </w:pPr>
@@ -2714,7 +2673,7 @@
           <w:rStyle w:val="citation-609"/>
           <w:b/>
           <w:bCs/>
-          <w:sz w:val="22"/>
+          <w:sz w:val="20"/>
           <w:szCs w:val="22"/>
         </w:rPr>
         <w:t>Prototipo</w:t>
@@ -2724,7 +2683,7 @@
           <w:rStyle w:val="citation-609"/>
           <w:b/>
           <w:bCs/>
-          <w:sz w:val="22"/>
+          <w:sz w:val="20"/>
           <w:szCs w:val="22"/>
         </w:rPr>
         <w:t xml:space="preserve"> Funcional de Sistema de </w:t>
@@ -2734,7 +2693,7 @@
           <w:rStyle w:val="citation-609"/>
           <w:b/>
           <w:bCs/>
-          <w:sz w:val="22"/>
+          <w:sz w:val="20"/>
           <w:szCs w:val="22"/>
         </w:rPr>
         <w:t>Tutoría</w:t>
@@ -2744,7 +2703,7 @@
           <w:rStyle w:val="citation-609"/>
           <w:b/>
           <w:bCs/>
-          <w:sz w:val="22"/>
+          <w:sz w:val="20"/>
           <w:szCs w:val="22"/>
         </w:rPr>
         <w:t xml:space="preserve"> Inteligente</w:t>
@@ -2754,7 +2713,7 @@
           <w:rStyle w:val="citation-609"/>
           <w:b/>
           <w:bCs/>
-          <w:sz w:val="22"/>
+          <w:sz w:val="20"/>
           <w:szCs w:val="22"/>
         </w:rPr>
         <w:t>:</w:t>
@@ -2762,14 +2721,14 @@
       <w:r>
         <w:rPr>
           <w:rStyle w:val="citation-609"/>
-          <w:sz w:val="22"/>
+          <w:sz w:val="20"/>
           <w:szCs w:val="22"/>
         </w:rPr>
         <w:t xml:space="preserve"> </w:t>
       </w:r>
       <w:r>
         <w:rPr>
-          <w:sz w:val="22"/>
+          <w:sz w:val="20"/>
           <w:szCs w:val="22"/>
           <w:lang w:val="es-ES"/>
         </w:rPr>
@@ -2785,7 +2744,7 @@
         </w:numPr>
         <w:spacing w:before="0" w:beforeAutospacing="0" w:after="240" w:afterAutospacing="0"/>
         <w:rPr>
-          <w:sz w:val="22"/>
+          <w:sz w:val="20"/>
           <w:szCs w:val="22"/>
         </w:rPr>
       </w:pPr>
@@ -2794,9 +2753,10 @@
           <w:rStyle w:val="citation-607"/>
           <w:b/>
           <w:bCs/>
-          <w:sz w:val="22"/>
-          <w:szCs w:val="22"/>
-        </w:rPr>
+          <w:sz w:val="20"/>
+          <w:szCs w:val="22"/>
+        </w:rPr>
+        <w:lastRenderedPageBreak/>
         <w:t>Base de</w:t>
       </w:r>
       <w:r>
@@ -2804,7 +2764,7 @@
           <w:rStyle w:val="citation-607"/>
           <w:b/>
           <w:bCs/>
-          <w:sz w:val="22"/>
+          <w:sz w:val="20"/>
           <w:szCs w:val="22"/>
         </w:rPr>
         <w:t xml:space="preserve"> Conocimiento Curricular mediante </w:t>
@@ -2814,7 +2774,7 @@
           <w:rStyle w:val="citation-607"/>
           <w:b/>
           <w:bCs/>
-          <w:sz w:val="22"/>
+          <w:sz w:val="20"/>
           <w:szCs w:val="22"/>
         </w:rPr>
         <w:t>Almacén</w:t>
@@ -2824,7 +2784,7 @@
           <w:rStyle w:val="citation-607"/>
           <w:b/>
           <w:bCs/>
-          <w:sz w:val="22"/>
+          <w:sz w:val="20"/>
           <w:szCs w:val="22"/>
         </w:rPr>
         <w:t xml:space="preserve"> Vectorial</w:t>
@@ -2834,7 +2794,7 @@
           <w:rStyle w:val="citation-607"/>
           <w:b/>
           <w:bCs/>
-          <w:sz w:val="22"/>
+          <w:sz w:val="20"/>
           <w:szCs w:val="22"/>
         </w:rPr>
         <w:t>:</w:t>
@@ -2842,14 +2802,14 @@
       <w:r>
         <w:rPr>
           <w:rStyle w:val="citation-607"/>
-          <w:sz w:val="22"/>
+          <w:sz w:val="20"/>
           <w:szCs w:val="22"/>
         </w:rPr>
         <w:t xml:space="preserve"> </w:t>
       </w:r>
       <w:r>
         <w:rPr>
-          <w:sz w:val="22"/>
+          <w:sz w:val="20"/>
           <w:szCs w:val="22"/>
           <w:lang w:val="es-ES"/>
         </w:rPr>
@@ -2865,7 +2825,7 @@
         </w:numPr>
         <w:spacing w:before="0" w:beforeAutospacing="0" w:after="240" w:afterAutospacing="0"/>
         <w:rPr>
-          <w:sz w:val="22"/>
+          <w:sz w:val="20"/>
           <w:szCs w:val="22"/>
         </w:rPr>
       </w:pPr>
@@ -2874,10 +2834,9 @@
           <w:rStyle w:val="citation-606"/>
           <w:b/>
           <w:bCs/>
-          <w:sz w:val="22"/>
-          <w:szCs w:val="22"/>
-        </w:rPr>
-        <w:lastRenderedPageBreak/>
+          <w:sz w:val="20"/>
+          <w:szCs w:val="22"/>
+        </w:rPr>
         <w:t>Arquitectura Retrieval-Augmented Generation (RAG)</w:t>
       </w:r>
       <w:r>
@@ -2885,7 +2844,7 @@
           <w:rStyle w:val="citation-606"/>
           <w:b/>
           <w:bCs/>
-          <w:sz w:val="22"/>
+          <w:sz w:val="20"/>
           <w:szCs w:val="22"/>
         </w:rPr>
         <w:t>:</w:t>
@@ -2893,14 +2852,14 @@
       <w:r>
         <w:rPr>
           <w:rStyle w:val="citation-606"/>
-          <w:sz w:val="22"/>
+          <w:sz w:val="20"/>
           <w:szCs w:val="22"/>
         </w:rPr>
         <w:t xml:space="preserve"> </w:t>
       </w:r>
       <w:r>
         <w:rPr>
-          <w:sz w:val="22"/>
+          <w:sz w:val="20"/>
           <w:szCs w:val="22"/>
           <w:lang w:val="es-ES"/>
         </w:rPr>
@@ -2916,7 +2875,7 @@
         </w:numPr>
         <w:spacing w:before="0" w:beforeAutospacing="0" w:after="240" w:afterAutospacing="0"/>
         <w:rPr>
-          <w:sz w:val="22"/>
+          <w:sz w:val="20"/>
           <w:szCs w:val="22"/>
         </w:rPr>
       </w:pPr>
@@ -2925,7 +2884,7 @@
           <w:rStyle w:val="citation-604"/>
           <w:b/>
           <w:bCs/>
-          <w:sz w:val="22"/>
+          <w:sz w:val="20"/>
           <w:szCs w:val="22"/>
         </w:rPr>
         <w:t xml:space="preserve">Sistema de Persistencia </w:t>
@@ -2935,7 +2894,7 @@
           <w:rStyle w:val="citation-604"/>
           <w:b/>
           <w:bCs/>
-          <w:sz w:val="22"/>
+          <w:sz w:val="20"/>
           <w:szCs w:val="22"/>
         </w:rPr>
         <w:t>y Seguimiento de Aprendizaje</w:t>
@@ -2945,7 +2904,7 @@
           <w:rStyle w:val="citation-604"/>
           <w:b/>
           <w:bCs/>
-          <w:sz w:val="22"/>
+          <w:sz w:val="20"/>
           <w:szCs w:val="22"/>
         </w:rPr>
         <w:t>:</w:t>
@@ -2953,14 +2912,14 @@
       <w:r>
         <w:rPr>
           <w:rStyle w:val="citation-604"/>
-          <w:sz w:val="22"/>
+          <w:sz w:val="20"/>
           <w:szCs w:val="22"/>
         </w:rPr>
         <w:t xml:space="preserve"> </w:t>
       </w:r>
       <w:r>
         <w:rPr>
-          <w:sz w:val="22"/>
+          <w:sz w:val="20"/>
           <w:szCs w:val="22"/>
           <w:lang w:val="es-ES"/>
         </w:rPr>
@@ -3000,7 +2959,7 @@
         <w:spacing w:before="0" w:beforeAutospacing="0" w:after="240" w:afterAutospacing="0"/>
         <w:rPr>
           <w:rStyle w:val="citation-602"/>
-          <w:sz w:val="22"/>
+          <w:sz w:val="20"/>
         </w:rPr>
       </w:pPr>
       <w:r>
@@ -3008,7 +2967,7 @@
           <w:rStyle w:val="citation-602"/>
           <w:b/>
           <w:bCs/>
-          <w:sz w:val="22"/>
+          <w:sz w:val="20"/>
         </w:rPr>
         <w:t>Evaluación</w:t>
       </w:r>
@@ -3017,7 +2976,7 @@
           <w:rStyle w:val="citation-602"/>
           <w:b/>
           <w:bCs/>
-          <w:sz w:val="22"/>
+          <w:sz w:val="20"/>
         </w:rPr>
         <w:t xml:space="preserve"> del Funcionamiento del Sistema</w:t>
       </w:r>
@@ -3026,20 +2985,20 @@
           <w:rStyle w:val="citation-602"/>
           <w:b/>
           <w:bCs/>
-          <w:sz w:val="22"/>
+          <w:sz w:val="20"/>
         </w:rPr>
         <w:t>:</w:t>
       </w:r>
       <w:r>
         <w:rPr>
           <w:rStyle w:val="citation-602"/>
-          <w:sz w:val="22"/>
+          <w:sz w:val="20"/>
         </w:rPr>
         <w:t xml:space="preserve"> </w:t>
       </w:r>
       <w:r>
         <w:rPr>
-          <w:sz w:val="22"/>
+          <w:sz w:val="20"/>
           <w:lang w:val="es-ES"/>
         </w:rPr>
         <w:t>Se desarrollará un proceso de evaluación orientado a analizar el funcionamiento del Sistema de Tutoría Inteligente, verificando la correcta recuperación de información desde la base documental, la calidad de las respuestas generadas y el comportamiento general de la arquitectura propuesta.</w:t>
@@ -3054,7 +3013,7 @@
         </w:numPr>
         <w:spacing w:before="0" w:beforeAutospacing="0" w:after="240" w:afterAutospacing="0"/>
         <w:rPr>
-          <w:sz w:val="22"/>
+          <w:sz w:val="20"/>
         </w:rPr>
       </w:pPr>
       <w:r>
@@ -3062,7 +3021,7 @@
           <w:rStyle w:val="citation-600"/>
           <w:b/>
           <w:bCs/>
-          <w:sz w:val="22"/>
+          <w:sz w:val="20"/>
         </w:rPr>
         <w:t xml:space="preserve">Diseño de Estrategia de </w:t>
       </w:r>
@@ -3071,7 +3030,7 @@
           <w:rStyle w:val="citation-600"/>
           <w:b/>
           <w:bCs/>
-          <w:sz w:val="22"/>
+          <w:sz w:val="20"/>
         </w:rPr>
         <w:t>Tutoría</w:t>
       </w:r>
@@ -3080,7 +3039,7 @@
           <w:rStyle w:val="citation-600"/>
           <w:b/>
           <w:bCs/>
-          <w:sz w:val="22"/>
+          <w:sz w:val="20"/>
         </w:rPr>
         <w:t xml:space="preserve"> Basadas en Prompting</w:t>
       </w:r>
@@ -3089,20 +3048,20 @@
           <w:rStyle w:val="citation-600"/>
           <w:b/>
           <w:bCs/>
-          <w:sz w:val="22"/>
+          <w:sz w:val="20"/>
         </w:rPr>
         <w:t>:</w:t>
       </w:r>
       <w:r>
         <w:rPr>
           <w:rStyle w:val="citation-600"/>
-          <w:sz w:val="22"/>
+          <w:sz w:val="20"/>
         </w:rPr>
         <w:t xml:space="preserve"> </w:t>
       </w:r>
       <w:r>
         <w:rPr>
-          <w:sz w:val="22"/>
+          <w:sz w:val="20"/>
           <w:lang w:val="es-ES"/>
         </w:rPr>
         <w:t>Se elaborará un conjunto de directrices y estrategias de prompting orientadas a promover el aprendizaje procedimental mediante tutoría guiada, evitando privilegiar la entrega inmediata de respuestas y favoreciendo el razonamiento progresivo del estudiante.</w:t>
@@ -3118,7 +3077,7 @@
         <w:spacing w:before="0" w:beforeAutospacing="0" w:after="240" w:afterAutospacing="0"/>
         <w:rPr>
           <w:rStyle w:val="citation-600"/>
-          <w:sz w:val="22"/>
+          <w:sz w:val="20"/>
           <w:szCs w:val="22"/>
         </w:rPr>
       </w:pPr>
@@ -3127,7 +3086,7 @@
           <w:rStyle w:val="citation-600"/>
           <w:b/>
           <w:bCs/>
-          <w:sz w:val="22"/>
+          <w:sz w:val="20"/>
           <w:szCs w:val="22"/>
         </w:rPr>
         <w:t>Análisis</w:t>
@@ -3137,7 +3096,7 @@
           <w:rStyle w:val="citation-600"/>
           <w:b/>
           <w:bCs/>
-          <w:sz w:val="22"/>
+          <w:sz w:val="20"/>
           <w:szCs w:val="22"/>
         </w:rPr>
         <w:t xml:space="preserve"> del Potencial de la Arquitectura RAG en </w:t>
@@ -3147,7 +3106,7 @@
           <w:rStyle w:val="citation-600"/>
           <w:b/>
           <w:bCs/>
-          <w:sz w:val="22"/>
+          <w:sz w:val="20"/>
           <w:szCs w:val="22"/>
         </w:rPr>
         <w:t>Educación</w:t>
@@ -3157,7 +3116,7 @@
           <w:rStyle w:val="citation-600"/>
           <w:b/>
           <w:bCs/>
-          <w:sz w:val="22"/>
+          <w:sz w:val="20"/>
           <w:szCs w:val="22"/>
         </w:rPr>
         <w:t xml:space="preserve"> Inclusiva:</w:t>
@@ -3166,14 +3125,14 @@
         <w:rPr>
           <w:rStyle w:val="citation-600"/>
           <w:b/>
-          <w:sz w:val="22"/>
+          <w:sz w:val="20"/>
           <w:szCs w:val="22"/>
         </w:rPr>
         <w:t xml:space="preserve"> </w:t>
       </w:r>
       <w:r>
         <w:rPr>
-          <w:sz w:val="22"/>
+          <w:sz w:val="20"/>
           <w:szCs w:val="22"/>
         </w:rPr>
         <w:t>Se realizará un análisis de la factibilidad de aplicar arquitecturas Retrieval-Augmented Generation como apoyo a Sistemas de Tutoría Inteligente destinados a estudiantes pertenecientes al Programa de Integración Escolar, identificando sus principales fortalezas, limitaciones y oportunidades de aplicación en contextos educativos.</w:t>
@@ -3204,7 +3163,7 @@
         </w:numPr>
         <w:spacing w:before="0" w:beforeAutospacing="0" w:after="240" w:afterAutospacing="0"/>
         <w:rPr>
-          <w:sz w:val="22"/>
+          <w:sz w:val="20"/>
         </w:rPr>
       </w:pPr>
       <w:r>
@@ -3212,7 +3171,7 @@
           <w:rStyle w:val="citation-597"/>
           <w:b/>
           <w:bCs/>
-          <w:sz w:val="22"/>
+          <w:sz w:val="20"/>
         </w:rPr>
         <w:t>Documento de Tesis</w:t>
       </w:r>
@@ -3221,20 +3180,20 @@
           <w:rStyle w:val="citation-597"/>
           <w:b/>
           <w:bCs/>
-          <w:sz w:val="22"/>
+          <w:sz w:val="20"/>
         </w:rPr>
         <w:t>:</w:t>
       </w:r>
       <w:r>
         <w:rPr>
           <w:rStyle w:val="citation-597"/>
-          <w:sz w:val="22"/>
+          <w:sz w:val="20"/>
         </w:rPr>
         <w:t xml:space="preserve"> </w:t>
       </w:r>
       <w:r>
         <w:rPr>
-          <w:sz w:val="22"/>
+          <w:sz w:val="20"/>
           <w:lang w:val="es-ES"/>
         </w:rPr>
         <w:t>Se elaborará el documento final de tesis conforme a los lineamientos metodológicos establecidos por la Facultad de Ingeniería de la Universidad de Playa Ancha, integrando el desarrollo de la investigación, la propuesta tecnológica y los resultados obtenidos.</w:t>
@@ -3249,7 +3208,7 @@
         </w:numPr>
         <w:spacing w:before="0" w:beforeAutospacing="0" w:after="240" w:afterAutospacing="0"/>
         <w:rPr>
-          <w:sz w:val="22"/>
+          <w:sz w:val="20"/>
           <w:szCs w:val="22"/>
         </w:rPr>
       </w:pPr>
@@ -3258,7 +3217,7 @@
           <w:rStyle w:val="citation-596"/>
           <w:b/>
           <w:bCs/>
-          <w:sz w:val="22"/>
+          <w:sz w:val="20"/>
         </w:rPr>
         <w:t>Documentación</w:t>
       </w:r>
@@ -3267,7 +3226,7 @@
           <w:rStyle w:val="citation-596"/>
           <w:b/>
           <w:bCs/>
-          <w:sz w:val="22"/>
+          <w:sz w:val="20"/>
         </w:rPr>
         <w:t xml:space="preserve"> </w:t>
       </w:r>
@@ -3276,7 +3235,7 @@
           <w:rStyle w:val="citation-596"/>
           <w:b/>
           <w:bCs/>
-          <w:sz w:val="22"/>
+          <w:sz w:val="20"/>
         </w:rPr>
         <w:t>Técnica</w:t>
       </w:r>
@@ -3285,7 +3244,7 @@
           <w:rStyle w:val="citation-596"/>
           <w:b/>
           <w:bCs/>
-          <w:sz w:val="22"/>
+          <w:sz w:val="20"/>
         </w:rPr>
         <w:t xml:space="preserve"> del Sistema</w:t>
       </w:r>
@@ -3294,20 +3253,20 @@
           <w:rStyle w:val="citation-596"/>
           <w:b/>
           <w:bCs/>
-          <w:sz w:val="22"/>
+          <w:sz w:val="20"/>
         </w:rPr>
         <w:t>:</w:t>
       </w:r>
       <w:r>
         <w:rPr>
           <w:rStyle w:val="citation-596"/>
-          <w:sz w:val="22"/>
+          <w:sz w:val="20"/>
         </w:rPr>
         <w:t xml:space="preserve"> </w:t>
       </w:r>
       <w:r>
         <w:rPr>
-          <w:sz w:val="22"/>
+          <w:sz w:val="20"/>
           <w:lang w:val="es-ES"/>
         </w:rPr>
         <w:t>Se generará la documentación funcional y técnica del prototipo desarrollado, incluyendo manuales de instalación, configuración y uso, además de la descripción de la arquitectura implementada y las principales decisiones de diseño adoptadas durante el desarrollo del proyecto.</w:t>
@@ -3345,69 +3304,9 @@
     </w:p>
     <w:p>
       <w:pPr>
-        <w:spacing w:after="240"/>
-        <w:rPr>
-          <w:b/>
-          <w:sz w:val="22"/>
-          <w:szCs w:val="22"/>
-        </w:rPr>
-      </w:pPr>
-    </w:p>
-    <w:p>
-      <w:pPr>
-        <w:spacing w:after="240"/>
-        <w:rPr>
-          <w:b/>
-          <w:sz w:val="22"/>
-          <w:szCs w:val="22"/>
-        </w:rPr>
-      </w:pPr>
-    </w:p>
-    <w:p>
-      <w:pPr>
-        <w:spacing w:after="240"/>
-        <w:rPr>
-          <w:b/>
-          <w:sz w:val="22"/>
-          <w:szCs w:val="22"/>
-        </w:rPr>
-      </w:pPr>
-    </w:p>
-    <w:p>
-      <w:pPr>
-        <w:spacing w:after="240"/>
-        <w:rPr>
-          <w:b/>
-          <w:sz w:val="22"/>
-          <w:szCs w:val="22"/>
-        </w:rPr>
-      </w:pPr>
-    </w:p>
-    <w:p>
-      <w:pPr>
-        <w:spacing w:after="240"/>
-        <w:rPr>
-          <w:b/>
-          <w:sz w:val="22"/>
-          <w:szCs w:val="22"/>
-        </w:rPr>
-      </w:pPr>
-    </w:p>
-    <w:p>
-      <w:pPr>
-        <w:spacing w:after="240"/>
-        <w:rPr>
-          <w:b/>
-          <w:sz w:val="22"/>
-          <w:szCs w:val="22"/>
-        </w:rPr>
-      </w:pPr>
-    </w:p>
-    <w:p>
-      <w:pPr>
         <w:pStyle w:val="Titulo1"/>
       </w:pPr>
-      <w:bookmarkStart w:id="8" w:name="_Toc233843503"/>
+      <w:bookmarkStart w:id="7" w:name="_Toc233843503"/>
       <w:r>
         <w:lastRenderedPageBreak/>
         <w:t>4</w:t>
@@ -3415,7 +3314,7 @@
       <w:r>
         <w:t>. Antecedentes y Justificación</w:t>
       </w:r>
-      <w:bookmarkEnd w:id="8"/>
+      <w:bookmarkEnd w:id="7"/>
     </w:p>
     <w:p>
       <w:pPr>
@@ -3425,7 +3324,7 @@
           <w:rFonts w:cs="Times New Roman"/>
         </w:rPr>
       </w:pPr>
-      <w:bookmarkStart w:id="9" w:name="_Toc233843504"/>
+      <w:bookmarkStart w:id="8" w:name="_Toc233843504"/>
       <w:r>
         <w:rPr>
           <w:rFonts w:cs="Times New Roman"/>
@@ -3438,7 +3337,7 @@
         </w:rPr>
         <w:t>.1. Antecedentes</w:t>
       </w:r>
-      <w:bookmarkEnd w:id="9"/>
+      <w:bookmarkEnd w:id="8"/>
       <w:r>
         <w:rPr>
           <w:rFonts w:cs="Times New Roman"/>
@@ -3605,7 +3504,7 @@
           <w:rFonts w:cs="Times New Roman"/>
         </w:rPr>
       </w:pPr>
-      <w:bookmarkStart w:id="10" w:name="_Toc233843505"/>
+      <w:bookmarkStart w:id="9" w:name="_Toc233843505"/>
       <w:r>
         <w:rPr>
           <w:rFonts w:cs="Times New Roman"/>
@@ -3618,7 +3517,7 @@
         </w:rPr>
         <w:t>.2. Justificación del ante-proyecto</w:t>
       </w:r>
-      <w:bookmarkEnd w:id="10"/>
+      <w:bookmarkEnd w:id="9"/>
     </w:p>
     <w:p>
       <w:pPr>
@@ -3634,39 +3533,7 @@
           <w:sz w:val="22"/>
           <w:lang w:val="es-CL"/>
         </w:rPr>
-        <w:t xml:space="preserve">La presente investigación se justificará desde una perspectiva educativa, tecnológica, científica y social, al abordar una problemática vigente relacionada con la enseñanza de la Matemática en estudiantes pertenecientes al Programa de Integración Escolar (PIE), mediante el desarrollo de un Sistema de Tutoría Inteligente basado en Inteligencia Artificial y una arquitectura </w:t>
-      </w:r>
-      <w:proofErr w:type="spellStart"/>
-      <w:r>
-        <w:rPr>
-          <w:sz w:val="22"/>
-          <w:lang w:val="es-CL"/>
-        </w:rPr>
-        <w:t>Retrieval-Augmented</w:t>
-      </w:r>
-      <w:proofErr w:type="spellEnd"/>
-      <w:r>
-        <w:rPr>
-          <w:sz w:val="22"/>
-          <w:lang w:val="es-CL"/>
-        </w:rPr>
-        <w:t xml:space="preserve"> </w:t>
-      </w:r>
-      <w:proofErr w:type="spellStart"/>
-      <w:r>
-        <w:rPr>
-          <w:sz w:val="22"/>
-          <w:lang w:val="es-CL"/>
-        </w:rPr>
-        <w:t>Generation</w:t>
-      </w:r>
-      <w:proofErr w:type="spellEnd"/>
-      <w:r>
-        <w:rPr>
-          <w:sz w:val="22"/>
-          <w:lang w:val="es-CL"/>
-        </w:rPr>
-        <w:t xml:space="preserve"> (RAG).</w:t>
+        <w:t>La presente investigación se justificará desde una perspectiva educativa, tecnológica, científica y social, al abordar una problemática vigente relacionada con la enseñanza de la Matemática en estudiantes pertenecientes al Programa de Integración Escolar (PIE), mediante el desarrollo de un Sistema de Tutoría Inteligente basado en Inteligencia Artificial y una arquitectura Retrieval-Augmented Generation (RAG).</w:t>
       </w:r>
     </w:p>
     <w:p>
@@ -3700,39 +3567,7 @@
           <w:sz w:val="22"/>
           <w:lang w:val="es-CL"/>
         </w:rPr>
-        <w:t xml:space="preserve">Desde una perspectiva tecnológica, el proyecto buscará demostrar el potencial de las arquitecturas </w:t>
-      </w:r>
-      <w:proofErr w:type="spellStart"/>
-      <w:r>
-        <w:rPr>
-          <w:sz w:val="22"/>
-          <w:lang w:val="es-CL"/>
-        </w:rPr>
-        <w:t>Retrieval-Augmented</w:t>
-      </w:r>
-      <w:proofErr w:type="spellEnd"/>
-      <w:r>
-        <w:rPr>
-          <w:sz w:val="22"/>
-          <w:lang w:val="es-CL"/>
-        </w:rPr>
-        <w:t xml:space="preserve"> </w:t>
-      </w:r>
-      <w:proofErr w:type="spellStart"/>
-      <w:r>
-        <w:rPr>
-          <w:sz w:val="22"/>
-          <w:lang w:val="es-CL"/>
-        </w:rPr>
-        <w:t>Generation</w:t>
-      </w:r>
-      <w:proofErr w:type="spellEnd"/>
-      <w:r>
-        <w:rPr>
-          <w:sz w:val="22"/>
-          <w:lang w:val="es-CL"/>
-        </w:rPr>
-        <w:t xml:space="preserve"> como base para el desarrollo de Sistemas de Tutoría Inteligente aplicados al contexto escolar chileno. Si bien los modelos de lenguaje de gran escala han demostrado un importante avance en tareas de comprensión y generación de texto, continúan presentando limitaciones relacionadas con la generación de información incorrecta, desactualizada o carente de respaldo documental. La incorporación de una base de conocimiento construida a partir de documentación oficial del Ministerio de Educación permitirá fundamentar las respuestas del sistema en información curricular vigente, incrementando la confiabilidad de la tutoría y disminuyendo la probabilidad de alucinaciones durante la interacción con el estudiante.</w:t>
+        <w:t>Desde una perspectiva tecnológica, el proyecto buscará demostrar el potencial de las arquitecturas Retrieval-Augmented Generation como base para el desarrollo de Sistemas de Tutoría Inteligente aplicados al contexto escolar chileno. Si bien los modelos de lenguaje de gran escala han demostrado un importante avance en tareas de comprensión y generación de texto, continúan presentando limitaciones relacionadas con la generación de información incorrecta, desactualizada o carente de respaldo documental. La incorporación de una base de conocimiento construida a partir de documentación oficial del Ministerio de Educación permitirá fundamentar las respuestas del sistema en información curricular vigente, incrementando la confiabilidad de la tutoría y disminuyendo la probabilidad de alucinaciones durante la interacción con el estudiante.</w:t>
       </w:r>
     </w:p>
     <w:p>
@@ -3749,39 +3584,7 @@
           <w:sz w:val="22"/>
           <w:lang w:val="es-CL"/>
         </w:rPr>
-        <w:t xml:space="preserve">Desde el punto de vista científico, la investigación buscará aportar evidencia respecto de la aplicación conjunta de Sistemas de Tutoría Inteligente, modelos de lenguaje y arquitecturas </w:t>
-      </w:r>
-      <w:proofErr w:type="spellStart"/>
-      <w:r>
-        <w:rPr>
-          <w:sz w:val="22"/>
-          <w:lang w:val="es-CL"/>
-        </w:rPr>
-        <w:t>Retrieval-Augmented</w:t>
-      </w:r>
-      <w:proofErr w:type="spellEnd"/>
-      <w:r>
-        <w:rPr>
-          <w:sz w:val="22"/>
-          <w:lang w:val="es-CL"/>
-        </w:rPr>
-        <w:t xml:space="preserve"> </w:t>
-      </w:r>
-      <w:proofErr w:type="spellStart"/>
-      <w:r>
-        <w:rPr>
-          <w:sz w:val="22"/>
-          <w:lang w:val="es-CL"/>
-        </w:rPr>
-        <w:t>Generation</w:t>
-      </w:r>
-      <w:proofErr w:type="spellEnd"/>
-      <w:r>
-        <w:rPr>
-          <w:sz w:val="22"/>
-          <w:lang w:val="es-CL"/>
-        </w:rPr>
-        <w:t xml:space="preserve"> dentro del ámbito de la educación inclusiva. Si bien actualmente existe una amplia producción científica relacionada con Inteligencia Artificial aplicada a la educación, la mayor parte de estas investigaciones se ha concentrado en contextos universitarios, aprendizaje de idiomas o asistentes educativos de propósito general. En consecuencia, se identificará una oportunidad para investigar el comportamiento de estas tecnologías en </w:t>
+        <w:t xml:space="preserve">Desde el punto de vista científico, la investigación buscará aportar evidencia respecto de la aplicación conjunta de Sistemas de Tutoría Inteligente, modelos de lenguaje y arquitecturas Retrieval-Augmented Generation dentro del ámbito de la educación inclusiva. Si bien actualmente existe una amplia producción científica relacionada con Inteligencia Artificial aplicada a la educación, la mayor parte de estas investigaciones se ha concentrado en contextos universitarios, aprendizaje de idiomas o asistentes educativos de propósito general. En consecuencia, se identificará una oportunidad para investigar el comportamiento de estas tecnologías en </w:t>
       </w:r>
       <w:r>
         <w:rPr>
@@ -3840,39 +3643,7 @@
           <w:sz w:val="22"/>
           <w:lang w:val="es-CL"/>
         </w:rPr>
-        <w:t xml:space="preserve">La factibilidad del proyecto estará respaldada por la disponibilidad de herramientas de software de código abierto, documentación oficial del Ministerio de Educación y tecnologías consolidadas dentro del ámbito de la Inteligencia Artificial. El desarrollo se realizará utilizando Python como lenguaje principal de programación, </w:t>
-      </w:r>
-      <w:proofErr w:type="spellStart"/>
-      <w:r>
-        <w:rPr>
-          <w:sz w:val="22"/>
-          <w:lang w:val="es-CL"/>
-        </w:rPr>
-        <w:t>Streamlit</w:t>
-      </w:r>
-      <w:proofErr w:type="spellEnd"/>
-      <w:r>
-        <w:rPr>
-          <w:sz w:val="22"/>
-          <w:lang w:val="es-CL"/>
-        </w:rPr>
-        <w:t xml:space="preserve"> para la implementación de la interfaz de usuario, ChromaDB como almacén vectorial para la recuperación semántica de información y </w:t>
-      </w:r>
-      <w:proofErr w:type="spellStart"/>
-      <w:r>
-        <w:rPr>
-          <w:sz w:val="22"/>
-          <w:lang w:val="es-CL"/>
-        </w:rPr>
-        <w:t>MySQL</w:t>
-      </w:r>
-      <w:proofErr w:type="spellEnd"/>
-      <w:r>
-        <w:rPr>
-          <w:sz w:val="22"/>
-          <w:lang w:val="es-CL"/>
-        </w:rPr>
-        <w:t xml:space="preserve"> como sistema gestor de bases de datos para el almacenamiento persistente de las interacciones del sistema. Estas tecnologías cuentan con documentación disponible, comunidades activas de desarrollo y una integración adecuada para la construcción del prototipo propuesto.</w:t>
+        <w:t>La factibilidad del proyecto estará respaldada por la disponibilidad de herramientas de software de código abierto, documentación oficial del Ministerio de Educación y tecnologías consolidadas dentro del ámbito de la Inteligencia Artificial. El desarrollo se realizará utilizando Python como lenguaje principal de programación, Streamlit para la implementación de la interfaz de usuario, ChromaDB como almacén vectorial para la recuperación semántica de información y MySQL como sistema gestor de bases de datos para el almacenamiento persistente de las interacciones del sistema. Estas tecnologías cuentan con documentación disponible, comunidades activas de desarrollo y una integración adecuada para la construcción del prototipo propuesto.</w:t>
       </w:r>
     </w:p>
     <w:p>
@@ -3939,447 +3710,161 @@
       <w:pPr>
         <w:pStyle w:val="Titulo1"/>
       </w:pPr>
-      <w:bookmarkStart w:id="11" w:name="_Toc233843506"/>
+      <w:bookmarkStart w:id="10" w:name="_Toc233843506"/>
       <w:r>
         <w:lastRenderedPageBreak/>
         <w:t>5. Estado del Arte</w:t>
       </w:r>
+      <w:bookmarkEnd w:id="10"/>
+    </w:p>
+    <w:p>
+      <w:pPr>
+        <w:spacing w:after="240"/>
+        <w:rPr>
+          <w:sz w:val="22"/>
+          <w:lang w:val="es-CL"/>
+        </w:rPr>
+      </w:pPr>
+      <w:r>
+        <w:rPr>
+          <w:sz w:val="22"/>
+          <w:lang w:val="es-CL"/>
+        </w:rPr>
+        <w:t xml:space="preserve">El desarrollo de Sistemas de Tutoría Inteligente (Intelligent Tutoring Systems, ITS) constituye una de las principales líneas de investigación dentro del área de la Inteligencia Artificial aplicada a la educación. Desde sus primeras implementaciones, estos sistemas han buscado replicar parcialmente el acompañamiento que realiza un docente durante el proceso de enseñanza-aprendizaje, proporcionando retroalimentación personalizada, identificando errores cometidos por el estudiante y adaptando la dificultad de las actividades de acuerdo con su desempeño. Diversas investigaciones han demostrado que los ITS pueden mejorar significativamente el aprendizaje cuando incorporan mecanismos de personalización y acompañamiento continuo, aproximándose incluso a los beneficios obtenidos mediante tutorías individuales. </w:t>
+      </w:r>
+    </w:p>
+    <w:p>
+      <w:pPr>
+        <w:spacing w:after="240"/>
+        <w:rPr>
+          <w:sz w:val="22"/>
+          <w:lang w:val="es-CL"/>
+        </w:rPr>
+      </w:pPr>
+      <w:r>
+        <w:rPr>
+          <w:sz w:val="22"/>
+          <w:lang w:val="es-CL"/>
+        </w:rPr>
+        <w:t xml:space="preserve">En las últimas décadas, la evolución de la Inteligencia Artificial ha permitido incorporar nuevas capacidades a los Sistemas de Tutoría Inteligente mediante el uso de técnicas de Procesamiento de Lenguaje Natural (Natural Language Processing, NLP), aprendizaje automático y modelos de lenguaje de gran escala (Large Language Models, LLM). Estas tecnologías permiten establecer interacciones conversacionales más naturales entre el estudiante y el sistema, favoreciendo procesos de aprendizaje más dinámicos y adaptativos que los ofrecidos por los sistemas tradicionales basados únicamente en reglas predefinidas. </w:t>
+      </w:r>
+    </w:p>
+    <w:p>
+      <w:pPr>
+        <w:spacing w:after="240"/>
+        <w:rPr>
+          <w:sz w:val="22"/>
+          <w:lang w:val="es-CL"/>
+        </w:rPr>
+      </w:pPr>
+      <w:r>
+        <w:rPr>
+          <w:sz w:val="22"/>
+          <w:lang w:val="es-CL"/>
+        </w:rPr>
+        <w:t xml:space="preserve">Sin embargo, la incorporación de modelos de lenguaje también ha introducido nuevos desafíos. Uno de los principales problemas corresponde a las denominadas alucinaciones, fenómeno mediante el cual el modelo genera respuestas incorrectas o inventa información que aparenta ser verdadera. En el ámbito educativo, esta situación puede afectar negativamente el aprendizaje del estudiante, especialmente cuando la plataforma entrega soluciones erróneas o respuestas completas sin promover el razonamiento necesario para comprender el procedimiento utilizado. </w:t>
+      </w:r>
+    </w:p>
+    <w:p>
+      <w:pPr>
+        <w:spacing w:after="240"/>
+        <w:rPr>
+          <w:sz w:val="22"/>
+          <w:lang w:val="es-CL"/>
+        </w:rPr>
+      </w:pPr>
+      <w:r>
+        <w:rPr>
+          <w:sz w:val="22"/>
+          <w:lang w:val="es-CL"/>
+        </w:rPr>
+        <w:t xml:space="preserve">Con el objetivo de disminuir estas limitaciones, durante los últimos años ha surgido la arquitectura Retrieval-Augmented Generation (RAG), la cual combina modelos de lenguaje con sistemas de recuperación de información basados en bases documentales externas. En lugar de depender exclusivamente del conocimiento almacenado durante el entrenamiento del modelo, RAG recupera información relevante desde una base documental previamente indexada y utiliza dicho contexto para generar respuestas más precisas, verificables y fundamentadas. Esta arquitectura ha demostrado reducir significativamente la ocurrencia de alucinaciones y aumentar la confiabilidad de las respuestas generadas. </w:t>
+      </w:r>
+    </w:p>
+    <w:p>
+      <w:pPr>
+        <w:spacing w:after="240"/>
+        <w:rPr>
+          <w:sz w:val="22"/>
+          <w:lang w:val="es-CL"/>
+        </w:rPr>
+      </w:pPr>
+      <w:r>
+        <w:rPr>
+          <w:sz w:val="22"/>
+          <w:lang w:val="es-CL"/>
+        </w:rPr>
+        <w:t xml:space="preserve">Paralelamente, diversos organismos internacionales han destacado el potencial de la Inteligencia Artificial para fortalecer los procesos educativos, siempre que su implementación responda a principios éticos, promueva la inclusión y mantenga al estudiante como protagonista de su propio aprendizaje. En este contexto, la UNESCO plantea que las tecnologías basadas en Inteligencia Artificial deben complementar el trabajo docente y favorecer experiencias educativas centradas en el desarrollo del pensamiento crítico, evitando reemplazar los procesos cognitivos que forman parte del aprendizaje significativo. </w:t>
+      </w:r>
+    </w:p>
+    <w:p>
+      <w:pPr>
+        <w:spacing w:after="240"/>
+        <w:rPr>
+          <w:sz w:val="22"/>
+          <w:lang w:val="es-CL"/>
+        </w:rPr>
+      </w:pPr>
+      <w:r>
+        <w:rPr>
+          <w:sz w:val="22"/>
+          <w:lang w:val="es-CL"/>
+        </w:rPr>
+        <w:t>Desde la perspectiva de la educación inclusiva, el Diseño Universal para el Aprendizaje (DUA) propone que los entornos educativos ofrezcan múltiples formas de representación de la información, diversas alternativas de interacción y diferentes estrategias de motivación para responder a la diversidad presente en el aula. Este enfoque resulta especialmente pertinente para estudiantes pertenecientes al Programa de Integración Escolar (PIE), quienes frecuentemente requieren apoyos diferenciados para acceder al currículum escolar en igualdad de oportunidades.</w:t>
+      </w:r>
+    </w:p>
+    <w:p>
+      <w:pPr>
+        <w:spacing w:after="240"/>
+        <w:rPr>
+          <w:sz w:val="22"/>
+          <w:lang w:val="es-CL"/>
+        </w:rPr>
+      </w:pPr>
+      <w:r>
+        <w:rPr>
+          <w:sz w:val="22"/>
+          <w:lang w:val="es-CL"/>
+        </w:rPr>
+        <w:t>A pesar del crecimiento de las investigaciones relacionadas con Inteligencia Artificial aplicada a la educación, aún existe un número reducido de estudios orientados específicamente al desarrollo de Sistemas de Tutoría Inteligente para estudiantes con Necesidades Educativas Especiales dentro del contexto escolar chileno. La mayoría de las plataformas actuales han sido diseñadas para población general y utilizan modelos de lenguaje capaces de responder preguntas abiertas, pero carecen de mecanismos específicos orientados al aprendizaje procedimental, la adaptación pedagógica basada en el currículum nacional y la incorporación de principios de accesibilidad como los propuestos por el Diseño Universal para el Aprendizaje.</w:t>
+      </w:r>
+    </w:p>
+    <w:p>
+      <w:pPr>
+        <w:spacing w:after="240"/>
+        <w:rPr>
+          <w:sz w:val="22"/>
+          <w:lang w:val="es-CL"/>
+        </w:rPr>
+      </w:pPr>
+      <w:r>
+        <w:rPr>
+          <w:sz w:val="22"/>
+          <w:lang w:val="es-CL"/>
+        </w:rPr>
+        <w:t xml:space="preserve">En consecuencia, la presente investigación buscará aportar al estado actual del conocimiento mediante el diseño de un Sistema de Tutoría Inteligente basado en Retrieval-Augmented Generation que utilice </w:t>
+      </w:r>
+      <w:r>
+        <w:rPr>
+          <w:sz w:val="22"/>
+          <w:lang w:val="es-CL"/>
+        </w:rPr>
+        <w:lastRenderedPageBreak/>
+        <w:t>documentación oficial del Ministerio de Educación de Chile como fuente principal de información, incorporando estrategias de tutoría socrática, adaptación del lenguaje y apoyos orientados a estudiantes pertenecientes al Programa de Integración Escolar.</w:t>
+      </w:r>
+    </w:p>
+    <w:p>
+      <w:pPr>
+        <w:pStyle w:val="Titulo1"/>
+      </w:pPr>
+      <w:bookmarkStart w:id="11" w:name="_Toc233843507"/>
+      <w:r>
+        <w:t xml:space="preserve">6. Estado de la </w:t>
+      </w:r>
       <w:bookmarkEnd w:id="11"/>
-    </w:p>
-    <w:p>
-      <w:pPr>
-        <w:spacing w:after="240"/>
-        <w:rPr>
-          <w:lang w:val="es-CL"/>
-        </w:rPr>
-      </w:pPr>
-      <w:r>
-        <w:rPr>
-          <w:lang w:val="es-CL"/>
-        </w:rPr>
-        <w:t xml:space="preserve">El desarrollo de Sistemas de Tutoría Inteligente (Intelligent </w:t>
-      </w:r>
-      <w:proofErr w:type="spellStart"/>
-      <w:r>
-        <w:rPr>
-          <w:lang w:val="es-CL"/>
-        </w:rPr>
-        <w:t>Tutoring</w:t>
-      </w:r>
-      <w:proofErr w:type="spellEnd"/>
-      <w:r>
-        <w:rPr>
-          <w:lang w:val="es-CL"/>
-        </w:rPr>
-        <w:t xml:space="preserve"> </w:t>
-      </w:r>
-      <w:proofErr w:type="spellStart"/>
-      <w:r>
-        <w:rPr>
-          <w:lang w:val="es-CL"/>
-        </w:rPr>
-        <w:t>Systems</w:t>
-      </w:r>
-      <w:proofErr w:type="spellEnd"/>
-      <w:r>
-        <w:rPr>
-          <w:lang w:val="es-CL"/>
-        </w:rPr>
-        <w:t xml:space="preserve">, ITS) constituye una de las principales líneas de investigación dentro del área de la Inteligencia Artificial aplicada a la educación. Desde sus primeras implementaciones, estos sistemas han buscado replicar parcialmente el acompañamiento que realiza un docente durante el proceso de enseñanza-aprendizaje, proporcionando retroalimentación personalizada, identificando errores cometidos por el estudiante y adaptando la dificultad de las actividades de acuerdo con su desempeño. Diversas investigaciones han demostrado que los ITS pueden mejorar significativamente el aprendizaje cuando incorporan mecanismos de personalización y acompañamiento continuo, aproximándose incluso a los beneficios obtenidos mediante tutorías individuales. </w:t>
-      </w:r>
-    </w:p>
-    <w:p>
-      <w:pPr>
-        <w:spacing w:after="240"/>
-        <w:rPr>
-          <w:lang w:val="es-CL"/>
-        </w:rPr>
-      </w:pPr>
-      <w:r>
-        <w:rPr>
-          <w:lang w:val="es-CL"/>
-        </w:rPr>
-        <w:t xml:space="preserve">En las últimas décadas, la evolución de la Inteligencia Artificial ha permitido incorporar nuevas capacidades a los Sistemas de Tutoría Inteligente mediante el uso de técnicas de Procesamiento de Lenguaje Natural (Natural </w:t>
-      </w:r>
-      <w:proofErr w:type="spellStart"/>
-      <w:r>
-        <w:rPr>
-          <w:lang w:val="es-CL"/>
-        </w:rPr>
-        <w:t>Language</w:t>
-      </w:r>
-      <w:proofErr w:type="spellEnd"/>
-      <w:r>
-        <w:rPr>
-          <w:lang w:val="es-CL"/>
-        </w:rPr>
-        <w:t xml:space="preserve"> </w:t>
-      </w:r>
-      <w:proofErr w:type="spellStart"/>
-      <w:r>
-        <w:rPr>
-          <w:lang w:val="es-CL"/>
-        </w:rPr>
-        <w:t>Processing</w:t>
-      </w:r>
-      <w:proofErr w:type="spellEnd"/>
-      <w:r>
-        <w:rPr>
-          <w:lang w:val="es-CL"/>
-        </w:rPr>
-        <w:t xml:space="preserve">, NLP), aprendizaje automático y modelos de lenguaje de gran escala (Large </w:t>
-      </w:r>
-      <w:proofErr w:type="spellStart"/>
-      <w:r>
-        <w:rPr>
-          <w:lang w:val="es-CL"/>
-        </w:rPr>
-        <w:t>Language</w:t>
-      </w:r>
-      <w:proofErr w:type="spellEnd"/>
-      <w:r>
-        <w:rPr>
-          <w:lang w:val="es-CL"/>
-        </w:rPr>
-        <w:t xml:space="preserve"> </w:t>
-      </w:r>
-      <w:proofErr w:type="spellStart"/>
-      <w:r>
-        <w:rPr>
-          <w:lang w:val="es-CL"/>
-        </w:rPr>
-        <w:t>Models</w:t>
-      </w:r>
-      <w:proofErr w:type="spellEnd"/>
-      <w:r>
-        <w:rPr>
-          <w:lang w:val="es-CL"/>
-        </w:rPr>
-        <w:t xml:space="preserve">, LLM). Estas tecnologías permiten establecer interacciones conversacionales más naturales entre el estudiante y el sistema, favoreciendo procesos de aprendizaje más dinámicos y adaptativos que los ofrecidos por los sistemas tradicionales basados únicamente en reglas predefinidas. </w:t>
-      </w:r>
-    </w:p>
-    <w:p>
-      <w:pPr>
-        <w:spacing w:after="240"/>
-        <w:rPr>
-          <w:lang w:val="es-CL"/>
-        </w:rPr>
-      </w:pPr>
-      <w:r>
-        <w:rPr>
-          <w:lang w:val="es-CL"/>
-        </w:rPr>
-        <w:t xml:space="preserve">Sin embargo, la incorporación de modelos de lenguaje también ha introducido nuevos desafíos. Uno de los principales problemas corresponde a las denominadas alucinaciones, fenómeno mediante el cual el modelo genera respuestas incorrectas o inventa información que aparenta ser verdadera. En el ámbito educativo, esta situación puede afectar negativamente el aprendizaje del estudiante, especialmente cuando la plataforma entrega soluciones erróneas o respuestas completas sin promover el razonamiento necesario para comprender el procedimiento utilizado. </w:t>
-      </w:r>
-    </w:p>
-    <w:p>
-      <w:pPr>
-        <w:spacing w:after="240"/>
-        <w:rPr>
-          <w:lang w:val="es-CL"/>
-        </w:rPr>
-      </w:pPr>
-      <w:r>
-        <w:rPr>
-          <w:lang w:val="es-CL"/>
-        </w:rPr>
-        <w:t xml:space="preserve">Con el objetivo de disminuir estas limitaciones, durante los últimos años ha surgido la arquitectura </w:t>
-      </w:r>
-      <w:proofErr w:type="spellStart"/>
-      <w:r>
-        <w:rPr>
-          <w:lang w:val="es-CL"/>
-        </w:rPr>
-        <w:t>Retrieval-Augmented</w:t>
-      </w:r>
-      <w:proofErr w:type="spellEnd"/>
-      <w:r>
-        <w:rPr>
-          <w:lang w:val="es-CL"/>
-        </w:rPr>
-        <w:t xml:space="preserve"> </w:t>
-      </w:r>
-      <w:proofErr w:type="spellStart"/>
-      <w:r>
-        <w:rPr>
-          <w:lang w:val="es-CL"/>
-        </w:rPr>
-        <w:t>Generation</w:t>
-      </w:r>
-      <w:proofErr w:type="spellEnd"/>
-      <w:r>
-        <w:rPr>
-          <w:lang w:val="es-CL"/>
-        </w:rPr>
-        <w:t xml:space="preserve"> (RAG), la cual combina modelos de lenguaje con sistemas de recuperación de información basados en bases documentales externas. En lugar de depender exclusivamente del conocimiento almacenado durante el entrenamiento del modelo, RAG recupera información relevante desde una base documental previamente indexada y utiliza dicho contexto para generar respuestas más precisas, verificables y fundamentadas. Esta arquitectura ha demostrado reducir significativamente la ocurrencia de alucinaciones y aumentar la confiabilidad de las respuestas generadas. </w:t>
-      </w:r>
-    </w:p>
-    <w:p>
-      <w:pPr>
-        <w:spacing w:after="240"/>
-        <w:rPr>
-          <w:lang w:val="es-CL"/>
-        </w:rPr>
-      </w:pPr>
-      <w:r>
-        <w:rPr>
-          <w:lang w:val="es-CL"/>
-        </w:rPr>
-        <w:t xml:space="preserve">Paralelamente, diversos organismos internacionales han destacado el potencial de la Inteligencia Artificial para fortalecer los procesos educativos, siempre que su implementación responda a principios éticos, promueva la inclusión y mantenga al estudiante como protagonista de su propio aprendizaje. En este contexto, la UNESCO plantea que las tecnologías basadas en Inteligencia Artificial deben complementar el trabajo docente y favorecer experiencias educativas centradas en el desarrollo del pensamiento crítico, evitando reemplazar los procesos cognitivos que forman parte del aprendizaje significativo. </w:t>
-      </w:r>
-    </w:p>
-    <w:p>
-      <w:pPr>
-        <w:spacing w:after="240"/>
-        <w:rPr>
-          <w:lang w:val="es-CL"/>
-        </w:rPr>
-      </w:pPr>
-      <w:r>
-        <w:rPr>
-          <w:lang w:val="es-CL"/>
-        </w:rPr>
-        <w:t>Desde la perspectiva de la educación inclusiva, el Diseño Universal para el Aprendizaje (DUA) propone que los entornos educativos ofrezcan múltiples formas de representación de la información, diversas alternativas de interacción y diferentes estrategias de motivación para responder a la diversidad presente en el aula. Este enfoque resulta especialmente pertinente para estudiantes pertenecientes al Programa de Integración Escolar (PIE), quienes frecuentemente requieren apoyos diferenciados para acceder al currículum escolar en igualdad de oportunidades.</w:t>
-      </w:r>
-    </w:p>
-    <w:p>
-      <w:pPr>
-        <w:spacing w:after="240"/>
-        <w:rPr>
-          <w:lang w:val="es-CL"/>
-        </w:rPr>
-      </w:pPr>
-      <w:r>
-        <w:rPr>
-          <w:lang w:val="es-CL"/>
-        </w:rPr>
-        <w:t xml:space="preserve">A pesar del crecimiento de las investigaciones relacionadas con Inteligencia Artificial aplicada a la educación, aún existe un número reducido de estudios orientados específicamente al desarrollo de </w:t>
-      </w:r>
-      <w:r>
-        <w:rPr>
-          <w:lang w:val="es-CL"/>
-        </w:rPr>
-        <w:lastRenderedPageBreak/>
-        <w:t>Sistemas de Tutoría Inteligente para estudiantes con Necesidades Educativas Especiales dentro del contexto escolar chileno. La mayoría de las plataformas actuales han sido diseñadas para población general y utilizan modelos de lenguaje capaces de responder preguntas abiertas, pero carecen de mecanismos específicos orientados al aprendizaje procedimental, la adaptación pedagógica basada en el currículum nacional y la incorporación de principios de accesibilidad como los propuestos por el Diseño Universal para el Aprendizaje.</w:t>
-      </w:r>
-    </w:p>
-    <w:p>
-      <w:pPr>
-        <w:spacing w:after="240"/>
-        <w:rPr>
-          <w:lang w:val="es-CL"/>
-        </w:rPr>
-      </w:pPr>
-      <w:r>
-        <w:rPr>
-          <w:lang w:val="es-CL"/>
-        </w:rPr>
-        <w:t xml:space="preserve">En consecuencia, la presente investigación buscará aportar al estado actual del conocimiento mediante el diseño de un Sistema de Tutoría Inteligente basado en </w:t>
-      </w:r>
-      <w:proofErr w:type="spellStart"/>
-      <w:r>
-        <w:rPr>
-          <w:lang w:val="es-CL"/>
-        </w:rPr>
-        <w:t>Retrieval-Augmented</w:t>
-      </w:r>
-      <w:proofErr w:type="spellEnd"/>
-      <w:r>
-        <w:rPr>
-          <w:lang w:val="es-CL"/>
-        </w:rPr>
-        <w:t xml:space="preserve"> </w:t>
-      </w:r>
-      <w:proofErr w:type="spellStart"/>
-      <w:r>
-        <w:rPr>
-          <w:lang w:val="es-CL"/>
-        </w:rPr>
-        <w:t>Generation</w:t>
-      </w:r>
-      <w:proofErr w:type="spellEnd"/>
-      <w:r>
-        <w:rPr>
-          <w:lang w:val="es-CL"/>
-        </w:rPr>
-        <w:t xml:space="preserve"> que utilice documentación oficial del Ministerio de Educación de Chile como fuente principal de información, incorporando estrategias de tutoría socrática, adaptación del lenguaje y apoyos orientados a estudiantes pertenecientes al Programa de Integración Escolar.</w:t>
-      </w:r>
-    </w:p>
-    <w:p>
-      <w:pPr>
-        <w:spacing w:after="240"/>
-        <w:rPr>
-          <w:lang w:val="es-CL"/>
-        </w:rPr>
-      </w:pPr>
-    </w:p>
-    <w:p>
-      <w:pPr>
-        <w:spacing w:after="240"/>
-        <w:rPr>
-          <w:lang w:val="es-CL"/>
-        </w:rPr>
-      </w:pPr>
-    </w:p>
-    <w:p>
-      <w:pPr>
-        <w:spacing w:after="240"/>
-        <w:rPr>
-          <w:lang w:val="es-CL"/>
-        </w:rPr>
-      </w:pPr>
-    </w:p>
-    <w:p>
-      <w:pPr>
-        <w:spacing w:after="240"/>
-        <w:rPr>
-          <w:lang w:val="es-CL"/>
-        </w:rPr>
-      </w:pPr>
-    </w:p>
-    <w:p>
-      <w:pPr>
-        <w:spacing w:after="240"/>
-        <w:rPr>
-          <w:lang w:val="es-CL"/>
-        </w:rPr>
-      </w:pPr>
-    </w:p>
-    <w:p>
-      <w:pPr>
-        <w:spacing w:after="240"/>
-        <w:rPr>
-          <w:lang w:val="es-CL"/>
-        </w:rPr>
-      </w:pPr>
-    </w:p>
-    <w:p>
-      <w:pPr>
-        <w:spacing w:after="240"/>
-        <w:rPr>
-          <w:lang w:val="es-CL"/>
-        </w:rPr>
-      </w:pPr>
-    </w:p>
-    <w:p>
-      <w:pPr>
-        <w:spacing w:after="240"/>
-        <w:rPr>
-          <w:lang w:val="es-CL"/>
-        </w:rPr>
-      </w:pPr>
-    </w:p>
-    <w:p>
-      <w:pPr>
-        <w:spacing w:after="240"/>
-        <w:rPr>
-          <w:lang w:val="es-CL"/>
-        </w:rPr>
-      </w:pPr>
-    </w:p>
-    <w:p>
-      <w:pPr>
-        <w:spacing w:after="240"/>
-        <w:rPr>
-          <w:lang w:val="es-CL"/>
-        </w:rPr>
-      </w:pPr>
-    </w:p>
-    <w:p>
-      <w:pPr>
-        <w:spacing w:after="240"/>
-        <w:rPr>
-          <w:lang w:val="es-CL"/>
-        </w:rPr>
-      </w:pPr>
-    </w:p>
-    <w:p>
-      <w:pPr>
-        <w:spacing w:after="240"/>
-        <w:rPr>
-          <w:lang w:val="es-CL"/>
-        </w:rPr>
-      </w:pPr>
-    </w:p>
-    <w:p>
-      <w:pPr>
-        <w:spacing w:after="240"/>
-        <w:rPr>
-          <w:lang w:val="es-CL"/>
-        </w:rPr>
-      </w:pPr>
-    </w:p>
-    <w:p>
-      <w:pPr>
-        <w:spacing w:after="240"/>
-        <w:rPr>
-          <w:lang w:val="es-CL"/>
-        </w:rPr>
-      </w:pPr>
-    </w:p>
-    <w:p>
-      <w:pPr>
-        <w:spacing w:after="240"/>
-        <w:rPr>
-          <w:lang w:val="es-CL"/>
-        </w:rPr>
-      </w:pPr>
-    </w:p>
-    <w:p>
-      <w:pPr>
-        <w:spacing w:after="240"/>
-        <w:rPr>
-          <w:lang w:val="es-CL"/>
-        </w:rPr>
-      </w:pPr>
-    </w:p>
-    <w:p>
-      <w:pPr>
-        <w:spacing w:after="240"/>
-        <w:rPr>
-          <w:lang w:val="es-CL"/>
-        </w:rPr>
-      </w:pPr>
-    </w:p>
-    <w:p>
-      <w:pPr>
-        <w:spacing w:after="240"/>
-        <w:rPr>
-          <w:lang w:val="es-CL"/>
-        </w:rPr>
-      </w:pPr>
-    </w:p>
-    <w:p>
-      <w:pPr>
-        <w:spacing w:after="240"/>
-        <w:rPr>
-          <w:lang w:val="es-CL"/>
-        </w:rPr>
-      </w:pPr>
-    </w:p>
-    <w:p>
-      <w:pPr>
-        <w:spacing w:after="240"/>
-        <w:rPr>
-          <w:lang w:val="es-CL"/>
-        </w:rPr>
-      </w:pPr>
-    </w:p>
-    <w:p>
-      <w:pPr>
-        <w:pStyle w:val="Titulo1"/>
-      </w:pPr>
-      <w:bookmarkStart w:id="12" w:name="_Toc233843507"/>
-      <w:r>
-        <w:lastRenderedPageBreak/>
-        <w:t xml:space="preserve">6. Estado de la </w:t>
-      </w:r>
-      <w:proofErr w:type="spellStart"/>
-      <w:r>
-        <w:t>Tecnica</w:t>
-      </w:r>
-      <w:bookmarkEnd w:id="12"/>
-      <w:proofErr w:type="spellEnd"/>
+      <w:r>
+        <w:t>Técnica</w:t>
+      </w:r>
     </w:p>
     <w:p>
       <w:pPr>
@@ -4388,28 +3873,16 @@
         </w:tabs>
         <w:spacing w:after="240"/>
         <w:rPr>
+          <w:sz w:val="22"/>
           <w:lang w:val="es-CL"/>
         </w:rPr>
       </w:pPr>
       <w:r>
         <w:rPr>
+          <w:sz w:val="22"/>
           <w:lang w:val="es-CL"/>
         </w:rPr>
-        <w:t xml:space="preserve">El estado actual de la tecnología evidencia un crecimiento acelerado de herramientas basadas en Inteligencia Artificial Generativa aplicadas al ámbito educativo. Plataformas como </w:t>
-      </w:r>
-      <w:proofErr w:type="spellStart"/>
-      <w:r>
-        <w:rPr>
-          <w:lang w:val="es-CL"/>
-        </w:rPr>
-        <w:t>ChatGPT</w:t>
-      </w:r>
-      <w:proofErr w:type="spellEnd"/>
-      <w:r>
-        <w:rPr>
-          <w:lang w:val="es-CL"/>
-        </w:rPr>
-        <w:t>, Claude y Gemini han demostrado una alta capacidad para responder preguntas complejas, generar explicaciones, resumir contenidos y apoyar diversas actividades académicas. Sin embargo, estas soluciones corresponden principalmente a modelos de propósito general, por lo que sus respuestas dependen del conocimiento adquirido durante su entrenamiento y pueden presentar limitaciones relacionadas con la actualización de información, trazabilidad de las respuestas y generación de contenido incorrecto o no verificable.</w:t>
+        <w:t>El estado actual de la tecnología evidencia un crecimiento acelerado de herramientas basadas en Inteligencia Artificial Generativa aplicadas al ámbito educativo. Plataformas como ChatGPT, Claude y Gemini han demostrado una alta capacidad para responder preguntas complejas, generar explicaciones, resumir contenidos y apoyar diversas actividades académicas. Sin embargo, estas soluciones corresponden principalmente a modelos de propósito general, por lo que sus respuestas dependen del conocimiento adquirido durante su entrenamiento y pueden presentar limitaciones relacionadas con la actualización de información, trazabilidad de las respuestas y generación de contenido incorrecto o no verificable.</w:t>
       </w:r>
     </w:p>
     <w:p>
@@ -4419,42 +3892,16 @@
         </w:tabs>
         <w:spacing w:after="240"/>
         <w:rPr>
+          <w:sz w:val="22"/>
           <w:lang w:val="es-CL"/>
         </w:rPr>
       </w:pPr>
       <w:r>
         <w:rPr>
+          <w:sz w:val="22"/>
           <w:lang w:val="es-CL"/>
         </w:rPr>
-        <w:t xml:space="preserve">Para enfrentar estas limitaciones, durante los últimos años han surgido arquitecturas </w:t>
-      </w:r>
-      <w:proofErr w:type="spellStart"/>
-      <w:r>
-        <w:rPr>
-          <w:lang w:val="es-CL"/>
-        </w:rPr>
-        <w:t>Retrieval-Augmented</w:t>
-      </w:r>
-      <w:proofErr w:type="spellEnd"/>
-      <w:r>
-        <w:rPr>
-          <w:lang w:val="es-CL"/>
-        </w:rPr>
-        <w:t xml:space="preserve"> </w:t>
-      </w:r>
-      <w:proofErr w:type="spellStart"/>
-      <w:r>
-        <w:rPr>
-          <w:lang w:val="es-CL"/>
-        </w:rPr>
-        <w:t>Generation</w:t>
-      </w:r>
-      <w:proofErr w:type="spellEnd"/>
-      <w:r>
-        <w:rPr>
-          <w:lang w:val="es-CL"/>
-        </w:rPr>
-        <w:t xml:space="preserve"> (RAG), las cuales incorporan mecanismos de recuperación de información desde bases documentales externas antes de generar una respuesta. Este enfoque permite fundamentar las respuestas utilizando documentos específicos, reduciendo significativamente la aparición de alucinaciones y facilitando la actualización del conocimiento sin necesidad de reentrenar completamente el modelo de lenguaje. </w:t>
+        <w:t xml:space="preserve">Para enfrentar estas limitaciones, durante los últimos años han surgido arquitecturas Retrieval-Augmented Generation (RAG), las cuales incorporan mecanismos de recuperación de información desde bases documentales externas antes de generar una respuesta. Este enfoque permite fundamentar las respuestas utilizando documentos específicos, reduciendo significativamente la aparición de alucinaciones y facilitando la actualización del conocimiento sin necesidad de reentrenar completamente el modelo de lenguaje. </w:t>
       </w:r>
     </w:p>
     <w:p>
@@ -4464,70 +3911,16 @@
         </w:tabs>
         <w:spacing w:after="240"/>
         <w:rPr>
+          <w:sz w:val="22"/>
           <w:lang w:val="es-CL"/>
         </w:rPr>
       </w:pPr>
       <w:r>
         <w:rPr>
+          <w:sz w:val="22"/>
           <w:lang w:val="es-CL"/>
         </w:rPr>
-        <w:t xml:space="preserve">Desde el punto de vista del desarrollo de software, diversas herramientas han facilitado la implementación de este tipo de soluciones. </w:t>
-      </w:r>
-      <w:proofErr w:type="spellStart"/>
-      <w:r>
-        <w:rPr>
-          <w:lang w:val="es-CL"/>
-        </w:rPr>
-        <w:t>Frameworks</w:t>
-      </w:r>
-      <w:proofErr w:type="spellEnd"/>
-      <w:r>
-        <w:rPr>
-          <w:lang w:val="es-CL"/>
-        </w:rPr>
-        <w:t xml:space="preserve"> como </w:t>
-      </w:r>
-      <w:proofErr w:type="spellStart"/>
-      <w:r>
-        <w:rPr>
-          <w:lang w:val="es-CL"/>
-        </w:rPr>
-        <w:t>Streamlit</w:t>
-      </w:r>
-      <w:proofErr w:type="spellEnd"/>
-      <w:r>
-        <w:rPr>
-          <w:lang w:val="es-CL"/>
-        </w:rPr>
-        <w:t xml:space="preserve"> permiten construir aplicaciones web interactivas mediante Python, mientras que bibliotecas como </w:t>
-      </w:r>
-      <w:proofErr w:type="spellStart"/>
-      <w:r>
-        <w:rPr>
-          <w:lang w:val="es-CL"/>
-        </w:rPr>
-        <w:t>LangChain</w:t>
-      </w:r>
-      <w:proofErr w:type="spellEnd"/>
-      <w:r>
-        <w:rPr>
-          <w:lang w:val="es-CL"/>
-        </w:rPr>
-        <w:t xml:space="preserve"> facilitan la integración entre modelos de lenguaje, motores de búsqueda semántica y bases documentales vectoriales. A su vez, tecnologías como ChromaDB permiten almacenar representaciones vectoriales de documentos curriculares, posibilitando búsquedas semánticas eficientes mediante </w:t>
-      </w:r>
-      <w:proofErr w:type="spellStart"/>
-      <w:r>
-        <w:rPr>
-          <w:lang w:val="es-CL"/>
-        </w:rPr>
-        <w:t>embeddings</w:t>
-      </w:r>
-      <w:proofErr w:type="spellEnd"/>
-      <w:r>
-        <w:rPr>
-          <w:lang w:val="es-CL"/>
-        </w:rPr>
-        <w:t>.</w:t>
+        <w:t>Desde el punto de vista del desarrollo de software, diversas herramientas han facilitado la implementación de este tipo de soluciones. Frameworks como Streamlit permiten construir aplicaciones web interactivas mediante Python, mientras que bibliotecas como LangChain facilitan la integración entre modelos de lenguaje, motores de búsqueda semántica y bases documentales vectoriales. A su vez, tecnologías como ChromaDB permiten almacenar representaciones vectoriales de documentos curriculares, posibilitando búsquedas semánticas eficientes mediante embeddings.</w:t>
       </w:r>
     </w:p>
     <w:p>
@@ -4537,11 +3930,13 @@
         </w:tabs>
         <w:spacing w:after="240"/>
         <w:rPr>
+          <w:sz w:val="22"/>
           <w:lang w:val="es-CL"/>
         </w:rPr>
       </w:pPr>
       <w:r>
         <w:rPr>
+          <w:sz w:val="22"/>
           <w:lang w:val="es-CL"/>
         </w:rPr>
         <w:t>En el ámbito educativo existen además plataformas comerciales que incorporan Inteligencia Artificial como apoyo al aprendizaje. No obstante, la mayoría de estas soluciones se orienta a población general y no considera aspectos propios de la educación inclusiva chilena, tales como la adaptación del lenguaje, el acompañamiento procedimental, el uso de documentación oficial del Ministerio de Educación ni la implementación de estrategias específicamente dirigidas a estudiantes pertenecientes al Programa de Integración Escolar.</w:t>
@@ -4554,11 +3949,13 @@
         </w:tabs>
         <w:spacing w:after="240"/>
         <w:rPr>
+          <w:sz w:val="22"/>
           <w:lang w:val="es-CL"/>
         </w:rPr>
       </w:pPr>
       <w:r>
         <w:rPr>
+          <w:sz w:val="22"/>
           <w:lang w:val="es-CL"/>
         </w:rPr>
         <w:t>Por esta razón, el desarrollo propuesto en esta investigación combinará tecnologías actuales ampliamente utilizadas en la industria con estrategias pedagógicas propias de los Sistemas de Tutoría Inteligente, buscando construir una solución especializada para el contexto educativo chileno.</w:t>
@@ -4570,6 +3967,9 @@
           <w:tab w:val="left" w:pos="900"/>
         </w:tabs>
         <w:spacing w:after="240"/>
+        <w:rPr>
+          <w:sz w:val="22"/>
+        </w:rPr>
       </w:pPr>
     </w:p>
     <w:p>
@@ -4578,6 +3978,9 @@
           <w:tab w:val="left" w:pos="900"/>
         </w:tabs>
         <w:spacing w:after="240"/>
+        <w:rPr>
+          <w:sz w:val="22"/>
+        </w:rPr>
       </w:pPr>
     </w:p>
     <w:p>
@@ -4586,6 +3989,9 @@
           <w:tab w:val="left" w:pos="900"/>
         </w:tabs>
         <w:spacing w:after="240"/>
+        <w:rPr>
+          <w:sz w:val="22"/>
+        </w:rPr>
       </w:pPr>
     </w:p>
     <w:p>
@@ -4594,6 +4000,9 @@
           <w:tab w:val="left" w:pos="900"/>
         </w:tabs>
         <w:spacing w:after="240"/>
+        <w:rPr>
+          <w:sz w:val="22"/>
+        </w:rPr>
       </w:pPr>
     </w:p>
     <w:p>
@@ -4602,6 +4011,9 @@
           <w:tab w:val="left" w:pos="900"/>
         </w:tabs>
         <w:spacing w:after="240"/>
+        <w:rPr>
+          <w:sz w:val="22"/>
+        </w:rPr>
       </w:pPr>
     </w:p>
     <w:p>
@@ -4610,6 +4022,9 @@
           <w:tab w:val="left" w:pos="900"/>
         </w:tabs>
         <w:spacing w:after="240"/>
+        <w:rPr>
+          <w:sz w:val="22"/>
+        </w:rPr>
       </w:pPr>
     </w:p>
     <w:p>
@@ -4618,33 +4033,69 @@
           <w:tab w:val="left" w:pos="900"/>
         </w:tabs>
         <w:spacing w:after="240"/>
+        <w:rPr>
+          <w:sz w:val="22"/>
+        </w:rPr>
+      </w:pPr>
+    </w:p>
+    <w:p>
+      <w:pPr>
+        <w:tabs>
+          <w:tab w:val="left" w:pos="900"/>
+        </w:tabs>
+        <w:spacing w:after="240"/>
+        <w:rPr>
+          <w:sz w:val="22"/>
+        </w:rPr>
+      </w:pPr>
+    </w:p>
+    <w:p>
+      <w:pPr>
+        <w:tabs>
+          <w:tab w:val="left" w:pos="900"/>
+        </w:tabs>
+        <w:spacing w:after="240"/>
+        <w:rPr>
+          <w:sz w:val="22"/>
+        </w:rPr>
+      </w:pPr>
+    </w:p>
+    <w:p>
+      <w:pPr>
+        <w:tabs>
+          <w:tab w:val="left" w:pos="900"/>
+        </w:tabs>
+        <w:spacing w:after="240"/>
+        <w:rPr>
+          <w:sz w:val="22"/>
+        </w:rPr>
       </w:pPr>
     </w:p>
     <w:p>
       <w:pPr>
         <w:pStyle w:val="Titulo1"/>
       </w:pPr>
-      <w:bookmarkStart w:id="13" w:name="_Toc233843508"/>
+      <w:bookmarkStart w:id="12" w:name="_Toc233843508"/>
       <w:r>
         <w:lastRenderedPageBreak/>
         <w:t xml:space="preserve">7. Brechas de </w:t>
       </w:r>
-      <w:proofErr w:type="spellStart"/>
-      <w:r>
-        <w:t>Investigacion</w:t>
-      </w:r>
-      <w:bookmarkEnd w:id="13"/>
-      <w:proofErr w:type="spellEnd"/>
+      <w:bookmarkEnd w:id="12"/>
+      <w:r>
+        <w:t>Investigación</w:t>
+      </w:r>
     </w:p>
     <w:p>
       <w:pPr>
         <w:spacing w:after="240"/>
         <w:rPr>
+          <w:sz w:val="22"/>
           <w:lang w:val="es-CL"/>
         </w:rPr>
       </w:pPr>
       <w:r>
         <w:rPr>
+          <w:sz w:val="22"/>
           <w:lang w:val="es-CL"/>
         </w:rPr>
         <w:t>A partir de la revisión de la literatura y del estado actual de las tecnologías disponibles, es posible identificar diversas brechas de investigación que justifican el desarrollo del presente proyecto.</w:t>
@@ -4654,11 +4105,13 @@
       <w:pPr>
         <w:spacing w:after="240"/>
         <w:rPr>
+          <w:sz w:val="22"/>
           <w:lang w:val="es-CL"/>
         </w:rPr>
       </w:pPr>
       <w:r>
         <w:rPr>
+          <w:sz w:val="22"/>
           <w:lang w:val="es-CL"/>
         </w:rPr>
         <w:t>En primer lugar, existe una limitada cantidad de Sistemas de Tutoría Inteligente orientados específicamente a estudiantes con Necesidades Educativas Especiales pertenecientes al Programa de Integración Escolar chileno. La mayoría de las investigaciones disponibles se centra en contextos internacionales o en estudiantes sin adaptaciones curriculares específicas.</w:t>
@@ -4668,11 +4121,13 @@
       <w:pPr>
         <w:spacing w:after="240"/>
         <w:rPr>
+          <w:sz w:val="22"/>
           <w:lang w:val="es-CL"/>
         </w:rPr>
       </w:pPr>
       <w:r>
         <w:rPr>
+          <w:sz w:val="22"/>
           <w:lang w:val="es-CL"/>
         </w:rPr>
         <w:t>En segundo lugar, aunque los modelos de lenguaje actuales presentan un alto nivel de desempeño conversacional, continúan privilegiando la entrega de respuestas directas, reduciendo las oportunidades para que el estudiante construya su propio razonamiento durante la resolución de problemas matemáticos. Esta característica resulta especialmente crítica cuando se busca desarrollar habilidades procedimentales y pensamiento lógico.</w:t>
@@ -4682,189 +4137,153 @@
       <w:pPr>
         <w:spacing w:after="240"/>
         <w:rPr>
+          <w:sz w:val="22"/>
           <w:lang w:val="es-CL"/>
         </w:rPr>
       </w:pPr>
       <w:r>
         <w:rPr>
+          <w:sz w:val="22"/>
           <w:lang w:val="es-CL"/>
         </w:rPr>
-        <w:t xml:space="preserve">Una tercera brecha corresponde a la escasa integración entre arquitecturas </w:t>
-      </w:r>
-      <w:proofErr w:type="spellStart"/>
-      <w:r>
-        <w:rPr>
+        <w:t>Una tercera brecha corresponde a la escasa integración entre arquitecturas Retrieval-Augmented Generation y documentación curricular oficial del Ministerio de Educación de Chile. La mayor parte de las soluciones existentes utiliza información obtenida desde Internet o bases de conocimiento generales, sin garantizar que las respuestas se encuentren alineadas con los Objetivos de Aprendizaje establecidos para la educación básica chilena.</w:t>
+      </w:r>
+    </w:p>
+    <w:p>
+      <w:pPr>
+        <w:spacing w:after="240"/>
+        <w:rPr>
+          <w:sz w:val="22"/>
           <w:lang w:val="es-CL"/>
         </w:rPr>
-        <w:t>Retrieval-Augmented</w:t>
-      </w:r>
-      <w:proofErr w:type="spellEnd"/>
-      <w:r>
-        <w:rPr>
+      </w:pPr>
+      <w:r>
+        <w:rPr>
+          <w:sz w:val="22"/>
           <w:lang w:val="es-CL"/>
         </w:rPr>
-        <w:t xml:space="preserve"> </w:t>
-      </w:r>
-      <w:proofErr w:type="spellStart"/>
-      <w:r>
-        <w:rPr>
+        <w:t>Finalmente, también se observa una limitada incorporación de principios del Diseño Universal para el Aprendizaje dentro de los asistentes conversacionales basados en Inteligencia Artificial. Si bien muchas plataformas ofrecen interfaces amigables, pocas consideran estrategias específicas de accesibilidad, adaptación del lenguaje, fragmentación de instrucciones y acompañamiento personalizado orientado a estudiantes con perfiles neurodivergentes.</w:t>
+      </w:r>
+    </w:p>
+    <w:p>
+      <w:pPr>
+        <w:spacing w:after="240"/>
+        <w:rPr>
+          <w:sz w:val="22"/>
           <w:lang w:val="es-CL"/>
         </w:rPr>
-        <w:t>Generation</w:t>
-      </w:r>
-      <w:proofErr w:type="spellEnd"/>
-      <w:r>
-        <w:rPr>
+      </w:pPr>
+      <w:r>
+        <w:rPr>
+          <w:sz w:val="22"/>
           <w:lang w:val="es-CL"/>
         </w:rPr>
-        <w:t xml:space="preserve"> y documentación curricular oficial del Ministerio de Educación de Chile. La mayor parte de las soluciones existentes utiliza información obtenida desde Internet o bases de conocimiento generales, sin garantizar que las respuestas se encuentren alineadas con los Objetivos de Aprendizaje establecidos para la educación básica chilena.</w:t>
+        <w:t>Estas brechas fundamentan la pertinencia del presente anteproyecto y respaldan la propuesta de desarrollar un Sistema de Tutoría Inteligente basado en Retrieval-Augmented Generation que combine Inteligencia Artificial, recuperación semántica de información y estrategias pedagógicas inclusivas para apoyar el aprendizaje de Matemática en estudiantes pertenecientes al Programa de Integración Escolar.</w:t>
       </w:r>
     </w:p>
     <w:p>
       <w:pPr>
         <w:spacing w:after="240"/>
         <w:rPr>
-          <w:lang w:val="es-CL"/>
-        </w:rPr>
-      </w:pPr>
-      <w:r>
-        <w:rPr>
-          <w:lang w:val="es-CL"/>
-        </w:rPr>
-        <w:t xml:space="preserve">Finalmente, también se observa una limitada incorporación de principios del Diseño Universal para el Aprendizaje dentro de los asistentes conversacionales basados en Inteligencia Artificial. Si bien muchas plataformas ofrecen interfaces amigables, pocas consideran estrategias específicas de accesibilidad, adaptación del lenguaje, fragmentación de instrucciones y acompañamiento personalizado orientado a estudiantes con perfiles </w:t>
-      </w:r>
-      <w:proofErr w:type="spellStart"/>
-      <w:r>
-        <w:rPr>
-          <w:lang w:val="es-CL"/>
-        </w:rPr>
-        <w:t>neurodivergentes</w:t>
-      </w:r>
-      <w:proofErr w:type="spellEnd"/>
-      <w:r>
-        <w:rPr>
-          <w:lang w:val="es-CL"/>
-        </w:rPr>
-        <w:t>.</w:t>
-      </w:r>
+          <w:sz w:val="22"/>
+        </w:rPr>
+      </w:pPr>
     </w:p>
     <w:p>
       <w:pPr>
         <w:spacing w:after="240"/>
         <w:rPr>
-          <w:lang w:val="es-CL"/>
-        </w:rPr>
-      </w:pPr>
-      <w:r>
-        <w:rPr>
-          <w:lang w:val="es-CL"/>
-        </w:rPr>
-        <w:t xml:space="preserve">Estas brechas fundamentan la pertinencia del presente anteproyecto y respaldan la propuesta de desarrollar un Sistema de Tutoría Inteligente basado en </w:t>
-      </w:r>
-      <w:proofErr w:type="spellStart"/>
-      <w:r>
-        <w:rPr>
-          <w:lang w:val="es-CL"/>
-        </w:rPr>
-        <w:t>Retrieval-Augmented</w:t>
-      </w:r>
-      <w:proofErr w:type="spellEnd"/>
-      <w:r>
-        <w:rPr>
-          <w:lang w:val="es-CL"/>
-        </w:rPr>
-        <w:t xml:space="preserve"> </w:t>
-      </w:r>
-      <w:proofErr w:type="spellStart"/>
-      <w:r>
-        <w:rPr>
-          <w:lang w:val="es-CL"/>
-        </w:rPr>
-        <w:t>Generation</w:t>
-      </w:r>
-      <w:proofErr w:type="spellEnd"/>
-      <w:r>
-        <w:rPr>
-          <w:lang w:val="es-CL"/>
-        </w:rPr>
-        <w:t xml:space="preserve"> que combine Inteligencia Artificial, recuperación semántica de información y estrategias pedagógicas inclusivas para apoyar el aprendizaje de Matemática en estudiantes pertenecientes al Programa de Integración Escolar.</w:t>
-      </w:r>
+          <w:sz w:val="22"/>
+        </w:rPr>
+      </w:pPr>
     </w:p>
     <w:p>
       <w:pPr>
         <w:spacing w:after="240"/>
+        <w:rPr>
+          <w:sz w:val="22"/>
+        </w:rPr>
       </w:pPr>
     </w:p>
     <w:p>
       <w:pPr>
         <w:spacing w:after="240"/>
+        <w:rPr>
+          <w:sz w:val="22"/>
+        </w:rPr>
       </w:pPr>
     </w:p>
     <w:p>
       <w:pPr>
         <w:spacing w:after="240"/>
+        <w:rPr>
+          <w:sz w:val="22"/>
+        </w:rPr>
       </w:pPr>
     </w:p>
     <w:p>
       <w:pPr>
         <w:spacing w:after="240"/>
+        <w:rPr>
+          <w:sz w:val="22"/>
+        </w:rPr>
       </w:pPr>
     </w:p>
     <w:p>
       <w:pPr>
         <w:spacing w:after="240"/>
-      </w:pPr>
-    </w:p>
-    <w:p>
-      <w:pPr>
-        <w:spacing w:after="240"/>
-      </w:pPr>
-    </w:p>
-    <w:p>
-      <w:pPr>
-        <w:spacing w:after="240"/>
-      </w:pPr>
-    </w:p>
-    <w:p>
-      <w:pPr>
-        <w:spacing w:after="240"/>
-      </w:pPr>
-    </w:p>
-    <w:p>
-      <w:pPr>
-        <w:spacing w:after="240"/>
+        <w:rPr>
+          <w:sz w:val="22"/>
+        </w:rPr>
       </w:pPr>
     </w:p>
     <w:p>
       <w:pPr>
         <w:pStyle w:val="Titulo1"/>
-      </w:pPr>
-      <w:bookmarkStart w:id="14" w:name="_Toc233843509"/>
+        <w:rPr>
+          <w:rFonts w:eastAsia="Times New Roman" w:cs="Times New Roman"/>
+          <w:b w:val="0"/>
+          <w:sz w:val="22"/>
+          <w:szCs w:val="24"/>
+        </w:rPr>
+      </w:pPr>
+      <w:bookmarkStart w:id="13" w:name="_Toc233843509"/>
+    </w:p>
+    <w:p>
+      <w:pPr>
+        <w:pStyle w:val="Ttulo1"/>
+      </w:pPr>
+    </w:p>
+    <w:p/>
+    <w:p/>
+    <w:p/>
+    <w:p>
+      <w:pPr>
+        <w:pStyle w:val="Titulo1"/>
+      </w:pPr>
       <w:r>
         <w:lastRenderedPageBreak/>
         <w:t xml:space="preserve">8. Matriz de </w:t>
       </w:r>
-      <w:proofErr w:type="spellStart"/>
-      <w:r>
-        <w:t>Sintesis</w:t>
-      </w:r>
-      <w:bookmarkEnd w:id="14"/>
-      <w:proofErr w:type="spellEnd"/>
+      <w:bookmarkEnd w:id="13"/>
+      <w:r>
+        <w:t>Síntesis</w:t>
+      </w:r>
     </w:p>
     <w:tbl>
       <w:tblPr>
         <w:tblStyle w:val="Tablaconcuadrcula"/>
-        <w:tblW w:w="0" w:type="auto"/>
-        <w:tblInd w:w="-431" w:type="dxa"/>
-        <w:tblLook w:val="04A0" w:firstRow="1" w:lastRow="0" w:firstColumn="1" w:lastColumn="0" w:noHBand="0" w:noVBand="1"/>
+        <w:tblW w:w="10059" w:type="dxa"/>
+        <w:tblInd w:w="-289" w:type="dxa"/>
+        <w:tblLook w:val="0420" w:firstRow="1" w:lastRow="0" w:firstColumn="0" w:lastColumn="0" w:noHBand="0" w:noVBand="1"/>
       </w:tblPr>
       <w:tblGrid>
-        <w:gridCol w:w="1244"/>
+        <w:gridCol w:w="1243"/>
         <w:gridCol w:w="656"/>
-        <w:gridCol w:w="1428"/>
-        <w:gridCol w:w="1338"/>
-        <w:gridCol w:w="2055"/>
-        <w:gridCol w:w="1619"/>
+        <w:gridCol w:w="1426"/>
+        <w:gridCol w:w="1255"/>
+        <w:gridCol w:w="2189"/>
+        <w:gridCol w:w="1571"/>
         <w:gridCol w:w="1719"/>
       </w:tblGrid>
       <w:tr>
@@ -4879,12 +4298,16 @@
               <w:rPr>
                 <w:b/>
                 <w:bCs/>
+                <w:sz w:val="22"/>
+                <w:szCs w:val="22"/>
               </w:rPr>
             </w:pPr>
             <w:r>
               <w:rPr>
                 <w:b/>
                 <w:bCs/>
+                <w:sz w:val="22"/>
+                <w:szCs w:val="22"/>
               </w:rPr>
               <w:t>Autor</w:t>
             </w:r>
@@ -4901,12 +4324,16 @@
               <w:rPr>
                 <w:b/>
                 <w:bCs/>
+                <w:sz w:val="22"/>
+                <w:szCs w:val="22"/>
               </w:rPr>
             </w:pPr>
             <w:r>
               <w:rPr>
                 <w:b/>
                 <w:bCs/>
+                <w:sz w:val="22"/>
+                <w:szCs w:val="22"/>
               </w:rPr>
               <w:t>Año</w:t>
             </w:r>
@@ -4914,7 +4341,7 @@
         </w:tc>
         <w:tc>
           <w:tcPr>
-            <w:tcW w:w="1462" w:type="dxa"/>
+            <w:tcW w:w="1426" w:type="dxa"/>
             <w:hideMark/>
           </w:tcPr>
           <w:p>
@@ -4923,12 +4350,16 @@
               <w:rPr>
                 <w:b/>
                 <w:bCs/>
+                <w:sz w:val="22"/>
+                <w:szCs w:val="22"/>
               </w:rPr>
             </w:pPr>
             <w:r>
               <w:rPr>
                 <w:b/>
                 <w:bCs/>
+                <w:sz w:val="22"/>
+                <w:szCs w:val="22"/>
               </w:rPr>
               <w:t>Objetivo</w:t>
             </w:r>
@@ -4945,12 +4376,16 @@
               <w:rPr>
                 <w:b/>
                 <w:bCs/>
+                <w:sz w:val="22"/>
+                <w:szCs w:val="22"/>
               </w:rPr>
             </w:pPr>
             <w:r>
               <w:rPr>
                 <w:b/>
                 <w:bCs/>
+                <w:sz w:val="22"/>
+                <w:szCs w:val="22"/>
               </w:rPr>
               <w:t>Tecnología</w:t>
             </w:r>
@@ -4967,12 +4402,16 @@
               <w:rPr>
                 <w:b/>
                 <w:bCs/>
+                <w:sz w:val="22"/>
+                <w:szCs w:val="22"/>
               </w:rPr>
             </w:pPr>
             <w:r>
               <w:rPr>
                 <w:b/>
                 <w:bCs/>
+                <w:sz w:val="22"/>
+                <w:szCs w:val="22"/>
               </w:rPr>
               <w:t>Hallazgos</w:t>
             </w:r>
@@ -4989,12 +4428,16 @@
               <w:rPr>
                 <w:b/>
                 <w:bCs/>
+                <w:sz w:val="22"/>
+                <w:szCs w:val="22"/>
               </w:rPr>
             </w:pPr>
             <w:r>
               <w:rPr>
                 <w:b/>
                 <w:bCs/>
+                <w:sz w:val="22"/>
+                <w:szCs w:val="22"/>
               </w:rPr>
               <w:t>Limitaciones</w:t>
             </w:r>
@@ -5002,7 +4445,7 @@
         </w:tc>
         <w:tc>
           <w:tcPr>
-            <w:tcW w:w="1721" w:type="dxa"/>
+            <w:tcW w:w="1719" w:type="dxa"/>
             <w:hideMark/>
           </w:tcPr>
           <w:p>
@@ -5011,12 +4454,16 @@
               <w:rPr>
                 <w:b/>
                 <w:bCs/>
+                <w:sz w:val="22"/>
+                <w:szCs w:val="22"/>
               </w:rPr>
             </w:pPr>
             <w:r>
               <w:rPr>
                 <w:b/>
                 <w:bCs/>
+                <w:sz w:val="22"/>
+                <w:szCs w:val="22"/>
               </w:rPr>
               <w:t>Aporte a esta investigación</w:t>
             </w:r>
@@ -5068,7 +4515,7 @@
         </w:tc>
         <w:tc>
           <w:tcPr>
-            <w:tcW w:w="1462" w:type="dxa"/>
+            <w:tcW w:w="1426" w:type="dxa"/>
             <w:hideMark/>
           </w:tcPr>
           <w:p>
@@ -5089,7 +4536,7 @@
         </w:tc>
         <w:tc>
           <w:tcPr>
-            <w:tcW w:w="1344" w:type="dxa"/>
+            <w:tcW w:w="1339" w:type="dxa"/>
             <w:hideMark/>
           </w:tcPr>
           <w:p>
@@ -5125,7 +4572,7 @@
         </w:tc>
         <w:tc>
           <w:tcPr>
-            <w:tcW w:w="1841" w:type="dxa"/>
+            <w:tcW w:w="2056" w:type="dxa"/>
             <w:hideMark/>
           </w:tcPr>
           <w:p>
@@ -5146,7 +4593,7 @@
         </w:tc>
         <w:tc>
           <w:tcPr>
-            <w:tcW w:w="1792" w:type="dxa"/>
+            <w:tcW w:w="1620" w:type="dxa"/>
             <w:hideMark/>
           </w:tcPr>
           <w:p>
@@ -5167,7 +4614,7 @@
         </w:tc>
         <w:tc>
           <w:tcPr>
-            <w:tcW w:w="1721" w:type="dxa"/>
+            <w:tcW w:w="1719" w:type="dxa"/>
             <w:hideMark/>
           </w:tcPr>
           <w:p>
@@ -5200,7 +4647,6 @@
                 <w:szCs w:val="22"/>
               </w:rPr>
             </w:pPr>
-            <w:proofErr w:type="spellStart"/>
             <w:r>
               <w:rPr>
                 <w:sz w:val="22"/>
@@ -5208,7 +4654,6 @@
               </w:rPr>
               <w:t>VanLehn</w:t>
             </w:r>
-            <w:proofErr w:type="spellEnd"/>
           </w:p>
         </w:tc>
         <w:tc>
@@ -5234,7 +4679,7 @@
         </w:tc>
         <w:tc>
           <w:tcPr>
-            <w:tcW w:w="1462" w:type="dxa"/>
+            <w:tcW w:w="1426" w:type="dxa"/>
             <w:hideMark/>
           </w:tcPr>
           <w:p>
@@ -5318,7 +4763,7 @@
         </w:tc>
         <w:tc>
           <w:tcPr>
-            <w:tcW w:w="1721" w:type="dxa"/>
+            <w:tcW w:w="1719" w:type="dxa"/>
             <w:hideMark/>
           </w:tcPr>
           <w:p>
@@ -5383,7 +4828,7 @@
         </w:tc>
         <w:tc>
           <w:tcPr>
-            <w:tcW w:w="1462" w:type="dxa"/>
+            <w:tcW w:w="1426" w:type="dxa"/>
             <w:hideMark/>
           </w:tcPr>
           <w:p>
@@ -5467,7 +4912,7 @@
         </w:tc>
         <w:tc>
           <w:tcPr>
-            <w:tcW w:w="1721" w:type="dxa"/>
+            <w:tcW w:w="1719" w:type="dxa"/>
             <w:hideMark/>
           </w:tcPr>
           <w:p>
@@ -5532,7 +4977,7 @@
         </w:tc>
         <w:tc>
           <w:tcPr>
-            <w:tcW w:w="1462" w:type="dxa"/>
+            <w:tcW w:w="1426" w:type="dxa"/>
             <w:hideMark/>
           </w:tcPr>
           <w:p>
@@ -5547,33 +4992,8 @@
                 <w:sz w:val="22"/>
                 <w:szCs w:val="22"/>
               </w:rPr>
-              <w:t xml:space="preserve">Proponer </w:t>
-            </w:r>
-            <w:proofErr w:type="spellStart"/>
-            <w:r>
-              <w:rPr>
-                <w:sz w:val="22"/>
-                <w:szCs w:val="22"/>
-              </w:rPr>
-              <w:t>Retrieval-Augmented</w:t>
-            </w:r>
-            <w:proofErr w:type="spellEnd"/>
-            <w:r>
-              <w:rPr>
-                <w:sz w:val="22"/>
-                <w:szCs w:val="22"/>
-              </w:rPr>
-              <w:t xml:space="preserve"> </w:t>
-            </w:r>
-            <w:proofErr w:type="spellStart"/>
-            <w:r>
-              <w:rPr>
-                <w:sz w:val="22"/>
-                <w:szCs w:val="22"/>
-              </w:rPr>
-              <w:t>Generation</w:t>
-            </w:r>
-            <w:proofErr w:type="spellEnd"/>
+              <w:t>Proponer Retrieval-Augmented Generation</w:t>
+            </w:r>
           </w:p>
         </w:tc>
         <w:tc>
@@ -5641,7 +5061,7 @@
         </w:tc>
         <w:tc>
           <w:tcPr>
-            <w:tcW w:w="1721" w:type="dxa"/>
+            <w:tcW w:w="1719" w:type="dxa"/>
             <w:hideMark/>
           </w:tcPr>
           <w:p>
@@ -5674,21 +5094,12 @@
                 <w:szCs w:val="22"/>
               </w:rPr>
             </w:pPr>
-            <w:proofErr w:type="spellStart"/>
-            <w:r>
-              <w:rPr>
-                <w:sz w:val="22"/>
-                <w:szCs w:val="22"/>
-              </w:rPr>
-              <w:t>Gao</w:t>
-            </w:r>
-            <w:proofErr w:type="spellEnd"/>
-            <w:r>
-              <w:rPr>
-                <w:sz w:val="22"/>
-                <w:szCs w:val="22"/>
-              </w:rPr>
-              <w:t xml:space="preserve"> et al.</w:t>
+            <w:r>
+              <w:rPr>
+                <w:sz w:val="22"/>
+                <w:szCs w:val="22"/>
+              </w:rPr>
+              <w:t>Gao et al.</w:t>
             </w:r>
           </w:p>
         </w:tc>
@@ -5715,7 +5126,7 @@
         </w:tc>
         <w:tc>
           <w:tcPr>
-            <w:tcW w:w="1462" w:type="dxa"/>
+            <w:tcW w:w="1426" w:type="dxa"/>
             <w:hideMark/>
           </w:tcPr>
           <w:p>
@@ -5799,7 +5210,7 @@
         </w:tc>
         <w:tc>
           <w:tcPr>
-            <w:tcW w:w="1721" w:type="dxa"/>
+            <w:tcW w:w="1719" w:type="dxa"/>
             <w:hideMark/>
           </w:tcPr>
           <w:p>
@@ -5864,7 +5275,7 @@
         </w:tc>
         <w:tc>
           <w:tcPr>
-            <w:tcW w:w="1462" w:type="dxa"/>
+            <w:tcW w:w="1426" w:type="dxa"/>
             <w:hideMark/>
           </w:tcPr>
           <w:p>
@@ -5948,7 +5359,7 @@
         </w:tc>
         <w:tc>
           <w:tcPr>
-            <w:tcW w:w="1721" w:type="dxa"/>
+            <w:tcW w:w="1719" w:type="dxa"/>
             <w:hideMark/>
           </w:tcPr>
           <w:p>
@@ -6013,7 +5424,7 @@
         </w:tc>
         <w:tc>
           <w:tcPr>
-            <w:tcW w:w="1462" w:type="dxa"/>
+            <w:tcW w:w="1426" w:type="dxa"/>
             <w:hideMark/>
           </w:tcPr>
           <w:p>
@@ -6097,7 +5508,7 @@
         </w:tc>
         <w:tc>
           <w:tcPr>
-            <w:tcW w:w="1721" w:type="dxa"/>
+            <w:tcW w:w="1719" w:type="dxa"/>
             <w:hideMark/>
           </w:tcPr>
           <w:p>
@@ -6162,7 +5573,7 @@
         </w:tc>
         <w:tc>
           <w:tcPr>
-            <w:tcW w:w="1462" w:type="dxa"/>
+            <w:tcW w:w="1426" w:type="dxa"/>
             <w:hideMark/>
           </w:tcPr>
           <w:p>
@@ -6246,7 +5657,7 @@
         </w:tc>
         <w:tc>
           <w:tcPr>
-            <w:tcW w:w="1721" w:type="dxa"/>
+            <w:tcW w:w="1719" w:type="dxa"/>
             <w:hideMark/>
           </w:tcPr>
           <w:p>
@@ -6279,21 +5690,12 @@
                 <w:szCs w:val="22"/>
               </w:rPr>
             </w:pPr>
-            <w:proofErr w:type="spellStart"/>
-            <w:r>
-              <w:rPr>
-                <w:sz w:val="22"/>
-                <w:szCs w:val="22"/>
-              </w:rPr>
-              <w:t>Kasneci</w:t>
-            </w:r>
-            <w:proofErr w:type="spellEnd"/>
-            <w:r>
-              <w:rPr>
-                <w:sz w:val="22"/>
-                <w:szCs w:val="22"/>
-              </w:rPr>
-              <w:t xml:space="preserve"> et al.</w:t>
+            <w:r>
+              <w:rPr>
+                <w:sz w:val="22"/>
+                <w:szCs w:val="22"/>
+              </w:rPr>
+              <w:t>Kasneci et al.</w:t>
             </w:r>
           </w:p>
         </w:tc>
@@ -6320,7 +5722,7 @@
         </w:tc>
         <w:tc>
           <w:tcPr>
-            <w:tcW w:w="1462" w:type="dxa"/>
+            <w:tcW w:w="1426" w:type="dxa"/>
             <w:hideMark/>
           </w:tcPr>
           <w:p>
@@ -6377,17 +5779,8 @@
                 <w:sz w:val="22"/>
                 <w:szCs w:val="22"/>
               </w:rPr>
-              <w:t xml:space="preserve">Identifica oportunidades y riesgos de </w:t>
-            </w:r>
-            <w:proofErr w:type="spellStart"/>
-            <w:r>
-              <w:rPr>
-                <w:sz w:val="22"/>
-                <w:szCs w:val="22"/>
-              </w:rPr>
-              <w:t>ChatGPT</w:t>
-            </w:r>
-            <w:proofErr w:type="spellEnd"/>
+              <w:t>Identifica oportunidades y riesgos de ChatGPT</w:t>
+            </w:r>
           </w:p>
         </w:tc>
         <w:tc>
@@ -6413,7 +5806,7 @@
         </w:tc>
         <w:tc>
           <w:tcPr>
-            <w:tcW w:w="1721" w:type="dxa"/>
+            <w:tcW w:w="1719" w:type="dxa"/>
             <w:hideMark/>
           </w:tcPr>
           <w:p>
@@ -6478,7 +5871,7 @@
         </w:tc>
         <w:tc>
           <w:tcPr>
-            <w:tcW w:w="1462" w:type="dxa"/>
+            <w:tcW w:w="1426" w:type="dxa"/>
             <w:hideMark/>
           </w:tcPr>
           <w:p>
@@ -6562,7 +5955,7 @@
         </w:tc>
         <w:tc>
           <w:tcPr>
-            <w:tcW w:w="1721" w:type="dxa"/>
+            <w:tcW w:w="1719" w:type="dxa"/>
             <w:hideMark/>
           </w:tcPr>
           <w:p>
@@ -6584,24 +5977,123 @@
       </w:tr>
     </w:tbl>
     <w:p/>
-    <w:p/>
-    <w:p/>
-    <w:p/>
-    <w:p/>
-    <w:p/>
-    <w:p/>
-    <w:p/>
-    <w:p/>
-    <w:p/>
-    <w:p/>
-    <w:p/>
-    <w:p/>
-    <w:p/>
+    <w:p>
+      <w:pPr>
+        <w:rPr>
+          <w:sz w:val="22"/>
+        </w:rPr>
+      </w:pPr>
+    </w:p>
+    <w:p>
+      <w:pPr>
+        <w:rPr>
+          <w:sz w:val="22"/>
+        </w:rPr>
+      </w:pPr>
+    </w:p>
+    <w:p>
+      <w:pPr>
+        <w:rPr>
+          <w:sz w:val="22"/>
+        </w:rPr>
+      </w:pPr>
+    </w:p>
+    <w:p>
+      <w:pPr>
+        <w:rPr>
+          <w:sz w:val="22"/>
+        </w:rPr>
+      </w:pPr>
+    </w:p>
+    <w:p>
+      <w:pPr>
+        <w:rPr>
+          <w:sz w:val="22"/>
+        </w:rPr>
+      </w:pPr>
+    </w:p>
+    <w:p>
+      <w:pPr>
+        <w:rPr>
+          <w:sz w:val="22"/>
+        </w:rPr>
+      </w:pPr>
+    </w:p>
+    <w:p>
+      <w:pPr>
+        <w:rPr>
+          <w:sz w:val="22"/>
+        </w:rPr>
+      </w:pPr>
+    </w:p>
+    <w:p>
+      <w:pPr>
+        <w:rPr>
+          <w:sz w:val="22"/>
+        </w:rPr>
+      </w:pPr>
+    </w:p>
+    <w:p>
+      <w:pPr>
+        <w:rPr>
+          <w:sz w:val="22"/>
+        </w:rPr>
+      </w:pPr>
+    </w:p>
+    <w:p>
+      <w:pPr>
+        <w:rPr>
+          <w:sz w:val="22"/>
+        </w:rPr>
+      </w:pPr>
+    </w:p>
+    <w:p>
+      <w:pPr>
+        <w:rPr>
+          <w:sz w:val="22"/>
+        </w:rPr>
+      </w:pPr>
+    </w:p>
+    <w:p>
+      <w:pPr>
+        <w:rPr>
+          <w:sz w:val="22"/>
+        </w:rPr>
+      </w:pPr>
+    </w:p>
+    <w:p>
+      <w:pPr>
+        <w:rPr>
+          <w:sz w:val="22"/>
+        </w:rPr>
+      </w:pPr>
+    </w:p>
+    <w:p>
+      <w:pPr>
+        <w:rPr>
+          <w:sz w:val="22"/>
+        </w:rPr>
+      </w:pPr>
+    </w:p>
+    <w:p>
+      <w:pPr>
+        <w:rPr>
+          <w:sz w:val="22"/>
+        </w:rPr>
+      </w:pPr>
+    </w:p>
+    <w:p>
+      <w:pPr>
+        <w:rPr>
+          <w:sz w:val="22"/>
+        </w:rPr>
+      </w:pPr>
+    </w:p>
     <w:p>
       <w:pPr>
         <w:pStyle w:val="Titulo1"/>
       </w:pPr>
-      <w:bookmarkStart w:id="15" w:name="_Toc233843510"/>
+      <w:bookmarkStart w:id="14" w:name="_Toc233843510"/>
       <w:r>
         <w:lastRenderedPageBreak/>
         <w:t>9</w:t>
@@ -6609,7 +6101,7 @@
       <w:r>
         <w:t>. Planificación y Métodos</w:t>
       </w:r>
-      <w:bookmarkEnd w:id="15"/>
+      <w:bookmarkEnd w:id="14"/>
     </w:p>
     <w:p>
       <w:pPr>
@@ -6619,7 +6111,7 @@
           <w:rFonts w:cs="Times New Roman"/>
         </w:rPr>
       </w:pPr>
-      <w:bookmarkStart w:id="16" w:name="_Toc233843511"/>
+      <w:bookmarkStart w:id="15" w:name="_Toc233843511"/>
       <w:r>
         <w:rPr>
           <w:rFonts w:cs="Times New Roman"/>
@@ -6632,7 +6124,7 @@
         </w:rPr>
         <w:t>.1. Requerimientos y necesidades</w:t>
       </w:r>
-      <w:bookmarkEnd w:id="16"/>
+      <w:bookmarkEnd w:id="15"/>
     </w:p>
     <w:p>
       <w:pPr>
@@ -6695,7 +6187,7 @@
           <w:szCs w:val="22"/>
         </w:rPr>
       </w:pPr>
-      <w:bookmarkStart w:id="17" w:name="_Toc233843512"/>
+      <w:bookmarkStart w:id="16" w:name="_Toc233843512"/>
       <w:r>
         <w:rPr>
           <w:rFonts w:ascii="Times New Roman" w:hAnsi="Times New Roman" w:cs="Times New Roman"/>
@@ -6712,7 +6204,7 @@
         </w:rPr>
         <w:t>:</w:t>
       </w:r>
-      <w:bookmarkEnd w:id="17"/>
+      <w:bookmarkEnd w:id="16"/>
     </w:p>
     <w:p>
       <w:pPr>
@@ -6791,39 +6283,7 @@
           <w:sz w:val="22"/>
           <w:szCs w:val="22"/>
         </w:rPr>
-        <w:t xml:space="preserve">Generar respuestas utilizando una arquitectura </w:t>
-      </w:r>
-      <w:proofErr w:type="spellStart"/>
-      <w:r>
-        <w:rPr>
-          <w:sz w:val="22"/>
-          <w:szCs w:val="22"/>
-        </w:rPr>
-        <w:t>Retrieval-Augmented</w:t>
-      </w:r>
-      <w:proofErr w:type="spellEnd"/>
-      <w:r>
-        <w:rPr>
-          <w:sz w:val="22"/>
-          <w:szCs w:val="22"/>
-        </w:rPr>
-        <w:t xml:space="preserve"> </w:t>
-      </w:r>
-      <w:proofErr w:type="spellStart"/>
-      <w:r>
-        <w:rPr>
-          <w:sz w:val="22"/>
-          <w:szCs w:val="22"/>
-        </w:rPr>
-        <w:t>Generation</w:t>
-      </w:r>
-      <w:proofErr w:type="spellEnd"/>
-      <w:r>
-        <w:rPr>
-          <w:sz w:val="22"/>
-          <w:szCs w:val="22"/>
-        </w:rPr>
-        <w:t xml:space="preserve"> (RAG), fundamentando las explicaciones en información curricular vigente. </w:t>
+        <w:t xml:space="preserve">Generar respuestas utilizando una arquitectura Retrieval-Augmented Generation (RAG), fundamentando las explicaciones en información curricular vigente. </w:t>
       </w:r>
     </w:p>
     <w:p>
@@ -6913,7 +6373,7 @@
           <w:szCs w:val="22"/>
         </w:rPr>
       </w:pPr>
-      <w:bookmarkStart w:id="18" w:name="_Toc233843513"/>
+      <w:bookmarkStart w:id="17" w:name="_Toc233843513"/>
       <w:r>
         <w:rPr>
           <w:rFonts w:ascii="Times New Roman" w:hAnsi="Times New Roman" w:cs="Times New Roman"/>
@@ -6930,7 +6390,7 @@
         </w:rPr>
         <w:t>:</w:t>
       </w:r>
-      <w:bookmarkEnd w:id="18"/>
+      <w:bookmarkEnd w:id="17"/>
     </w:p>
     <w:p>
       <w:pPr>
@@ -7029,7 +6489,15 @@
           <w:sz w:val="22"/>
           <w:szCs w:val="22"/>
         </w:rPr>
-        <w:t>RNF-5 Resiliencia de red: Las conexiones a MySQL deberan implementar reintentos automaticos con backoff exponencial (mediante la libreria tenacity) y verificacion ping-reconnect, tolerando microcortes producidos durante el reinicio del contenedor db_relacional o latencia transitoria de la red bridge de Docker.</w:t>
+        <w:t xml:space="preserve">RNF-5 Resiliencia de red: Las conexiones a MySQL deberan implementar reintentos automaticos con backoff exponencial (mediante la libreria tenacity) y verificacion ping-reconnect, tolerando </w:t>
+      </w:r>
+      <w:r>
+        <w:rPr>
+          <w:sz w:val="22"/>
+          <w:szCs w:val="22"/>
+        </w:rPr>
+        <w:lastRenderedPageBreak/>
+        <w:t>microcortes producidos durante el reinicio del contenedor db_relacional o latencia transitoria de la red bridge de Docker.</w:t>
       </w:r>
     </w:p>
     <w:p>
@@ -7075,40 +6543,92 @@
     <w:p>
       <w:pPr>
         <w:pStyle w:val="NormalWeb"/>
-      </w:pPr>
-      <w:r>
+        <w:numPr>
+          <w:ilvl w:val="0"/>
+          <w:numId w:val="40"/>
+        </w:numPr>
+        <w:rPr>
+          <w:sz w:val="22"/>
+        </w:rPr>
+      </w:pPr>
+      <w:r>
+        <w:rPr>
+          <w:sz w:val="22"/>
+        </w:rPr>
         <w:t>RNF-8 HTTPS obligatorio: La aplicacion debera exponerse exclusivamente sobre HTTPS utilizando certificados TLS autofirmados generados con la herramienta mkcert, ya que los navegadores modernos exigen un contexto seguro para habilitar la API getUserMedia() que requiere el componente de captura de voz del sistema.</w:t>
       </w:r>
+      <w:bookmarkStart w:id="18" w:name="_GoBack"/>
+      <w:bookmarkEnd w:id="18"/>
     </w:p>
     <w:p>
       <w:pPr>
         <w:pStyle w:val="NormalWeb"/>
-      </w:pPr>
-      <w:r>
+        <w:numPr>
+          <w:ilvl w:val="0"/>
+          <w:numId w:val="40"/>
+        </w:numPr>
+        <w:rPr>
+          <w:sz w:val="22"/>
+        </w:rPr>
+      </w:pPr>
+      <w:r>
+        <w:rPr>
+          <w:sz w:val="22"/>
+        </w:rPr>
         <w:t>RNF-9 Aislamiento y seguridad del contenedor: La aplicacion debera ejecutarse como usuario no-root (appuser) dentro del contenedor, limitando las dependencias del sistema operativo a paquetes esenciales como libgomp1, requerido por hnswlib para el indice vectorial de ChromaDB.</w:t>
       </w:r>
     </w:p>
     <w:p>
       <w:pPr>
         <w:pStyle w:val="NormalWeb"/>
-      </w:pPr>
-      <w:r>
+        <w:numPr>
+          <w:ilvl w:val="0"/>
+          <w:numId w:val="40"/>
+        </w:numPr>
+        <w:rPr>
+          <w:sz w:val="22"/>
+        </w:rPr>
+      </w:pPr>
+      <w:r>
+        <w:rPr>
+          <w:sz w:val="22"/>
+        </w:rPr>
         <w:t>RNF-10 Accesibilidad DUA: La interfaz debera ofrecer un modo nocturno completo y un filtro de luz calida ajustable de 0% a 100% mediante slider, reduciendo la fatiga visual y la sobreestimulacion sensorial en estudiantes neurodivergentes. Las preferencias de cada usuario deberan persistirse en el campo preferencias_dua (JSON) de las tablas usuario y estudiante_pie.</w:t>
       </w:r>
     </w:p>
     <w:p>
       <w:pPr>
         <w:pStyle w:val="NormalWeb"/>
-      </w:pPr>
-      <w:r>
+        <w:numPr>
+          <w:ilvl w:val="0"/>
+          <w:numId w:val="40"/>
+        </w:numPr>
+        <w:rPr>
+          <w:sz w:val="22"/>
+        </w:rPr>
+      </w:pPr>
+      <w:r>
+        <w:rPr>
+          <w:sz w:val="22"/>
+        </w:rPr>
         <w:t>RNF-11 Reproducibilidad del entorno: Las dependencias de Python deberan instalarse con versiones pinneadas en el archivo requirements.txt (Streamlit, ChromaDB, google-genai, bcrypt, tenacity, langchain-community, entre otras), garantizando que la imagen Docker resultante sea reproducible entre distintos entornos de desarrollo.</w:t>
       </w:r>
     </w:p>
     <w:p>
       <w:pPr>
         <w:pStyle w:val="NormalWeb"/>
-      </w:pPr>
-      <w:r>
+        <w:numPr>
+          <w:ilvl w:val="0"/>
+          <w:numId w:val="40"/>
+        </w:numPr>
+        <w:rPr>
+          <w:sz w:val="22"/>
+        </w:rPr>
+      </w:pPr>
+      <w:r>
+        <w:rPr>
+          <w:sz w:val="22"/>
+        </w:rPr>
         <w:t>RNF-12 Modularidad: El codigo debera organizarse en nucleos funcionales independientes (core/config, core/auth, core/admin, core/dua, core/llm, core/prompts, core/retries), lo que facilitara el mantenimiento, la realizacion de pruebas unitarias y la reutilizacion de componentes en futuras iteraciones del proyecto.</w:t>
       </w:r>
     </w:p>
@@ -7126,79 +6646,7 @@
           <w:sz w:val="22"/>
           <w:szCs w:val="22"/>
         </w:rPr>
-        <w:t xml:space="preserve">Para la implementación del prototipo se utilizarán tecnologías de software de código abierto ampliamente utilizadas dentro del ámbito de la Ingeniería Civil Informática. El desarrollo se realizará utilizando el lenguaje de programación Python, el framework </w:t>
-      </w:r>
-      <w:proofErr w:type="spellStart"/>
-      <w:r>
-        <w:rPr>
-          <w:sz w:val="22"/>
-          <w:szCs w:val="22"/>
-        </w:rPr>
-        <w:t>Streamlit</w:t>
-      </w:r>
-      <w:proofErr w:type="spellEnd"/>
-      <w:r>
-        <w:rPr>
-          <w:sz w:val="22"/>
-          <w:szCs w:val="22"/>
-        </w:rPr>
-        <w:t xml:space="preserve"> para la construcción de la interfaz de usuario, ChromaDB como almacén vectorial para la recuperación semántica de información, </w:t>
-      </w:r>
-      <w:proofErr w:type="spellStart"/>
-      <w:r>
-        <w:rPr>
-          <w:sz w:val="22"/>
-          <w:szCs w:val="22"/>
-        </w:rPr>
-        <w:t>MySQL</w:t>
-      </w:r>
-      <w:proofErr w:type="spellEnd"/>
-      <w:r>
-        <w:rPr>
-          <w:sz w:val="22"/>
-          <w:szCs w:val="22"/>
-        </w:rPr>
-        <w:t xml:space="preserve"> como sistema </w:t>
-      </w:r>
-      <w:r>
-        <w:rPr>
-          <w:sz w:val="22"/>
-          <w:szCs w:val="22"/>
-        </w:rPr>
-        <w:lastRenderedPageBreak/>
-        <w:t xml:space="preserve">gestor de bases de datos relacional y un modelo de lenguaje de gran escala integrado mediante una arquitectura </w:t>
-      </w:r>
-      <w:proofErr w:type="spellStart"/>
-      <w:r>
-        <w:rPr>
-          <w:sz w:val="22"/>
-          <w:szCs w:val="22"/>
-        </w:rPr>
-        <w:t>Retrieval-Augmented</w:t>
-      </w:r>
-      <w:proofErr w:type="spellEnd"/>
-      <w:r>
-        <w:rPr>
-          <w:sz w:val="22"/>
-          <w:szCs w:val="22"/>
-        </w:rPr>
-        <w:t xml:space="preserve"> </w:t>
-      </w:r>
-      <w:proofErr w:type="spellStart"/>
-      <w:r>
-        <w:rPr>
-          <w:sz w:val="22"/>
-          <w:szCs w:val="22"/>
-        </w:rPr>
-        <w:t>Generation</w:t>
-      </w:r>
-      <w:proofErr w:type="spellEnd"/>
-      <w:r>
-        <w:rPr>
-          <w:sz w:val="22"/>
-          <w:szCs w:val="22"/>
-        </w:rPr>
-        <w:t>. Asimismo, se utilizarán herramientas de apoyo al desarrollo, control de versiones y documentación técnica que facilitarán la implementación y mantenimiento del sistema.</w:t>
+        <w:t>Para la implementación del prototipo se utilizarán tecnologías de software de código abierto ampliamente utilizadas dentro del ámbito de la Ingeniería Civil Informática. El desarrollo se realizará utilizando el lenguaje de programación Python, el framework Streamlit para la construcción de la interfaz de usuario, ChromaDB como almacén vectorial para la recuperación semántica de información, MySQL como sistema gestor de bases de datos relacional y un modelo de lenguaje de gran escala integrado mediante una arquitectura Retrieval-Augmented Generation. Asimismo, se utilizarán herramientas de apoyo al desarrollo, control de versiones y documentación técnica que facilitarán la implementación y mantenimiento del sistema.</w:t>
       </w:r>
     </w:p>
     <w:p>
@@ -7238,39 +6686,7 @@
           <w:sz w:val="22"/>
           <w:szCs w:val="22"/>
         </w:rPr>
-        <w:t xml:space="preserve">La presente investigación adoptará un enfoque metodológico mixto, integrando elementos de investigación aplicada con el desarrollo de una solución tecnológica orientada a responder una problemática identificada dentro del contexto de la educación inclusiva. El proyecto buscará diseñar, desarrollar y validar un Sistema de Tutoría Inteligente basado en una arquitectura </w:t>
-      </w:r>
-      <w:proofErr w:type="spellStart"/>
-      <w:r>
-        <w:rPr>
-          <w:sz w:val="22"/>
-          <w:szCs w:val="22"/>
-        </w:rPr>
-        <w:t>Retrieval-Augmented</w:t>
-      </w:r>
-      <w:proofErr w:type="spellEnd"/>
-      <w:r>
-        <w:rPr>
-          <w:sz w:val="22"/>
-          <w:szCs w:val="22"/>
-        </w:rPr>
-        <w:t xml:space="preserve"> </w:t>
-      </w:r>
-      <w:proofErr w:type="spellStart"/>
-      <w:r>
-        <w:rPr>
-          <w:sz w:val="22"/>
-          <w:szCs w:val="22"/>
-        </w:rPr>
-        <w:t>Generation</w:t>
-      </w:r>
-      <w:proofErr w:type="spellEnd"/>
-      <w:r>
-        <w:rPr>
-          <w:sz w:val="22"/>
-          <w:szCs w:val="22"/>
-        </w:rPr>
-        <w:t xml:space="preserve"> (RAG), orientado al fortalecimiento del aprendizaje procedimental de Matemática en estudiantes pertenecientes al Programa de Integración Escolar de establecimientos municipales de la comuna de Valparaíso.</w:t>
+        <w:t>La presente investigación adoptará un enfoque metodológico mixto, integrando elementos de investigación aplicada con el desarrollo de una solución tecnológica orientada a responder una problemática identificada dentro del contexto de la educación inclusiva. El proyecto buscará diseñar, desarrollar y validar un Sistema de Tutoría Inteligente basado en una arquitectura Retrieval-Augmented Generation (RAG), orientado al fortalecimiento del aprendizaje procedimental de Matemática en estudiantes pertenecientes al Programa de Integración Escolar de establecimientos municipales de la comuna de Valparaíso.</w:t>
       </w:r>
     </w:p>
     <w:p>
@@ -7304,39 +6720,15 @@
           <w:sz w:val="22"/>
           <w:szCs w:val="22"/>
         </w:rPr>
-        <w:t xml:space="preserve">En cuanto al enfoque metodológico, la investigación incorporará componentes cualitativos y cuantitativos. El componente cualitativo permitirá analizar antecedentes bibliográficos, documentación oficial del Ministerio de Educación, investigaciones relacionadas con Sistemas de Tutoría Inteligente, educación inclusiva y arquitecturas </w:t>
-      </w:r>
-      <w:proofErr w:type="spellStart"/>
-      <w:r>
-        <w:rPr>
-          <w:sz w:val="22"/>
-          <w:szCs w:val="22"/>
-        </w:rPr>
-        <w:t>Retrieval-Augmented</w:t>
-      </w:r>
-      <w:proofErr w:type="spellEnd"/>
-      <w:r>
-        <w:rPr>
-          <w:sz w:val="22"/>
-          <w:szCs w:val="22"/>
-        </w:rPr>
-        <w:t xml:space="preserve"> </w:t>
-      </w:r>
-      <w:proofErr w:type="spellStart"/>
-      <w:r>
-        <w:rPr>
-          <w:sz w:val="22"/>
-          <w:szCs w:val="22"/>
-        </w:rPr>
-        <w:t>Generation</w:t>
-      </w:r>
-      <w:proofErr w:type="spellEnd"/>
-      <w:r>
-        <w:rPr>
-          <w:sz w:val="22"/>
-          <w:szCs w:val="22"/>
-        </w:rPr>
-        <w:t>, con el propósito de fundamentar el diseño de la propuesta tecnológica. Paralelamente, el componente cuantitativo considerará el análisis de información estadística relacionada con el rendimiento académico y otros antecedentes disponibles en fuentes oficiales que permitan contextualizar la problemática abordada por la investigación.</w:t>
+        <w:t xml:space="preserve">En cuanto al enfoque metodológico, la investigación incorporará componentes cualitativos y cuantitativos. El componente cualitativo permitirá analizar antecedentes bibliográficos, documentación oficial del Ministerio de Educación, investigaciones relacionadas con Sistemas de Tutoría Inteligente, educación inclusiva y arquitecturas Retrieval-Augmented Generation, con el propósito de fundamentar el diseño de la propuesta </w:t>
+      </w:r>
+      <w:r>
+        <w:rPr>
+          <w:sz w:val="22"/>
+          <w:szCs w:val="22"/>
+        </w:rPr>
+        <w:lastRenderedPageBreak/>
+        <w:t>tecnológica. Paralelamente, el componente cuantitativo considerará el análisis de información estadística relacionada con el rendimiento académico y otros antecedentes disponibles en fuentes oficiales que permitan contextualizar la problemática abordada por la investigación.</w:t>
       </w:r>
     </w:p>
     <w:p>
@@ -7353,23 +6745,7 @@
           <w:sz w:val="22"/>
           <w:szCs w:val="22"/>
         </w:rPr>
-        <w:t xml:space="preserve">El desarrollo del software seguirá una metodología ágil basada en </w:t>
-      </w:r>
-      <w:proofErr w:type="spellStart"/>
-      <w:r>
-        <w:rPr>
-          <w:sz w:val="22"/>
-          <w:szCs w:val="22"/>
-        </w:rPr>
-        <w:t>Scrum</w:t>
-      </w:r>
-      <w:proofErr w:type="spellEnd"/>
-      <w:r>
-        <w:rPr>
-          <w:sz w:val="22"/>
-          <w:szCs w:val="22"/>
-        </w:rPr>
-        <w:t>, debido a su capacidad para organizar el trabajo en iteraciones incrementales, facilitar la validación continua de los componentes desarrollados y permitir ajustes progresivos durante la implementación del sistema. Cada incremento contemplará actividades de planificación, desarrollo, revisión y evaluación, favoreciendo la construcción gradual del prototipo funcional.</w:t>
+        <w:t>El desarrollo del software seguirá una metodología ágil basada en Scrum, debido a su capacidad para organizar el trabajo en iteraciones incrementales, facilitar la validación continua de los componentes desarrollados y permitir ajustes progresivos durante la implementación del sistema. Cada incremento contemplará actividades de planificación, desarrollo, revisión y evaluación, favoreciendo la construcción gradual del prototipo funcional.</w:t>
       </w:r>
     </w:p>
     <w:p>
@@ -7386,39 +6762,7 @@
           <w:sz w:val="22"/>
           <w:szCs w:val="22"/>
         </w:rPr>
-        <w:t xml:space="preserve">El proceso de desarrollo se estructurará en distintas etapas. En una primera fase se realizará la revisión bibliográfica y el análisis de antecedentes científicos relacionados con Inteligencia Artificial aplicada a la educación, Sistemas de Tutoría Inteligente, aprendizaje procedimental, Diseño Universal para el Aprendizaje (DUA) y arquitecturas </w:t>
-      </w:r>
-      <w:proofErr w:type="spellStart"/>
-      <w:r>
-        <w:rPr>
-          <w:sz w:val="22"/>
-          <w:szCs w:val="22"/>
-        </w:rPr>
-        <w:t>Retrieval-Augmented</w:t>
-      </w:r>
-      <w:proofErr w:type="spellEnd"/>
-      <w:r>
-        <w:rPr>
-          <w:sz w:val="22"/>
-          <w:szCs w:val="22"/>
-        </w:rPr>
-        <w:t xml:space="preserve"> </w:t>
-      </w:r>
-      <w:proofErr w:type="spellStart"/>
-      <w:r>
-        <w:rPr>
-          <w:sz w:val="22"/>
-          <w:szCs w:val="22"/>
-        </w:rPr>
-        <w:t>Generation</w:t>
-      </w:r>
-      <w:proofErr w:type="spellEnd"/>
-      <w:r>
-        <w:rPr>
-          <w:sz w:val="22"/>
-          <w:szCs w:val="22"/>
-        </w:rPr>
-        <w:t>. Esta etapa permitirá establecer el marco conceptual que sustentará la investigación e identificar las principales brechas presentes en la literatura.</w:t>
+        <w:t>El proceso de desarrollo se estructurará en distintas etapas. En una primera fase se realizará la revisión bibliográfica y el análisis de antecedentes científicos relacionados con Inteligencia Artificial aplicada a la educación, Sistemas de Tutoría Inteligente, aprendizaje procedimental, Diseño Universal para el Aprendizaje (DUA) y arquitecturas Retrieval-Augmented Generation. Esta etapa permitirá establecer el marco conceptual que sustentará la investigación e identificar las principales brechas presentes en la literatura.</w:t>
       </w:r>
     </w:p>
     <w:p>
@@ -7469,39 +6813,7 @@
           <w:sz w:val="22"/>
           <w:szCs w:val="22"/>
         </w:rPr>
-        <w:t xml:space="preserve">Durante la fase de implementación se desarrollará el prototipo utilizando el lenguaje de programación Python y el framework </w:t>
-      </w:r>
-      <w:proofErr w:type="spellStart"/>
-      <w:r>
-        <w:rPr>
-          <w:sz w:val="22"/>
-          <w:szCs w:val="22"/>
-        </w:rPr>
-        <w:t>Streamlit</w:t>
-      </w:r>
-      <w:proofErr w:type="spellEnd"/>
-      <w:r>
-        <w:rPr>
-          <w:sz w:val="22"/>
-          <w:szCs w:val="22"/>
-        </w:rPr>
-        <w:t xml:space="preserve">. Se integrarán los distintos componentes tecnológicos necesarios para el funcionamiento del sistema, incluyendo el almacén vectorial ChromaDB, la base de datos </w:t>
-      </w:r>
-      <w:proofErr w:type="spellStart"/>
-      <w:r>
-        <w:rPr>
-          <w:sz w:val="22"/>
-          <w:szCs w:val="22"/>
-        </w:rPr>
-        <w:t>MySQL</w:t>
-      </w:r>
-      <w:proofErr w:type="spellEnd"/>
-      <w:r>
-        <w:rPr>
-          <w:sz w:val="22"/>
-          <w:szCs w:val="22"/>
-        </w:rPr>
-        <w:t xml:space="preserve"> y el modelo de lenguaje seleccionado para la generación de respuestas. La integración de estos componentes permitirá construir una plataforma capaz de recuperar información curricular relevante y generar tutorías contextualizadas para cada estudiante. La fase de implementacion contemplara la construccion de una imagen Docker basada en python:3.11-slim, con inclusion de la libreria libgomp1 requerida por ChromaDB, instalacion del codigo como usuario no-root (appuser) y exposicion del servicio sobre HTTPS con certificados TLS autofirmados generados con mkcert. La aplicacion sera orquestada con Docker Compose, declarando dos servicios en una red bridge dedicada (db_relacional para MySQL y app_tutor para Streamlit) con healthcheck que bloquea el arranque del frontend hasta confirmar la disponibilidad de la base de datos, asegurando asi la inicializacion ordenada del sistema. Ademas, se incorporara la entrada de voz mediante la API multimodal de Gemini 2.5 Flash, lo que requerira la inclusion de un certificado HTTPS valido para que el navegador autorice el acceso al microfono del estudiante.</w:t>
+        <w:t>Durante la fase de implementación se desarrollará el prototipo utilizando el lenguaje de programación Python y el framework Streamlit. Se integrarán los distintos componentes tecnológicos necesarios para el funcionamiento del sistema, incluyendo el almacén vectorial ChromaDB, la base de datos MySQL y el modelo de lenguaje seleccionado para la generación de respuestas. La integración de estos componentes permitirá construir una plataforma capaz de recuperar información curricular relevante y generar tutorías contextualizadas para cada estudiante. La fase de implementacion contemplara la construccion de una imagen Docker basada en python:3.11-slim, con inclusion de la libreria libgomp1 requerida por ChromaDB, instalacion del codigo como usuario no-root (appuser) y exposicion del servicio sobre HTTPS con certificados TLS autofirmados generados con mkcert. La aplicacion sera orquestada con Docker Compose, declarando dos servicios en una red bridge dedicada (db_relacional para MySQL y app_tutor para Streamlit) con healthcheck que bloquea el arranque del frontend hasta confirmar la disponibilidad de la base de datos, asegurando asi la inicializacion ordenada del sistema. Ademas, se incorporara la entrada de voz mediante la API multimodal de Gemini 2.5 Flash, lo que requerira la inclusion de un certificado HTTPS valido para que el navegador autorice el acceso al microfono del estudiante.</w:t>
       </w:r>
     </w:p>
     <w:p>
@@ -7518,7 +6830,6 @@
           <w:sz w:val="22"/>
           <w:szCs w:val="22"/>
         </w:rPr>
-        <w:lastRenderedPageBreak/>
         <w:t>Posteriormente se realizará una etapa de pruebas y validación funcional, cuyo propósito será verificar el correcto funcionamiento de los distintos módulos del sistema. Esta fase incluirá la revisión de la recuperación de información desde la base documental, la coherencia de las respuestas generadas por el modelo de lenguaje, el funcionamiento de la interfaz de usuario y la persistencia de la información registrada durante las sesiones de tutoría.</w:t>
       </w:r>
     </w:p>
@@ -7553,6 +6864,7 @@
           <w:sz w:val="22"/>
           <w:szCs w:val="22"/>
         </w:rPr>
+        <w:lastRenderedPageBreak/>
         <w:t>La metodología propuesta buscará garantizar un proceso de desarrollo sistemático, fundamentado en evidencia científica y orientado a la construcción de una solución tecnológica que responda tanto a las necesidades del contexto educativo como a los objetivos planteados por la presente investigación.</w:t>
       </w:r>
     </w:p>
@@ -7583,8 +6895,14 @@
       <w:pPr>
         <w:pStyle w:val="pdq2pgselectionanchorcontainer"/>
         <w:spacing w:before="0" w:beforeAutospacing="0"/>
-      </w:pPr>
-      <w:r>
+        <w:rPr>
+          <w:sz w:val="22"/>
+        </w:rPr>
+      </w:pPr>
+      <w:r>
+        <w:rPr>
+          <w:sz w:val="22"/>
+        </w:rPr>
         <w:t>La planificación del presente anteproyecto se estructurará en distintas etapas, organizadas de manera secuencial e incremental con el propósito de garantizar un desarrollo ordenado de la investigación y del prototipo propuesto. Cada etapa contemplará objetivos específicos, productos esperados y actividades orientadas al cumplimiento de los objetivos planteados en la investigación.</w:t>
       </w:r>
     </w:p>
@@ -7592,33 +6910,29 @@
       <w:pPr>
         <w:pStyle w:val="NormalWeb"/>
         <w:spacing w:before="0" w:beforeAutospacing="0"/>
-      </w:pPr>
-      <w:r>
-        <w:t xml:space="preserve">La primera etapa corresponderá a la revisión bibliográfica y al levantamiento de antecedentes, donde se realizará la búsqueda, selección y análisis de literatura científica relacionada con Sistemas de Tutoría Inteligente, Inteligencia Artificial aplicada a la educación, arquitecturas </w:t>
-      </w:r>
-      <w:proofErr w:type="spellStart"/>
-      <w:r>
-        <w:t>Retrieval-Augmented</w:t>
-      </w:r>
-      <w:proofErr w:type="spellEnd"/>
-      <w:r>
-        <w:t xml:space="preserve"> </w:t>
-      </w:r>
-      <w:proofErr w:type="spellStart"/>
-      <w:r>
-        <w:t>Generation</w:t>
-      </w:r>
-      <w:proofErr w:type="spellEnd"/>
-      <w:r>
-        <w:t xml:space="preserve"> (RAG), aprendizaje procedimental, Diseño Universal para el Aprendizaje (DUA) y educación inclusiva. Asimismo, se revisará documentación oficial del Ministerio de Educación de Chile con el propósito de construir la base de conocimiento que utilizará el sistema durante la recuperación de información.</w:t>
+        <w:rPr>
+          <w:sz w:val="22"/>
+        </w:rPr>
+      </w:pPr>
+      <w:r>
+        <w:rPr>
+          <w:sz w:val="22"/>
+        </w:rPr>
+        <w:t>La primera etapa corresponderá a la revisión bibliográfica y al levantamiento de antecedentes, donde se realizará la búsqueda, selección y análisis de literatura científica relacionada con Sistemas de Tutoría Inteligente, Inteligencia Artificial aplicada a la educación, arquitecturas Retrieval-Augmented Generation (RAG), aprendizaje procedimental, Diseño Universal para el Aprendizaje (DUA) y educación inclusiva. Asimismo, se revisará documentación oficial del Ministerio de Educación de Chile con el propósito de construir la base de conocimiento que utilizará el sistema durante la recuperación de información.</w:t>
       </w:r>
     </w:p>
     <w:p>
       <w:pPr>
         <w:pStyle w:val="NormalWeb"/>
         <w:spacing w:before="0" w:beforeAutospacing="0"/>
-      </w:pPr>
-      <w:r>
+        <w:rPr>
+          <w:sz w:val="22"/>
+        </w:rPr>
+      </w:pPr>
+      <w:r>
+        <w:rPr>
+          <w:sz w:val="22"/>
+        </w:rPr>
         <w:t>Posteriormente se desarrollará la etapa de análisis y definición de requerimientos, en la cual se identificarán las necesidades funcionales y no funcionales que deberá satisfacer la solución propuesta. Durante esta fase también se definirán la arquitectura general del sistema, los componentes tecnológicos que lo conformarán y las estrategias de interacción orientadas al aprendizaje guiado de los estudiantes.</w:t>
       </w:r>
     </w:p>
@@ -7626,8 +6940,14 @@
       <w:pPr>
         <w:pStyle w:val="NormalWeb"/>
         <w:spacing w:before="0" w:beforeAutospacing="0"/>
-      </w:pPr>
-      <w:r>
+        <w:rPr>
+          <w:sz w:val="22"/>
+        </w:rPr>
+      </w:pPr>
+      <w:r>
+        <w:rPr>
+          <w:sz w:val="22"/>
+        </w:rPr>
         <w:t>La tercera etapa corresponderá al diseño e implementación del prototipo funcional. En ella se desarrollarán los distintos módulos del Sistema de Tutoría Inteligente, incluyendo la interfaz de usuario, la integración del modelo de lenguaje, el almacén vectorial para la recuperación semántica de información, la base de datos relacional y los mecanismos de persistencia necesarios para registrar el historial de aprendizaje de los estudiantes. Esta etapa incluira el empaquetado de la aplicacion en una imagen Docker reproducible, versionada mediante el archivo requirements.txt con dependencias pinneadas, y desplegada a traves de un archivo docker-compose.yml que declara los servicios necesarios, los volumenes nombrados para persistencia y las politicas de reinicio ante fallos.</w:t>
       </w:r>
     </w:p>
@@ -7635,8 +6955,14 @@
       <w:pPr>
         <w:pStyle w:val="NormalWeb"/>
         <w:spacing w:before="0" w:beforeAutospacing="0"/>
-      </w:pPr>
-      <w:r>
+        <w:rPr>
+          <w:sz w:val="22"/>
+        </w:rPr>
+      </w:pPr>
+      <w:r>
+        <w:rPr>
+          <w:sz w:val="22"/>
+        </w:rPr>
         <w:t>Una vez implementado el prototipo, se llevará a cabo la etapa de integración y validación funcional, cuyo objetivo será verificar el correcto funcionamiento de todos los componentes del sistema. Se evaluará la recuperación de información desde la base documental, la calidad de las respuestas generadas, la estabilidad de la aplicación y la correcta interacción entre los distintos módulos desarrollados.</w:t>
       </w:r>
     </w:p>
@@ -7644,8 +6970,14 @@
       <w:pPr>
         <w:pStyle w:val="NormalWeb"/>
         <w:spacing w:before="0" w:beforeAutospacing="0"/>
-      </w:pPr>
-      <w:r>
+        <w:rPr>
+          <w:sz w:val="22"/>
+        </w:rPr>
+      </w:pPr>
+      <w:r>
+        <w:rPr>
+          <w:sz w:val="22"/>
+        </w:rPr>
         <w:t>Finalmente, la última etapa comprenderá el análisis de resultados, la elaboración de la documentación técnica y la redacción del informe final de tesis. En esta fase se sistematizarán los resultados obtenidos durante el desarrollo del proyecto, se analizarán las principales conclusiones de la investigación y se identificarán oportunidades de mejora para futuros trabajos relacionados con Sistemas de Tutoría Inteligente aplicados a la educación inclusiva.</w:t>
       </w:r>
     </w:p>
@@ -7658,19 +6990,70 @@
         </w:rPr>
       </w:pPr>
       <w:r>
+        <w:rPr>
+          <w:sz w:val="22"/>
+        </w:rPr>
+        <w:t>La distribución temporal de estas actividades será presentada mediante una carta Gantt, la cual permitirá visualizar la secuencia de ejecución de cada etapa y facilitará el seguimiento del avance del proyecto d</w:t>
+      </w:r>
+      <w:r>
+        <w:rPr>
+          <w:sz w:val="22"/>
+        </w:rPr>
+        <w:t>urante el período de desarrollo.</w:t>
+      </w:r>
+    </w:p>
+    <w:p>
+      <w:pPr>
+        <w:pStyle w:val="NormalWeb"/>
+        <w:spacing w:before="0" w:beforeAutospacing="0"/>
+        <w:rPr>
+          <w:sz w:val="22"/>
+        </w:rPr>
+      </w:pPr>
+    </w:p>
+    <w:p>
+      <w:pPr>
+        <w:pStyle w:val="NormalWeb"/>
+        <w:spacing w:before="0" w:beforeAutospacing="0"/>
+        <w:rPr>
+          <w:sz w:val="22"/>
+        </w:rPr>
+      </w:pPr>
+    </w:p>
+    <w:p>
+      <w:pPr>
+        <w:pStyle w:val="NormalWeb"/>
+        <w:spacing w:before="0" w:beforeAutospacing="0"/>
+        <w:rPr>
+          <w:sz w:val="22"/>
+        </w:rPr>
+      </w:pPr>
+    </w:p>
+    <w:p>
+      <w:pPr>
+        <w:pStyle w:val="NormalWeb"/>
+        <w:spacing w:before="0" w:beforeAutospacing="0"/>
+        <w:rPr>
+          <w:sz w:val="22"/>
+        </w:rPr>
+      </w:pPr>
+    </w:p>
+    <w:p>
+      <w:pPr>
+        <w:pStyle w:val="NormalWeb"/>
+        <w:spacing w:before="0" w:beforeAutospacing="0"/>
+        <w:rPr>
+          <w:sz w:val="20"/>
+        </w:rPr>
+      </w:pPr>
+    </w:p>
+    <w:p>
+      <w:pPr>
+        <w:pStyle w:val="Titulo1"/>
+      </w:pPr>
+      <w:bookmarkStart w:id="21" w:name="_Toc233843516"/>
+      <w:r>
         <w:lastRenderedPageBreak/>
-        <w:t>La distribución temporal de estas actividades será presentada mediante una carta Gantt, la cual permitirá visualizar la secuencia de ejecución de cada etapa y facilitará el seguimiento del avance del proyecto d</w:t>
-      </w:r>
-      <w:r>
-        <w:t>urante el período de desarrollo.</w:t>
-      </w:r>
-    </w:p>
-    <w:p>
-      <w:pPr>
-        <w:pStyle w:val="Titulo1"/>
-      </w:pPr>
-      <w:bookmarkStart w:id="21" w:name="_Toc233843516"/>
-      <w:r>
         <w:t>Carta Gantt:</w:t>
       </w:r>
       <w:bookmarkEnd w:id="21"/>
@@ -11915,33 +11298,8 @@
                 <w:sz w:val="20"/>
                 <w:szCs w:val="22"/>
               </w:rPr>
-              <w:t xml:space="preserve">Diseño e implementación de la arquitectura </w:t>
-            </w:r>
-            <w:proofErr w:type="spellStart"/>
-            <w:r>
-              <w:rPr>
-                <w:sz w:val="20"/>
-                <w:szCs w:val="22"/>
-              </w:rPr>
-              <w:t>Retrieval-Augmented</w:t>
-            </w:r>
-            <w:proofErr w:type="spellEnd"/>
-            <w:r>
-              <w:rPr>
-                <w:sz w:val="20"/>
-                <w:szCs w:val="22"/>
-              </w:rPr>
-              <w:t xml:space="preserve"> </w:t>
-            </w:r>
-            <w:proofErr w:type="spellStart"/>
-            <w:r>
-              <w:rPr>
-                <w:sz w:val="20"/>
-                <w:szCs w:val="22"/>
-              </w:rPr>
-              <w:t>Generation</w:t>
-            </w:r>
-            <w:proofErr w:type="spellEnd"/>
+              <w:t>Diseño e implementación de la arquitectura Retrieval-Augmented Generation</w:t>
+            </w:r>
             <w:r>
               <w:rPr>
                 <w:sz w:val="20"/>
@@ -15472,6 +14830,33 @@
     </w:p>
     <w:p>
       <w:pPr>
+        <w:pStyle w:val="NormalWeb"/>
+        <w:spacing w:before="0" w:beforeAutospacing="0" w:after="0" w:afterAutospacing="0"/>
+        <w:rPr>
+          <w:sz w:val="22"/>
+        </w:rPr>
+      </w:pPr>
+    </w:p>
+    <w:p>
+      <w:pPr>
+        <w:pStyle w:val="NormalWeb"/>
+        <w:spacing w:before="0" w:beforeAutospacing="0" w:after="0" w:afterAutospacing="0"/>
+        <w:rPr>
+          <w:sz w:val="22"/>
+        </w:rPr>
+      </w:pPr>
+    </w:p>
+    <w:p>
+      <w:pPr>
+        <w:pStyle w:val="NormalWeb"/>
+        <w:spacing w:before="0" w:beforeAutospacing="0" w:after="0" w:afterAutospacing="0"/>
+        <w:rPr>
+          <w:sz w:val="22"/>
+        </w:rPr>
+      </w:pPr>
+    </w:p>
+    <w:p>
+      <w:pPr>
         <w:pStyle w:val="Titulo1"/>
       </w:pPr>
       <w:bookmarkStart w:id="22" w:name="_Toc233843517"/>
@@ -15482,257 +14867,80 @@
       <w:r>
         <w:t xml:space="preserve">. </w:t>
       </w:r>
-      <w:proofErr w:type="spellStart"/>
-      <w:r>
-        <w:t>Bibliografia</w:t>
-      </w:r>
       <w:bookmarkEnd w:id="22"/>
-      <w:proofErr w:type="spellEnd"/>
+      <w:r>
+        <w:t>Bibliografía</w:t>
+      </w:r>
     </w:p>
     <w:p>
       <w:pPr>
         <w:pStyle w:val="pdq2pgselectionanchorcontainer"/>
         <w:spacing w:before="0" w:beforeAutospacing="0"/>
-      </w:pPr>
-      <w:r>
-        <w:t xml:space="preserve">American </w:t>
-      </w:r>
-      <w:proofErr w:type="spellStart"/>
-      <w:r>
-        <w:t>Psychiatric</w:t>
-      </w:r>
-      <w:proofErr w:type="spellEnd"/>
-      <w:r>
-        <w:t xml:space="preserve"> </w:t>
-      </w:r>
-      <w:proofErr w:type="spellStart"/>
-      <w:r>
-        <w:t>Association</w:t>
-      </w:r>
-      <w:proofErr w:type="spellEnd"/>
-      <w:r>
-        <w:t xml:space="preserve">. (2022). </w:t>
-      </w:r>
-      <w:proofErr w:type="spellStart"/>
+        <w:rPr>
+          <w:sz w:val="22"/>
+          <w:szCs w:val="22"/>
+        </w:rPr>
+      </w:pPr>
+      <w:r>
+        <w:rPr>
+          <w:sz w:val="22"/>
+          <w:szCs w:val="22"/>
+        </w:rPr>
+        <w:t xml:space="preserve">American Psychiatric Association. (2022). </w:t>
+      </w:r>
       <w:r>
         <w:rPr>
           <w:rStyle w:val="nfasis"/>
-        </w:rPr>
-        <w:t>Diagnostic</w:t>
-      </w:r>
-      <w:proofErr w:type="spellEnd"/>
-      <w:r>
-        <w:rPr>
-          <w:rStyle w:val="nfasis"/>
-        </w:rPr>
-        <w:t xml:space="preserve"> and </w:t>
-      </w:r>
-      <w:proofErr w:type="spellStart"/>
-      <w:r>
-        <w:rPr>
-          <w:rStyle w:val="nfasis"/>
-        </w:rPr>
-        <w:t>statistical</w:t>
-      </w:r>
-      <w:proofErr w:type="spellEnd"/>
-      <w:r>
-        <w:rPr>
-          <w:rStyle w:val="nfasis"/>
-        </w:rPr>
-        <w:t xml:space="preserve"> manual of mental </w:t>
-      </w:r>
-      <w:proofErr w:type="spellStart"/>
-      <w:r>
-        <w:rPr>
-          <w:rStyle w:val="nfasis"/>
-        </w:rPr>
-        <w:t>disorders</w:t>
-      </w:r>
-      <w:proofErr w:type="spellEnd"/>
-      <w:r>
-        <w:t xml:space="preserve"> (5th ed., </w:t>
-      </w:r>
-      <w:proofErr w:type="spellStart"/>
-      <w:r>
-        <w:t>text</w:t>
-      </w:r>
-      <w:proofErr w:type="spellEnd"/>
-      <w:r>
-        <w:t xml:space="preserve"> </w:t>
-      </w:r>
-      <w:proofErr w:type="spellStart"/>
-      <w:r>
-        <w:t>rev.</w:t>
-      </w:r>
-      <w:proofErr w:type="spellEnd"/>
-      <w:r>
-        <w:t xml:space="preserve">; DSM-5-TR). American </w:t>
-      </w:r>
-      <w:proofErr w:type="spellStart"/>
-      <w:r>
-        <w:t>Psychiatric</w:t>
-      </w:r>
-      <w:proofErr w:type="spellEnd"/>
-      <w:r>
-        <w:t xml:space="preserve"> </w:t>
-      </w:r>
-      <w:proofErr w:type="spellStart"/>
-      <w:r>
-        <w:t>Association</w:t>
-      </w:r>
-      <w:proofErr w:type="spellEnd"/>
-      <w:r>
-        <w:t>.</w:t>
+          <w:sz w:val="22"/>
+          <w:szCs w:val="22"/>
+        </w:rPr>
+        <w:t>Diagnostic and statistical manual of mental disorders</w:t>
+      </w:r>
+      <w:r>
+        <w:rPr>
+          <w:sz w:val="22"/>
+          <w:szCs w:val="22"/>
+        </w:rPr>
+        <w:t xml:space="preserve"> (5th ed., text rev.; DSM-5-TR). American Psychiatric Association.</w:t>
       </w:r>
     </w:p>
     <w:p>
       <w:pPr>
         <w:pStyle w:val="NormalWeb"/>
         <w:spacing w:before="0" w:beforeAutospacing="0"/>
-      </w:pPr>
-      <w:proofErr w:type="spellStart"/>
-      <w:r>
-        <w:t>Alkhatlan</w:t>
-      </w:r>
-      <w:proofErr w:type="spellEnd"/>
-      <w:r>
-        <w:t xml:space="preserve">, A., &amp; </w:t>
-      </w:r>
-      <w:proofErr w:type="spellStart"/>
-      <w:r>
-        <w:t>Kalita</w:t>
-      </w:r>
-      <w:proofErr w:type="spellEnd"/>
-      <w:r>
-        <w:t xml:space="preserve">, J. (2019). </w:t>
+        <w:rPr>
+          <w:sz w:val="22"/>
+          <w:szCs w:val="22"/>
+        </w:rPr>
+      </w:pPr>
+      <w:r>
+        <w:rPr>
+          <w:sz w:val="22"/>
+          <w:szCs w:val="22"/>
+        </w:rPr>
+        <w:t xml:space="preserve">Alkhatlan, A., &amp; Kalita, J. (2019). </w:t>
       </w:r>
       <w:r>
         <w:rPr>
           <w:rStyle w:val="nfasis"/>
-        </w:rPr>
-        <w:t xml:space="preserve">Intelligent </w:t>
-      </w:r>
-      <w:proofErr w:type="spellStart"/>
-      <w:r>
-        <w:rPr>
-          <w:rStyle w:val="nfasis"/>
-        </w:rPr>
-        <w:t>Tutoring</w:t>
-      </w:r>
-      <w:proofErr w:type="spellEnd"/>
-      <w:r>
-        <w:rPr>
-          <w:rStyle w:val="nfasis"/>
-        </w:rPr>
-        <w:t xml:space="preserve"> </w:t>
-      </w:r>
-      <w:proofErr w:type="spellStart"/>
-      <w:r>
-        <w:rPr>
-          <w:rStyle w:val="nfasis"/>
-        </w:rPr>
-        <w:t>Systems</w:t>
-      </w:r>
-      <w:proofErr w:type="spellEnd"/>
-      <w:r>
-        <w:rPr>
-          <w:rStyle w:val="nfasis"/>
-        </w:rPr>
-        <w:t xml:space="preserve">: A </w:t>
-      </w:r>
-      <w:proofErr w:type="spellStart"/>
-      <w:r>
-        <w:rPr>
-          <w:rStyle w:val="nfasis"/>
-        </w:rPr>
-        <w:t>Comprehensive</w:t>
-      </w:r>
-      <w:proofErr w:type="spellEnd"/>
-      <w:r>
-        <w:rPr>
-          <w:rStyle w:val="nfasis"/>
-        </w:rPr>
-        <w:t xml:space="preserve"> </w:t>
-      </w:r>
-      <w:proofErr w:type="spellStart"/>
-      <w:r>
-        <w:rPr>
-          <w:rStyle w:val="nfasis"/>
-        </w:rPr>
-        <w:t>Historical</w:t>
-      </w:r>
-      <w:proofErr w:type="spellEnd"/>
-      <w:r>
-        <w:rPr>
-          <w:rStyle w:val="nfasis"/>
-        </w:rPr>
-        <w:t xml:space="preserve"> </w:t>
-      </w:r>
-      <w:proofErr w:type="spellStart"/>
-      <w:r>
-        <w:rPr>
-          <w:rStyle w:val="nfasis"/>
-        </w:rPr>
-        <w:t>Survey</w:t>
-      </w:r>
-      <w:proofErr w:type="spellEnd"/>
-      <w:r>
-        <w:rPr>
-          <w:rStyle w:val="nfasis"/>
-        </w:rPr>
-        <w:t xml:space="preserve"> </w:t>
-      </w:r>
-      <w:proofErr w:type="spellStart"/>
-      <w:r>
-        <w:rPr>
-          <w:rStyle w:val="nfasis"/>
-        </w:rPr>
-        <w:t>with</w:t>
-      </w:r>
-      <w:proofErr w:type="spellEnd"/>
-      <w:r>
-        <w:rPr>
-          <w:rStyle w:val="nfasis"/>
-        </w:rPr>
-        <w:t xml:space="preserve"> </w:t>
-      </w:r>
-      <w:proofErr w:type="spellStart"/>
-      <w:r>
-        <w:rPr>
-          <w:rStyle w:val="nfasis"/>
-        </w:rPr>
-        <w:t>Recent</w:t>
-      </w:r>
-      <w:proofErr w:type="spellEnd"/>
-      <w:r>
-        <w:rPr>
-          <w:rStyle w:val="nfasis"/>
-        </w:rPr>
-        <w:t xml:space="preserve"> </w:t>
-      </w:r>
-      <w:proofErr w:type="spellStart"/>
-      <w:r>
-        <w:rPr>
-          <w:rStyle w:val="nfasis"/>
-        </w:rPr>
-        <w:t>Developments</w:t>
-      </w:r>
-      <w:proofErr w:type="spellEnd"/>
-      <w:r>
-        <w:t xml:space="preserve">. </w:t>
-      </w:r>
-      <w:proofErr w:type="spellStart"/>
-      <w:r>
-        <w:t>arXiv</w:t>
-      </w:r>
-      <w:proofErr w:type="spellEnd"/>
-      <w:r>
-        <w:t xml:space="preserve">. </w:t>
+          <w:sz w:val="22"/>
+          <w:szCs w:val="22"/>
+        </w:rPr>
+        <w:t>Intelligent Tutoring Systems: A Comprehensive Historical Survey with Recent Developments</w:t>
+      </w:r>
+      <w:r>
+        <w:rPr>
+          <w:sz w:val="22"/>
+          <w:szCs w:val="22"/>
+        </w:rPr>
+        <w:t xml:space="preserve">. arXiv. </w:t>
       </w:r>
       <w:hyperlink r:id="rId8" w:tgtFrame="_new" w:history="1">
         <w:r>
           <w:rPr>
             <w:rStyle w:val="Hipervnculo"/>
+            <w:sz w:val="22"/>
+            <w:szCs w:val="22"/>
           </w:rPr>
           <w:t>https://arxiv.org/abs/1812.09628</w:t>
         </w:r>
@@ -15742,204 +14950,46 @@
       <w:pPr>
         <w:pStyle w:val="NormalWeb"/>
         <w:spacing w:before="0" w:beforeAutospacing="0"/>
-      </w:pPr>
-      <w:r>
+        <w:rPr>
+          <w:sz w:val="22"/>
+          <w:szCs w:val="22"/>
+        </w:rPr>
+      </w:pPr>
+      <w:r>
+        <w:rPr>
+          <w:sz w:val="22"/>
+          <w:szCs w:val="22"/>
+        </w:rPr>
         <w:t xml:space="preserve">Bloom, B. S. (1984). </w:t>
       </w:r>
-      <w:proofErr w:type="spellStart"/>
       <w:r>
         <w:rPr>
           <w:rStyle w:val="nfasis"/>
-        </w:rPr>
-        <w:t>The</w:t>
-      </w:r>
-      <w:proofErr w:type="spellEnd"/>
+          <w:sz w:val="22"/>
+          <w:szCs w:val="22"/>
+        </w:rPr>
+        <w:t>The 2 sigma problem: The search for methods of group instruction as effective as one-to-one tutoring</w:t>
+      </w:r>
+      <w:r>
+        <w:rPr>
+          <w:sz w:val="22"/>
+          <w:szCs w:val="22"/>
+        </w:rPr>
+        <w:t xml:space="preserve">. </w:t>
+      </w:r>
       <w:r>
         <w:rPr>
           <w:rStyle w:val="nfasis"/>
-        </w:rPr>
-        <w:t xml:space="preserve"> 2 sigma </w:t>
-      </w:r>
-      <w:proofErr w:type="spellStart"/>
-      <w:r>
-        <w:rPr>
-          <w:rStyle w:val="nfasis"/>
-        </w:rPr>
-        <w:t>problem</w:t>
-      </w:r>
-      <w:proofErr w:type="spellEnd"/>
-      <w:r>
-        <w:rPr>
-          <w:rStyle w:val="nfasis"/>
-        </w:rPr>
-        <w:t xml:space="preserve">: </w:t>
-      </w:r>
-      <w:proofErr w:type="spellStart"/>
-      <w:r>
-        <w:rPr>
-          <w:rStyle w:val="nfasis"/>
-        </w:rPr>
-        <w:t>The</w:t>
-      </w:r>
-      <w:proofErr w:type="spellEnd"/>
-      <w:r>
-        <w:rPr>
-          <w:rStyle w:val="nfasis"/>
-        </w:rPr>
-        <w:t xml:space="preserve"> </w:t>
-      </w:r>
-      <w:proofErr w:type="spellStart"/>
-      <w:r>
-        <w:rPr>
-          <w:rStyle w:val="nfasis"/>
-        </w:rPr>
-        <w:t>search</w:t>
-      </w:r>
-      <w:proofErr w:type="spellEnd"/>
-      <w:r>
-        <w:rPr>
-          <w:rStyle w:val="nfasis"/>
-        </w:rPr>
-        <w:t xml:space="preserve"> </w:t>
-      </w:r>
-      <w:proofErr w:type="spellStart"/>
-      <w:r>
-        <w:rPr>
-          <w:rStyle w:val="nfasis"/>
-        </w:rPr>
-        <w:t>for</w:t>
-      </w:r>
-      <w:proofErr w:type="spellEnd"/>
-      <w:r>
-        <w:rPr>
-          <w:rStyle w:val="nfasis"/>
-        </w:rPr>
-        <w:t xml:space="preserve"> </w:t>
-      </w:r>
-      <w:proofErr w:type="spellStart"/>
-      <w:r>
-        <w:rPr>
-          <w:rStyle w:val="nfasis"/>
-        </w:rPr>
-        <w:t>methods</w:t>
-      </w:r>
-      <w:proofErr w:type="spellEnd"/>
-      <w:r>
-        <w:rPr>
-          <w:rStyle w:val="nfasis"/>
-        </w:rPr>
-        <w:t xml:space="preserve"> of </w:t>
-      </w:r>
-      <w:proofErr w:type="spellStart"/>
-      <w:r>
-        <w:rPr>
-          <w:rStyle w:val="nfasis"/>
-        </w:rPr>
-        <w:t>group</w:t>
-      </w:r>
-      <w:proofErr w:type="spellEnd"/>
-      <w:r>
-        <w:rPr>
-          <w:rStyle w:val="nfasis"/>
-        </w:rPr>
-        <w:t xml:space="preserve"> </w:t>
-      </w:r>
-      <w:proofErr w:type="spellStart"/>
-      <w:r>
-        <w:rPr>
-          <w:rStyle w:val="nfasis"/>
-        </w:rPr>
-        <w:t>instruction</w:t>
-      </w:r>
-      <w:proofErr w:type="spellEnd"/>
-      <w:r>
-        <w:rPr>
-          <w:rStyle w:val="nfasis"/>
-        </w:rPr>
-        <w:t xml:space="preserve"> as </w:t>
-      </w:r>
-      <w:proofErr w:type="spellStart"/>
-      <w:r>
-        <w:rPr>
-          <w:rStyle w:val="nfasis"/>
-        </w:rPr>
-        <w:t>effective</w:t>
-      </w:r>
-      <w:proofErr w:type="spellEnd"/>
-      <w:r>
-        <w:rPr>
-          <w:rStyle w:val="nfasis"/>
-        </w:rPr>
-        <w:t xml:space="preserve"> as </w:t>
-      </w:r>
-      <w:proofErr w:type="spellStart"/>
-      <w:r>
-        <w:rPr>
-          <w:rStyle w:val="nfasis"/>
-        </w:rPr>
-        <w:t>one</w:t>
-      </w:r>
-      <w:proofErr w:type="spellEnd"/>
-      <w:r>
-        <w:rPr>
-          <w:rStyle w:val="nfasis"/>
-        </w:rPr>
-        <w:t>-to-</w:t>
-      </w:r>
-      <w:proofErr w:type="spellStart"/>
-      <w:r>
-        <w:rPr>
-          <w:rStyle w:val="nfasis"/>
-        </w:rPr>
-        <w:t>one</w:t>
-      </w:r>
-      <w:proofErr w:type="spellEnd"/>
-      <w:r>
-        <w:rPr>
-          <w:rStyle w:val="nfasis"/>
-        </w:rPr>
-        <w:t xml:space="preserve"> </w:t>
-      </w:r>
-      <w:proofErr w:type="spellStart"/>
-      <w:r>
-        <w:rPr>
-          <w:rStyle w:val="nfasis"/>
-        </w:rPr>
-        <w:t>tutoring</w:t>
-      </w:r>
-      <w:proofErr w:type="spellEnd"/>
-      <w:r>
-        <w:t xml:space="preserve">. </w:t>
-      </w:r>
-      <w:proofErr w:type="spellStart"/>
-      <w:r>
-        <w:rPr>
-          <w:rStyle w:val="nfasis"/>
-        </w:rPr>
-        <w:t>Educational</w:t>
-      </w:r>
-      <w:proofErr w:type="spellEnd"/>
-      <w:r>
-        <w:rPr>
-          <w:rStyle w:val="nfasis"/>
-        </w:rPr>
-        <w:t xml:space="preserve"> </w:t>
-      </w:r>
-      <w:proofErr w:type="spellStart"/>
-      <w:r>
-        <w:rPr>
-          <w:rStyle w:val="nfasis"/>
-        </w:rPr>
-        <w:t>Researcher</w:t>
-      </w:r>
-      <w:proofErr w:type="spellEnd"/>
-      <w:r>
-        <w:rPr>
-          <w:rStyle w:val="nfasis"/>
-        </w:rPr>
-        <w:t>, 13</w:t>
-      </w:r>
-      <w:r>
+          <w:sz w:val="22"/>
+          <w:szCs w:val="22"/>
+        </w:rPr>
+        <w:t>Educational Researcher, 13</w:t>
+      </w:r>
+      <w:r>
+        <w:rPr>
+          <w:sz w:val="22"/>
+          <w:szCs w:val="22"/>
+        </w:rPr>
         <w:t>(6), 4–16.</w:t>
       </w:r>
     </w:p>
@@ -15947,203 +14997,71 @@
       <w:pPr>
         <w:pStyle w:val="NormalWeb"/>
         <w:spacing w:before="0" w:beforeAutospacing="0"/>
-      </w:pPr>
-      <w:r>
-        <w:t xml:space="preserve">Brown, T., Mann, B., </w:t>
-      </w:r>
-      <w:proofErr w:type="spellStart"/>
-      <w:r>
-        <w:t>Ryder</w:t>
-      </w:r>
-      <w:proofErr w:type="spellEnd"/>
-      <w:r>
-        <w:t xml:space="preserve">, N., et al. (2020). </w:t>
-      </w:r>
-      <w:proofErr w:type="spellStart"/>
+        <w:rPr>
+          <w:sz w:val="22"/>
+          <w:szCs w:val="22"/>
+        </w:rPr>
+      </w:pPr>
+      <w:r>
+        <w:rPr>
+          <w:sz w:val="22"/>
+          <w:szCs w:val="22"/>
+        </w:rPr>
+        <w:t xml:space="preserve">Brown, T., Mann, B., Ryder, N., et al. (2020). </w:t>
+      </w:r>
       <w:r>
         <w:rPr>
           <w:rStyle w:val="nfasis"/>
-        </w:rPr>
-        <w:t>Language</w:t>
-      </w:r>
-      <w:proofErr w:type="spellEnd"/>
-      <w:r>
-        <w:rPr>
-          <w:rStyle w:val="nfasis"/>
-        </w:rPr>
-        <w:t xml:space="preserve"> </w:t>
-      </w:r>
-      <w:proofErr w:type="spellStart"/>
-      <w:r>
-        <w:rPr>
-          <w:rStyle w:val="nfasis"/>
-        </w:rPr>
-        <w:t>Models</w:t>
-      </w:r>
-      <w:proofErr w:type="spellEnd"/>
-      <w:r>
-        <w:rPr>
-          <w:rStyle w:val="nfasis"/>
-        </w:rPr>
-        <w:t xml:space="preserve"> are </w:t>
-      </w:r>
-      <w:proofErr w:type="spellStart"/>
-      <w:r>
-        <w:rPr>
-          <w:rStyle w:val="nfasis"/>
-        </w:rPr>
-        <w:t>Few-Shot</w:t>
-      </w:r>
-      <w:proofErr w:type="spellEnd"/>
-      <w:r>
-        <w:rPr>
-          <w:rStyle w:val="nfasis"/>
-        </w:rPr>
-        <w:t xml:space="preserve"> </w:t>
-      </w:r>
-      <w:proofErr w:type="spellStart"/>
-      <w:r>
-        <w:rPr>
-          <w:rStyle w:val="nfasis"/>
-        </w:rPr>
-        <w:t>Learners</w:t>
-      </w:r>
-      <w:proofErr w:type="spellEnd"/>
-      <w:r>
-        <w:t xml:space="preserve">. </w:t>
-      </w:r>
-      <w:proofErr w:type="spellStart"/>
-      <w:r>
-        <w:t>Advances</w:t>
-      </w:r>
-      <w:proofErr w:type="spellEnd"/>
-      <w:r>
-        <w:t xml:space="preserve"> in Neural </w:t>
-      </w:r>
-      <w:proofErr w:type="spellStart"/>
-      <w:r>
-        <w:t>Information</w:t>
-      </w:r>
-      <w:proofErr w:type="spellEnd"/>
-      <w:r>
-        <w:t xml:space="preserve"> </w:t>
-      </w:r>
-      <w:proofErr w:type="spellStart"/>
-      <w:r>
-        <w:t>Processing</w:t>
-      </w:r>
-      <w:proofErr w:type="spellEnd"/>
-      <w:r>
-        <w:t xml:space="preserve"> </w:t>
-      </w:r>
-      <w:proofErr w:type="spellStart"/>
-      <w:r>
-        <w:t>Systems</w:t>
-      </w:r>
-      <w:proofErr w:type="spellEnd"/>
-      <w:r>
-        <w:t xml:space="preserve"> (</w:t>
-      </w:r>
-      <w:proofErr w:type="spellStart"/>
-      <w:r>
-        <w:t>NeurIPS</w:t>
-      </w:r>
-      <w:proofErr w:type="spellEnd"/>
-      <w:r>
-        <w:t>).</w:t>
+          <w:sz w:val="22"/>
+          <w:szCs w:val="22"/>
+        </w:rPr>
+        <w:t>Language Models are Few-Shot Learners</w:t>
+      </w:r>
+      <w:r>
+        <w:rPr>
+          <w:sz w:val="22"/>
+          <w:szCs w:val="22"/>
+        </w:rPr>
+        <w:t>. Advances in Neural Information Processing Systems (NeurIPS).</w:t>
       </w:r>
     </w:p>
     <w:p>
       <w:pPr>
         <w:pStyle w:val="NormalWeb"/>
         <w:spacing w:before="0" w:beforeAutospacing="0"/>
-      </w:pPr>
-      <w:r>
+        <w:rPr>
+          <w:sz w:val="22"/>
+          <w:szCs w:val="22"/>
+        </w:rPr>
+      </w:pPr>
+      <w:r>
+        <w:rPr>
+          <w:sz w:val="22"/>
+          <w:szCs w:val="22"/>
+        </w:rPr>
         <w:t xml:space="preserve">CAST. (2024). </w:t>
       </w:r>
       <w:r>
         <w:rPr>
           <w:rStyle w:val="nfasis"/>
-        </w:rPr>
-        <w:t xml:space="preserve">Universal </w:t>
-      </w:r>
-      <w:proofErr w:type="spellStart"/>
-      <w:r>
-        <w:rPr>
-          <w:rStyle w:val="nfasis"/>
-        </w:rPr>
-        <w:t>Design</w:t>
-      </w:r>
-      <w:proofErr w:type="spellEnd"/>
-      <w:r>
-        <w:rPr>
-          <w:rStyle w:val="nfasis"/>
-        </w:rPr>
-        <w:t xml:space="preserve"> </w:t>
-      </w:r>
-      <w:proofErr w:type="spellStart"/>
-      <w:r>
-        <w:rPr>
-          <w:rStyle w:val="nfasis"/>
-        </w:rPr>
-        <w:t>for</w:t>
-      </w:r>
-      <w:proofErr w:type="spellEnd"/>
-      <w:r>
-        <w:rPr>
-          <w:rStyle w:val="nfasis"/>
-        </w:rPr>
-        <w:t xml:space="preserve"> </w:t>
-      </w:r>
-      <w:proofErr w:type="spellStart"/>
-      <w:r>
-        <w:rPr>
-          <w:rStyle w:val="nfasis"/>
-        </w:rPr>
-        <w:t>Learning</w:t>
-      </w:r>
-      <w:proofErr w:type="spellEnd"/>
-      <w:r>
-        <w:rPr>
-          <w:rStyle w:val="nfasis"/>
-        </w:rPr>
-        <w:t xml:space="preserve"> </w:t>
-      </w:r>
-      <w:proofErr w:type="spellStart"/>
-      <w:r>
-        <w:rPr>
-          <w:rStyle w:val="nfasis"/>
-        </w:rPr>
-        <w:t>Guidelines</w:t>
-      </w:r>
-      <w:proofErr w:type="spellEnd"/>
-      <w:r>
-        <w:rPr>
-          <w:rStyle w:val="nfasis"/>
-        </w:rPr>
-        <w:t xml:space="preserve"> </w:t>
-      </w:r>
-      <w:proofErr w:type="spellStart"/>
-      <w:r>
-        <w:rPr>
-          <w:rStyle w:val="nfasis"/>
-        </w:rPr>
-        <w:t>version</w:t>
-      </w:r>
-      <w:proofErr w:type="spellEnd"/>
-      <w:r>
-        <w:rPr>
-          <w:rStyle w:val="nfasis"/>
-        </w:rPr>
-        <w:t xml:space="preserve"> 3.0</w:t>
-      </w:r>
-      <w:r>
+          <w:sz w:val="22"/>
+          <w:szCs w:val="22"/>
+        </w:rPr>
+        <w:t>Universal Design for Learning Guidelines version 3.0</w:t>
+      </w:r>
+      <w:r>
+        <w:rPr>
+          <w:sz w:val="22"/>
+          <w:szCs w:val="22"/>
+        </w:rPr>
         <w:t xml:space="preserve">. </w:t>
       </w:r>
       <w:hyperlink r:id="rId9" w:tgtFrame="_new" w:history="1">
         <w:r>
           <w:rPr>
             <w:rStyle w:val="Hipervnculo"/>
+            <w:sz w:val="22"/>
+            <w:szCs w:val="22"/>
           </w:rPr>
           <w:t>https://udlguidelines.cast.org/</w:t>
         </w:r>
@@ -16153,124 +15071,39 @@
       <w:pPr>
         <w:pStyle w:val="NormalWeb"/>
         <w:spacing w:before="0" w:beforeAutospacing="0"/>
-      </w:pPr>
-      <w:proofErr w:type="spellStart"/>
-      <w:r>
-        <w:t>Gao</w:t>
-      </w:r>
-      <w:proofErr w:type="spellEnd"/>
-      <w:r>
-        <w:t xml:space="preserve">, Y., </w:t>
-      </w:r>
-      <w:proofErr w:type="spellStart"/>
-      <w:r>
-        <w:t>Xiong</w:t>
-      </w:r>
-      <w:proofErr w:type="spellEnd"/>
-      <w:r>
-        <w:t xml:space="preserve">, Y., </w:t>
-      </w:r>
-      <w:proofErr w:type="spellStart"/>
-      <w:r>
-        <w:t>Gao</w:t>
-      </w:r>
-      <w:proofErr w:type="spellEnd"/>
-      <w:r>
-        <w:t xml:space="preserve">, X., et al. (2023). </w:t>
-      </w:r>
-      <w:proofErr w:type="spellStart"/>
+        <w:rPr>
+          <w:sz w:val="22"/>
+          <w:szCs w:val="22"/>
+        </w:rPr>
+      </w:pPr>
+      <w:r>
+        <w:rPr>
+          <w:sz w:val="22"/>
+          <w:szCs w:val="22"/>
+        </w:rPr>
+        <w:t xml:space="preserve">Gao, Y., Xiong, Y., Gao, X., et al. (2023). </w:t>
+      </w:r>
       <w:r>
         <w:rPr>
           <w:rStyle w:val="nfasis"/>
-        </w:rPr>
-        <w:t>Retrieval-Augmented</w:t>
-      </w:r>
-      <w:proofErr w:type="spellEnd"/>
-      <w:r>
-        <w:rPr>
-          <w:rStyle w:val="nfasis"/>
-        </w:rPr>
-        <w:t xml:space="preserve"> </w:t>
-      </w:r>
-      <w:proofErr w:type="spellStart"/>
-      <w:r>
-        <w:rPr>
-          <w:rStyle w:val="nfasis"/>
-        </w:rPr>
-        <w:t>Generation</w:t>
-      </w:r>
-      <w:proofErr w:type="spellEnd"/>
-      <w:r>
-        <w:rPr>
-          <w:rStyle w:val="nfasis"/>
-        </w:rPr>
-        <w:t xml:space="preserve"> </w:t>
-      </w:r>
-      <w:proofErr w:type="spellStart"/>
-      <w:r>
-        <w:rPr>
-          <w:rStyle w:val="nfasis"/>
-        </w:rPr>
-        <w:t>for</w:t>
-      </w:r>
-      <w:proofErr w:type="spellEnd"/>
-      <w:r>
-        <w:rPr>
-          <w:rStyle w:val="nfasis"/>
-        </w:rPr>
-        <w:t xml:space="preserve"> Large </w:t>
-      </w:r>
-      <w:proofErr w:type="spellStart"/>
-      <w:r>
-        <w:rPr>
-          <w:rStyle w:val="nfasis"/>
-        </w:rPr>
-        <w:t>Language</w:t>
-      </w:r>
-      <w:proofErr w:type="spellEnd"/>
-      <w:r>
-        <w:rPr>
-          <w:rStyle w:val="nfasis"/>
-        </w:rPr>
-        <w:t xml:space="preserve"> </w:t>
-      </w:r>
-      <w:proofErr w:type="spellStart"/>
-      <w:r>
-        <w:rPr>
-          <w:rStyle w:val="nfasis"/>
-        </w:rPr>
-        <w:t>Models</w:t>
-      </w:r>
-      <w:proofErr w:type="spellEnd"/>
-      <w:r>
-        <w:rPr>
-          <w:rStyle w:val="nfasis"/>
-        </w:rPr>
-        <w:t xml:space="preserve">: A </w:t>
-      </w:r>
-      <w:proofErr w:type="spellStart"/>
-      <w:r>
-        <w:rPr>
-          <w:rStyle w:val="nfasis"/>
-        </w:rPr>
-        <w:t>Survey</w:t>
-      </w:r>
-      <w:proofErr w:type="spellEnd"/>
-      <w:r>
-        <w:t xml:space="preserve">. </w:t>
-      </w:r>
-      <w:proofErr w:type="spellStart"/>
-      <w:r>
-        <w:t>arXiv</w:t>
-      </w:r>
-      <w:proofErr w:type="spellEnd"/>
-      <w:r>
-        <w:t xml:space="preserve">. </w:t>
+          <w:sz w:val="22"/>
+          <w:szCs w:val="22"/>
+        </w:rPr>
+        <w:t>Retrieval-Augmented Generation for Large Language Models: A Survey</w:t>
+      </w:r>
+      <w:r>
+        <w:rPr>
+          <w:sz w:val="22"/>
+          <w:szCs w:val="22"/>
+        </w:rPr>
+        <w:t xml:space="preserve">. arXiv. </w:t>
       </w:r>
       <w:hyperlink r:id="rId10" w:tgtFrame="_new" w:history="1">
         <w:r>
           <w:rPr>
             <w:rStyle w:val="Hipervnculo"/>
+            <w:sz w:val="22"/>
+            <w:szCs w:val="22"/>
           </w:rPr>
           <w:t>https://arxiv.org/abs/2312.10997</w:t>
         </w:r>
@@ -16280,575 +15113,127 @@
       <w:pPr>
         <w:pStyle w:val="NormalWeb"/>
         <w:spacing w:before="0" w:beforeAutospacing="0"/>
-      </w:pPr>
-      <w:r>
-        <w:t xml:space="preserve">Holmes, W., </w:t>
-      </w:r>
-      <w:proofErr w:type="spellStart"/>
-      <w:r>
-        <w:t>Bialik</w:t>
-      </w:r>
-      <w:proofErr w:type="spellEnd"/>
-      <w:r>
-        <w:t xml:space="preserve">, M., &amp; </w:t>
-      </w:r>
-      <w:proofErr w:type="spellStart"/>
-      <w:r>
-        <w:t>Fadel</w:t>
-      </w:r>
-      <w:proofErr w:type="spellEnd"/>
-      <w:r>
-        <w:t xml:space="preserve">, C. (2019). </w:t>
+        <w:rPr>
+          <w:sz w:val="22"/>
+          <w:szCs w:val="22"/>
+        </w:rPr>
+      </w:pPr>
+      <w:r>
+        <w:rPr>
+          <w:sz w:val="22"/>
+          <w:szCs w:val="22"/>
+        </w:rPr>
+        <w:t xml:space="preserve">Holmes, W., Bialik, M., &amp; Fadel, C. (2019). </w:t>
       </w:r>
       <w:r>
         <w:rPr>
           <w:rStyle w:val="nfasis"/>
-        </w:rPr>
-        <w:t xml:space="preserve">Artificial </w:t>
-      </w:r>
-      <w:proofErr w:type="spellStart"/>
-      <w:r>
-        <w:rPr>
-          <w:rStyle w:val="nfasis"/>
-        </w:rPr>
-        <w:t>Intelligence</w:t>
-      </w:r>
-      <w:proofErr w:type="spellEnd"/>
-      <w:r>
-        <w:rPr>
-          <w:rStyle w:val="nfasis"/>
-        </w:rPr>
-        <w:t xml:space="preserve"> in </w:t>
-      </w:r>
-      <w:proofErr w:type="spellStart"/>
-      <w:r>
-        <w:rPr>
-          <w:rStyle w:val="nfasis"/>
-        </w:rPr>
-        <w:t>Education</w:t>
-      </w:r>
-      <w:proofErr w:type="spellEnd"/>
-      <w:r>
-        <w:rPr>
-          <w:rStyle w:val="nfasis"/>
-        </w:rPr>
-        <w:t xml:space="preserve">: </w:t>
-      </w:r>
-      <w:proofErr w:type="spellStart"/>
-      <w:r>
-        <w:rPr>
-          <w:rStyle w:val="nfasis"/>
-        </w:rPr>
-        <w:t>Promises</w:t>
-      </w:r>
-      <w:proofErr w:type="spellEnd"/>
-      <w:r>
-        <w:rPr>
-          <w:rStyle w:val="nfasis"/>
-        </w:rPr>
-        <w:t xml:space="preserve"> and </w:t>
-      </w:r>
-      <w:proofErr w:type="spellStart"/>
-      <w:r>
-        <w:rPr>
-          <w:rStyle w:val="nfasis"/>
-        </w:rPr>
-        <w:t>Implications</w:t>
-      </w:r>
-      <w:proofErr w:type="spellEnd"/>
-      <w:r>
-        <w:rPr>
-          <w:rStyle w:val="nfasis"/>
-        </w:rPr>
-        <w:t xml:space="preserve"> </w:t>
-      </w:r>
-      <w:proofErr w:type="spellStart"/>
-      <w:r>
-        <w:rPr>
-          <w:rStyle w:val="nfasis"/>
-        </w:rPr>
-        <w:t>for</w:t>
-      </w:r>
-      <w:proofErr w:type="spellEnd"/>
-      <w:r>
-        <w:rPr>
-          <w:rStyle w:val="nfasis"/>
-        </w:rPr>
-        <w:t xml:space="preserve"> </w:t>
-      </w:r>
-      <w:proofErr w:type="spellStart"/>
-      <w:r>
-        <w:rPr>
-          <w:rStyle w:val="nfasis"/>
-        </w:rPr>
-        <w:t>Teaching</w:t>
-      </w:r>
-      <w:proofErr w:type="spellEnd"/>
-      <w:r>
-        <w:rPr>
-          <w:rStyle w:val="nfasis"/>
-        </w:rPr>
-        <w:t xml:space="preserve"> and </w:t>
-      </w:r>
-      <w:proofErr w:type="spellStart"/>
-      <w:r>
-        <w:rPr>
-          <w:rStyle w:val="nfasis"/>
-        </w:rPr>
-        <w:t>Learning</w:t>
-      </w:r>
-      <w:proofErr w:type="spellEnd"/>
-      <w:r>
-        <w:t xml:space="preserve">. Center </w:t>
-      </w:r>
-      <w:proofErr w:type="spellStart"/>
-      <w:r>
-        <w:t>for</w:t>
-      </w:r>
-      <w:proofErr w:type="spellEnd"/>
-      <w:r>
-        <w:t xml:space="preserve"> </w:t>
-      </w:r>
-      <w:proofErr w:type="spellStart"/>
-      <w:r>
-        <w:t>Curriculum</w:t>
-      </w:r>
-      <w:proofErr w:type="spellEnd"/>
-      <w:r>
-        <w:t xml:space="preserve"> </w:t>
-      </w:r>
-      <w:proofErr w:type="spellStart"/>
-      <w:r>
-        <w:t>Redesign</w:t>
-      </w:r>
-      <w:proofErr w:type="spellEnd"/>
-      <w:r>
-        <w:t>.</w:t>
+          <w:sz w:val="22"/>
+          <w:szCs w:val="22"/>
+        </w:rPr>
+        <w:t>Artificial Intelligence in Education: Promises and Implications for Teaching and Learning</w:t>
+      </w:r>
+      <w:r>
+        <w:rPr>
+          <w:sz w:val="22"/>
+          <w:szCs w:val="22"/>
+        </w:rPr>
+        <w:t>. Center for Curriculum Redesign.</w:t>
       </w:r>
     </w:p>
     <w:p>
       <w:pPr>
         <w:pStyle w:val="NormalWeb"/>
         <w:spacing w:before="0" w:beforeAutospacing="0"/>
-      </w:pPr>
-      <w:proofErr w:type="spellStart"/>
-      <w:r>
-        <w:t>Izacard</w:t>
-      </w:r>
-      <w:proofErr w:type="spellEnd"/>
-      <w:r>
-        <w:t xml:space="preserve">, G., &amp; Grave, E. (2021). </w:t>
-      </w:r>
-      <w:proofErr w:type="spellStart"/>
+        <w:rPr>
+          <w:sz w:val="22"/>
+          <w:szCs w:val="22"/>
+        </w:rPr>
+      </w:pPr>
+      <w:r>
+        <w:rPr>
+          <w:sz w:val="22"/>
+          <w:szCs w:val="22"/>
+        </w:rPr>
+        <w:t xml:space="preserve">Izacard, G., &amp; Grave, E. (2021). </w:t>
+      </w:r>
       <w:r>
         <w:rPr>
           <w:rStyle w:val="nfasis"/>
-        </w:rPr>
-        <w:t>Leveraging</w:t>
-      </w:r>
-      <w:proofErr w:type="spellEnd"/>
-      <w:r>
-        <w:rPr>
-          <w:rStyle w:val="nfasis"/>
-        </w:rPr>
-        <w:t xml:space="preserve"> </w:t>
-      </w:r>
-      <w:proofErr w:type="spellStart"/>
-      <w:r>
-        <w:rPr>
-          <w:rStyle w:val="nfasis"/>
-        </w:rPr>
-        <w:t>Passage</w:t>
-      </w:r>
-      <w:proofErr w:type="spellEnd"/>
-      <w:r>
-        <w:rPr>
-          <w:rStyle w:val="nfasis"/>
-        </w:rPr>
-        <w:t xml:space="preserve"> </w:t>
-      </w:r>
-      <w:proofErr w:type="spellStart"/>
-      <w:r>
-        <w:rPr>
-          <w:rStyle w:val="nfasis"/>
-        </w:rPr>
-        <w:t>Retrieval</w:t>
-      </w:r>
-      <w:proofErr w:type="spellEnd"/>
-      <w:r>
-        <w:rPr>
-          <w:rStyle w:val="nfasis"/>
-        </w:rPr>
-        <w:t xml:space="preserve"> </w:t>
-      </w:r>
-      <w:proofErr w:type="spellStart"/>
-      <w:r>
-        <w:rPr>
-          <w:rStyle w:val="nfasis"/>
-        </w:rPr>
-        <w:t>with</w:t>
-      </w:r>
-      <w:proofErr w:type="spellEnd"/>
-      <w:r>
-        <w:rPr>
-          <w:rStyle w:val="nfasis"/>
-        </w:rPr>
-        <w:t xml:space="preserve"> </w:t>
-      </w:r>
-      <w:proofErr w:type="spellStart"/>
-      <w:r>
-        <w:rPr>
-          <w:rStyle w:val="nfasis"/>
-        </w:rPr>
-        <w:t>Generative</w:t>
-      </w:r>
-      <w:proofErr w:type="spellEnd"/>
-      <w:r>
-        <w:rPr>
-          <w:rStyle w:val="nfasis"/>
-        </w:rPr>
-        <w:t xml:space="preserve"> </w:t>
-      </w:r>
-      <w:proofErr w:type="spellStart"/>
-      <w:r>
-        <w:rPr>
-          <w:rStyle w:val="nfasis"/>
-        </w:rPr>
-        <w:t>Models</w:t>
-      </w:r>
-      <w:proofErr w:type="spellEnd"/>
-      <w:r>
-        <w:rPr>
-          <w:rStyle w:val="nfasis"/>
-        </w:rPr>
-        <w:t xml:space="preserve"> </w:t>
-      </w:r>
-      <w:proofErr w:type="spellStart"/>
-      <w:r>
-        <w:rPr>
-          <w:rStyle w:val="nfasis"/>
-        </w:rPr>
-        <w:t>for</w:t>
-      </w:r>
-      <w:proofErr w:type="spellEnd"/>
-      <w:r>
-        <w:rPr>
-          <w:rStyle w:val="nfasis"/>
-        </w:rPr>
-        <w:t xml:space="preserve"> Open </w:t>
-      </w:r>
-      <w:proofErr w:type="spellStart"/>
-      <w:r>
-        <w:rPr>
-          <w:rStyle w:val="nfasis"/>
-        </w:rPr>
-        <w:t>Domain</w:t>
-      </w:r>
-      <w:proofErr w:type="spellEnd"/>
-      <w:r>
-        <w:rPr>
-          <w:rStyle w:val="nfasis"/>
-        </w:rPr>
-        <w:t xml:space="preserve"> </w:t>
-      </w:r>
-      <w:proofErr w:type="spellStart"/>
-      <w:r>
-        <w:rPr>
-          <w:rStyle w:val="nfasis"/>
-        </w:rPr>
-        <w:t>Question</w:t>
-      </w:r>
-      <w:proofErr w:type="spellEnd"/>
-      <w:r>
-        <w:rPr>
-          <w:rStyle w:val="nfasis"/>
-        </w:rPr>
-        <w:t xml:space="preserve"> </w:t>
-      </w:r>
-      <w:proofErr w:type="spellStart"/>
-      <w:r>
-        <w:rPr>
-          <w:rStyle w:val="nfasis"/>
-        </w:rPr>
-        <w:t>Answering</w:t>
-      </w:r>
-      <w:proofErr w:type="spellEnd"/>
-      <w:r>
-        <w:t xml:space="preserve">. </w:t>
-      </w:r>
-      <w:proofErr w:type="spellStart"/>
-      <w:r>
-        <w:t>Association</w:t>
-      </w:r>
-      <w:proofErr w:type="spellEnd"/>
-      <w:r>
-        <w:t xml:space="preserve"> </w:t>
-      </w:r>
-      <w:proofErr w:type="spellStart"/>
-      <w:r>
-        <w:t>for</w:t>
-      </w:r>
-      <w:proofErr w:type="spellEnd"/>
-      <w:r>
-        <w:t xml:space="preserve"> </w:t>
-      </w:r>
-      <w:proofErr w:type="spellStart"/>
-      <w:r>
-        <w:t>Computational</w:t>
-      </w:r>
-      <w:proofErr w:type="spellEnd"/>
-      <w:r>
-        <w:t xml:space="preserve"> </w:t>
-      </w:r>
-      <w:proofErr w:type="spellStart"/>
-      <w:r>
-        <w:t>Linguistics</w:t>
-      </w:r>
-      <w:proofErr w:type="spellEnd"/>
-      <w:r>
-        <w:t>.</w:t>
+          <w:sz w:val="22"/>
+          <w:szCs w:val="22"/>
+        </w:rPr>
+        <w:t>Leveraging Passage Retrieval with Generative Models for Open Domain Question Answering</w:t>
+      </w:r>
+      <w:r>
+        <w:rPr>
+          <w:sz w:val="22"/>
+          <w:szCs w:val="22"/>
+        </w:rPr>
+        <w:t>. Association for Computational Linguistics.</w:t>
       </w:r>
     </w:p>
     <w:p>
       <w:pPr>
         <w:pStyle w:val="NormalWeb"/>
         <w:spacing w:before="0" w:beforeAutospacing="0"/>
-      </w:pPr>
-      <w:r>
-        <w:t xml:space="preserve">Lewis, P., </w:t>
-      </w:r>
-      <w:proofErr w:type="spellStart"/>
-      <w:r>
-        <w:t>Perez</w:t>
-      </w:r>
-      <w:proofErr w:type="spellEnd"/>
-      <w:r>
-        <w:t xml:space="preserve">, E., </w:t>
-      </w:r>
-      <w:proofErr w:type="spellStart"/>
-      <w:r>
-        <w:t>Piktus</w:t>
-      </w:r>
-      <w:proofErr w:type="spellEnd"/>
-      <w:r>
-        <w:t xml:space="preserve">, A., et al. (2020). </w:t>
-      </w:r>
-      <w:proofErr w:type="spellStart"/>
+        <w:rPr>
+          <w:sz w:val="22"/>
+          <w:szCs w:val="22"/>
+        </w:rPr>
+      </w:pPr>
+      <w:r>
+        <w:rPr>
+          <w:sz w:val="22"/>
+          <w:szCs w:val="22"/>
+        </w:rPr>
+        <w:t xml:space="preserve">Lewis, P., Perez, E., Piktus, A., et al. (2020). </w:t>
+      </w:r>
       <w:r>
         <w:rPr>
           <w:rStyle w:val="nfasis"/>
-        </w:rPr>
-        <w:t>Retrieval-Augmented</w:t>
-      </w:r>
-      <w:proofErr w:type="spellEnd"/>
-      <w:r>
-        <w:rPr>
-          <w:rStyle w:val="nfasis"/>
-        </w:rPr>
-        <w:t xml:space="preserve"> </w:t>
-      </w:r>
-      <w:proofErr w:type="spellStart"/>
-      <w:r>
-        <w:rPr>
-          <w:rStyle w:val="nfasis"/>
-        </w:rPr>
-        <w:t>Generation</w:t>
-      </w:r>
-      <w:proofErr w:type="spellEnd"/>
-      <w:r>
-        <w:rPr>
-          <w:rStyle w:val="nfasis"/>
-        </w:rPr>
-        <w:t xml:space="preserve"> </w:t>
-      </w:r>
-      <w:proofErr w:type="spellStart"/>
-      <w:r>
-        <w:rPr>
-          <w:rStyle w:val="nfasis"/>
-        </w:rPr>
-        <w:t>for</w:t>
-      </w:r>
-      <w:proofErr w:type="spellEnd"/>
-      <w:r>
-        <w:rPr>
-          <w:rStyle w:val="nfasis"/>
-        </w:rPr>
-        <w:t xml:space="preserve"> </w:t>
-      </w:r>
-      <w:proofErr w:type="spellStart"/>
-      <w:r>
-        <w:rPr>
-          <w:rStyle w:val="nfasis"/>
-        </w:rPr>
-        <w:t>Knowledge-Intensive</w:t>
-      </w:r>
-      <w:proofErr w:type="spellEnd"/>
-      <w:r>
-        <w:rPr>
-          <w:rStyle w:val="nfasis"/>
-        </w:rPr>
-        <w:t xml:space="preserve"> NLP </w:t>
-      </w:r>
-      <w:proofErr w:type="spellStart"/>
-      <w:r>
-        <w:rPr>
-          <w:rStyle w:val="nfasis"/>
-        </w:rPr>
-        <w:t>Tasks</w:t>
-      </w:r>
-      <w:proofErr w:type="spellEnd"/>
-      <w:r>
-        <w:t xml:space="preserve">. </w:t>
-      </w:r>
-      <w:proofErr w:type="spellStart"/>
-      <w:r>
-        <w:t>Advances</w:t>
-      </w:r>
-      <w:proofErr w:type="spellEnd"/>
-      <w:r>
-        <w:t xml:space="preserve"> in Neural </w:t>
-      </w:r>
-      <w:proofErr w:type="spellStart"/>
-      <w:r>
-        <w:t>Information</w:t>
-      </w:r>
-      <w:proofErr w:type="spellEnd"/>
-      <w:r>
-        <w:t xml:space="preserve"> </w:t>
-      </w:r>
-      <w:proofErr w:type="spellStart"/>
-      <w:r>
-        <w:t>Processing</w:t>
-      </w:r>
-      <w:proofErr w:type="spellEnd"/>
-      <w:r>
-        <w:t xml:space="preserve"> </w:t>
-      </w:r>
-      <w:proofErr w:type="spellStart"/>
-      <w:r>
-        <w:t>Systems</w:t>
-      </w:r>
-      <w:proofErr w:type="spellEnd"/>
-      <w:r>
-        <w:t xml:space="preserve"> (</w:t>
-      </w:r>
-      <w:proofErr w:type="spellStart"/>
-      <w:r>
-        <w:t>NeurIPS</w:t>
-      </w:r>
-      <w:proofErr w:type="spellEnd"/>
-      <w:r>
-        <w:t>).</w:t>
+          <w:sz w:val="22"/>
+          <w:szCs w:val="22"/>
+        </w:rPr>
+        <w:t>Retrieval-Augmented Generation for Knowledge-Intensive NLP Tasks</w:t>
+      </w:r>
+      <w:r>
+        <w:rPr>
+          <w:sz w:val="22"/>
+          <w:szCs w:val="22"/>
+        </w:rPr>
+        <w:t>. Advances in Neural Information Processing Systems (NeurIPS).</w:t>
       </w:r>
     </w:p>
     <w:p>
       <w:pPr>
         <w:pStyle w:val="NormalWeb"/>
         <w:spacing w:before="0" w:beforeAutospacing="0"/>
-      </w:pPr>
-      <w:proofErr w:type="spellStart"/>
-      <w:r>
-        <w:t>Luckin</w:t>
-      </w:r>
-      <w:proofErr w:type="spellEnd"/>
-      <w:r>
-        <w:t xml:space="preserve">, R., Holmes, W., </w:t>
-      </w:r>
-      <w:proofErr w:type="spellStart"/>
-      <w:r>
-        <w:t>Griffiths</w:t>
-      </w:r>
-      <w:proofErr w:type="spellEnd"/>
-      <w:r>
-        <w:t xml:space="preserve">, M., &amp; </w:t>
-      </w:r>
-      <w:proofErr w:type="spellStart"/>
-      <w:r>
-        <w:t>Forcier</w:t>
-      </w:r>
-      <w:proofErr w:type="spellEnd"/>
-      <w:r>
-        <w:t xml:space="preserve">, L. (2016). </w:t>
-      </w:r>
-      <w:proofErr w:type="spellStart"/>
+        <w:rPr>
+          <w:sz w:val="22"/>
+          <w:szCs w:val="22"/>
+        </w:rPr>
+      </w:pPr>
+      <w:r>
+        <w:rPr>
+          <w:sz w:val="22"/>
+          <w:szCs w:val="22"/>
+        </w:rPr>
+        <w:t xml:space="preserve">Luckin, R., Holmes, W., Griffiths, M., &amp; Forcier, L. (2016). </w:t>
+      </w:r>
       <w:r>
         <w:rPr>
           <w:rStyle w:val="nfasis"/>
-        </w:rPr>
-        <w:t>Intelligence</w:t>
-      </w:r>
-      <w:proofErr w:type="spellEnd"/>
-      <w:r>
-        <w:rPr>
-          <w:rStyle w:val="nfasis"/>
-        </w:rPr>
-        <w:t xml:space="preserve"> </w:t>
-      </w:r>
-      <w:proofErr w:type="spellStart"/>
-      <w:r>
-        <w:rPr>
-          <w:rStyle w:val="nfasis"/>
-        </w:rPr>
-        <w:t>Unleashed</w:t>
-      </w:r>
-      <w:proofErr w:type="spellEnd"/>
-      <w:r>
-        <w:rPr>
-          <w:rStyle w:val="nfasis"/>
-        </w:rPr>
-        <w:t xml:space="preserve">: </w:t>
-      </w:r>
-      <w:proofErr w:type="spellStart"/>
-      <w:r>
-        <w:rPr>
-          <w:rStyle w:val="nfasis"/>
-        </w:rPr>
-        <w:t>An</w:t>
-      </w:r>
-      <w:proofErr w:type="spellEnd"/>
-      <w:r>
-        <w:rPr>
-          <w:rStyle w:val="nfasis"/>
-        </w:rPr>
-        <w:t xml:space="preserve"> </w:t>
-      </w:r>
-      <w:proofErr w:type="spellStart"/>
-      <w:r>
-        <w:rPr>
-          <w:rStyle w:val="nfasis"/>
-        </w:rPr>
-        <w:t>Argument</w:t>
-      </w:r>
-      <w:proofErr w:type="spellEnd"/>
-      <w:r>
-        <w:rPr>
-          <w:rStyle w:val="nfasis"/>
-        </w:rPr>
-        <w:t xml:space="preserve"> </w:t>
-      </w:r>
-      <w:proofErr w:type="spellStart"/>
-      <w:r>
-        <w:rPr>
-          <w:rStyle w:val="nfasis"/>
-        </w:rPr>
-        <w:t>for</w:t>
-      </w:r>
-      <w:proofErr w:type="spellEnd"/>
-      <w:r>
-        <w:rPr>
-          <w:rStyle w:val="nfasis"/>
-        </w:rPr>
-        <w:t xml:space="preserve"> AI in </w:t>
-      </w:r>
-      <w:proofErr w:type="spellStart"/>
-      <w:r>
-        <w:rPr>
-          <w:rStyle w:val="nfasis"/>
-        </w:rPr>
-        <w:t>Education</w:t>
-      </w:r>
-      <w:proofErr w:type="spellEnd"/>
-      <w:r>
+          <w:sz w:val="22"/>
+          <w:szCs w:val="22"/>
+        </w:rPr>
+        <w:t>Intelligence Unleashed: An Argument for AI in Education</w:t>
+      </w:r>
+      <w:r>
+        <w:rPr>
+          <w:sz w:val="22"/>
+          <w:szCs w:val="22"/>
+        </w:rPr>
         <w:t>. Pearson.</w:t>
       </w:r>
     </w:p>
@@ -16856,81 +15241,31 @@
       <w:pPr>
         <w:pStyle w:val="NormalWeb"/>
         <w:spacing w:before="0" w:beforeAutospacing="0"/>
-      </w:pPr>
-      <w:r>
+        <w:rPr>
+          <w:sz w:val="22"/>
+          <w:szCs w:val="22"/>
+        </w:rPr>
+      </w:pPr>
+      <w:r>
+        <w:rPr>
+          <w:sz w:val="22"/>
+          <w:szCs w:val="22"/>
+        </w:rPr>
         <w:t xml:space="preserve">Meyer, A., Rose, D. H., &amp; Gordon, D. (2014). </w:t>
       </w:r>
       <w:r>
         <w:rPr>
           <w:rStyle w:val="nfasis"/>
-        </w:rPr>
-        <w:t xml:space="preserve">Universal </w:t>
-      </w:r>
-      <w:proofErr w:type="spellStart"/>
-      <w:r>
-        <w:rPr>
-          <w:rStyle w:val="nfasis"/>
-        </w:rPr>
-        <w:t>Design</w:t>
-      </w:r>
-      <w:proofErr w:type="spellEnd"/>
-      <w:r>
-        <w:rPr>
-          <w:rStyle w:val="nfasis"/>
-        </w:rPr>
-        <w:t xml:space="preserve"> </w:t>
-      </w:r>
-      <w:proofErr w:type="spellStart"/>
-      <w:r>
-        <w:rPr>
-          <w:rStyle w:val="nfasis"/>
-        </w:rPr>
-        <w:t>for</w:t>
-      </w:r>
-      <w:proofErr w:type="spellEnd"/>
-      <w:r>
-        <w:rPr>
-          <w:rStyle w:val="nfasis"/>
-        </w:rPr>
-        <w:t xml:space="preserve"> </w:t>
-      </w:r>
-      <w:proofErr w:type="spellStart"/>
-      <w:r>
-        <w:rPr>
-          <w:rStyle w:val="nfasis"/>
-        </w:rPr>
-        <w:t>Learning</w:t>
-      </w:r>
-      <w:proofErr w:type="spellEnd"/>
-      <w:r>
-        <w:rPr>
-          <w:rStyle w:val="nfasis"/>
-        </w:rPr>
-        <w:t xml:space="preserve">: </w:t>
-      </w:r>
-      <w:proofErr w:type="spellStart"/>
-      <w:r>
-        <w:rPr>
-          <w:rStyle w:val="nfasis"/>
-        </w:rPr>
-        <w:t>Theory</w:t>
-      </w:r>
-      <w:proofErr w:type="spellEnd"/>
-      <w:r>
-        <w:rPr>
-          <w:rStyle w:val="nfasis"/>
-        </w:rPr>
-        <w:t xml:space="preserve"> and </w:t>
-      </w:r>
-      <w:proofErr w:type="spellStart"/>
-      <w:r>
-        <w:rPr>
-          <w:rStyle w:val="nfasis"/>
-        </w:rPr>
-        <w:t>Practice</w:t>
-      </w:r>
-      <w:proofErr w:type="spellEnd"/>
-      <w:r>
+          <w:sz w:val="22"/>
+          <w:szCs w:val="22"/>
+        </w:rPr>
+        <w:t>Universal Design for Learning: Theory and Practice</w:t>
+      </w:r>
+      <w:r>
+        <w:rPr>
+          <w:sz w:val="22"/>
+          <w:szCs w:val="22"/>
+        </w:rPr>
         <w:t>. CAST Professional Publishing.</w:t>
       </w:r>
     </w:p>
@@ -16938,17 +15273,31 @@
       <w:pPr>
         <w:pStyle w:val="NormalWeb"/>
         <w:spacing w:before="0" w:beforeAutospacing="0"/>
-      </w:pPr>
-      <w:r>
+        <w:rPr>
+          <w:sz w:val="22"/>
+          <w:szCs w:val="22"/>
+        </w:rPr>
+      </w:pPr>
+      <w:r>
+        <w:rPr>
+          <w:sz w:val="22"/>
+          <w:szCs w:val="22"/>
+        </w:rPr>
         <w:t xml:space="preserve">Ministerio de Educación de Chile. (2009). </w:t>
       </w:r>
       <w:r>
         <w:rPr>
           <w:rStyle w:val="nfasis"/>
+          <w:sz w:val="22"/>
+          <w:szCs w:val="22"/>
         </w:rPr>
         <w:t>Decreto Supremo N.° 170, fija normas para determinar los alumnos con necesidades educativas especiales que serán beneficiarios de las subvenciones para educación especial</w:t>
       </w:r>
       <w:r>
+        <w:rPr>
+          <w:sz w:val="22"/>
+          <w:szCs w:val="22"/>
+        </w:rPr>
         <w:t>.</w:t>
       </w:r>
     </w:p>
@@ -16956,31 +15305,31 @@
       <w:pPr>
         <w:pStyle w:val="NormalWeb"/>
         <w:spacing w:before="0" w:beforeAutospacing="0"/>
-      </w:pPr>
-      <w:r>
+        <w:rPr>
+          <w:sz w:val="22"/>
+          <w:szCs w:val="22"/>
+        </w:rPr>
+      </w:pPr>
+      <w:r>
+        <w:rPr>
+          <w:sz w:val="22"/>
+          <w:szCs w:val="22"/>
+        </w:rPr>
         <w:t xml:space="preserve">Ministerio de Educación de Chile. (2015). </w:t>
       </w:r>
       <w:r>
         <w:rPr>
           <w:rStyle w:val="nfasis"/>
-        </w:rPr>
-        <w:t xml:space="preserve">Decreto Exento N.° 83, Aprueba criterios y orientaciones de adecuación curricular para estudiantes con necesidades educativas especiales de educación </w:t>
-      </w:r>
-      <w:proofErr w:type="spellStart"/>
-      <w:r>
-        <w:rPr>
-          <w:rStyle w:val="nfasis"/>
-        </w:rPr>
-        <w:t>parvularia</w:t>
-      </w:r>
-      <w:proofErr w:type="spellEnd"/>
-      <w:r>
-        <w:rPr>
-          <w:rStyle w:val="nfasis"/>
-        </w:rPr>
-        <w:t xml:space="preserve"> y educación básica</w:t>
-      </w:r>
-      <w:r>
+          <w:sz w:val="22"/>
+          <w:szCs w:val="22"/>
+        </w:rPr>
+        <w:t>Decreto Exento N.° 83, Aprueba criterios y orientaciones de adecuación curricular para estudiantes con necesidades educativas especiales de educación parvularia y educación básica</w:t>
+      </w:r>
+      <w:r>
+        <w:rPr>
+          <w:sz w:val="22"/>
+          <w:szCs w:val="22"/>
+        </w:rPr>
         <w:t>.</w:t>
       </w:r>
     </w:p>
@@ -16988,17 +15337,31 @@
       <w:pPr>
         <w:pStyle w:val="NormalWeb"/>
         <w:spacing w:before="0" w:beforeAutospacing="0"/>
-      </w:pPr>
-      <w:r>
+        <w:rPr>
+          <w:sz w:val="22"/>
+          <w:szCs w:val="22"/>
+        </w:rPr>
+      </w:pPr>
+      <w:r>
+        <w:rPr>
+          <w:sz w:val="22"/>
+          <w:szCs w:val="22"/>
+        </w:rPr>
         <w:t xml:space="preserve">Ministerio de Educación de Chile. (2023). </w:t>
       </w:r>
       <w:r>
         <w:rPr>
           <w:rStyle w:val="nfasis"/>
+          <w:sz w:val="22"/>
+          <w:szCs w:val="22"/>
         </w:rPr>
         <w:t>Bases Curriculares de Matemática para Educación Básica</w:t>
       </w:r>
       <w:r>
+        <w:rPr>
+          <w:sz w:val="22"/>
+          <w:szCs w:val="22"/>
+        </w:rPr>
         <w:t>.</w:t>
       </w:r>
     </w:p>
@@ -17006,17 +15369,31 @@
       <w:pPr>
         <w:pStyle w:val="NormalWeb"/>
         <w:spacing w:before="0" w:beforeAutospacing="0"/>
-      </w:pPr>
-      <w:r>
+        <w:rPr>
+          <w:sz w:val="22"/>
+          <w:szCs w:val="22"/>
+        </w:rPr>
+      </w:pPr>
+      <w:r>
+        <w:rPr>
+          <w:sz w:val="22"/>
+          <w:szCs w:val="22"/>
+        </w:rPr>
         <w:t xml:space="preserve">Ministerio de Educación de Chile. (2023). </w:t>
       </w:r>
       <w:r>
         <w:rPr>
           <w:rStyle w:val="nfasis"/>
+          <w:sz w:val="22"/>
+          <w:szCs w:val="22"/>
         </w:rPr>
         <w:t>Orientaciones para el Programa de Integración Escolar (PIE)</w:t>
       </w:r>
       <w:r>
+        <w:rPr>
+          <w:sz w:val="22"/>
+          <w:szCs w:val="22"/>
+        </w:rPr>
         <w:t>.</w:t>
       </w:r>
     </w:p>
@@ -17024,128 +15401,71 @@
       <w:pPr>
         <w:pStyle w:val="NormalWeb"/>
         <w:spacing w:before="0" w:beforeAutospacing="0"/>
-      </w:pPr>
-      <w:proofErr w:type="spellStart"/>
-      <w:r>
-        <w:t>Nkambou</w:t>
-      </w:r>
-      <w:proofErr w:type="spellEnd"/>
-      <w:r>
-        <w:t xml:space="preserve">, R., </w:t>
-      </w:r>
-      <w:proofErr w:type="spellStart"/>
-      <w:r>
-        <w:t>Bourdeau</w:t>
-      </w:r>
-      <w:proofErr w:type="spellEnd"/>
-      <w:r>
-        <w:t xml:space="preserve">, J., &amp; </w:t>
-      </w:r>
-      <w:proofErr w:type="spellStart"/>
-      <w:r>
-        <w:t>Mizoguchi</w:t>
-      </w:r>
-      <w:proofErr w:type="spellEnd"/>
-      <w:r>
-        <w:t xml:space="preserve">, R. (Eds.). (2010). </w:t>
-      </w:r>
-      <w:proofErr w:type="spellStart"/>
+        <w:rPr>
+          <w:sz w:val="22"/>
+          <w:szCs w:val="22"/>
+        </w:rPr>
+      </w:pPr>
+      <w:r>
+        <w:rPr>
+          <w:sz w:val="22"/>
+          <w:szCs w:val="22"/>
+        </w:rPr>
+        <w:t xml:space="preserve">Nkambou, R., Bourdeau, J., &amp; Mizoguchi, R. (Eds.). (2010). </w:t>
+      </w:r>
       <w:r>
         <w:rPr>
           <w:rStyle w:val="nfasis"/>
-        </w:rPr>
-        <w:t>Advances</w:t>
-      </w:r>
-      <w:proofErr w:type="spellEnd"/>
-      <w:r>
-        <w:rPr>
-          <w:rStyle w:val="nfasis"/>
-        </w:rPr>
-        <w:t xml:space="preserve"> in Intelligent </w:t>
-      </w:r>
-      <w:proofErr w:type="spellStart"/>
-      <w:r>
-        <w:rPr>
-          <w:rStyle w:val="nfasis"/>
-        </w:rPr>
-        <w:t>Tutoring</w:t>
-      </w:r>
-      <w:proofErr w:type="spellEnd"/>
-      <w:r>
-        <w:rPr>
-          <w:rStyle w:val="nfasis"/>
-        </w:rPr>
-        <w:t xml:space="preserve"> </w:t>
-      </w:r>
-      <w:proofErr w:type="spellStart"/>
-      <w:r>
-        <w:rPr>
-          <w:rStyle w:val="nfasis"/>
-        </w:rPr>
-        <w:t>Systems</w:t>
-      </w:r>
-      <w:proofErr w:type="spellEnd"/>
-      <w:r>
-        <w:t xml:space="preserve">. </w:t>
-      </w:r>
-      <w:proofErr w:type="spellStart"/>
-      <w:r>
-        <w:t>Springer</w:t>
-      </w:r>
-      <w:proofErr w:type="spellEnd"/>
-      <w:r>
-        <w:t>.</w:t>
+          <w:sz w:val="22"/>
+          <w:szCs w:val="22"/>
+        </w:rPr>
+        <w:t>Advances in Intelligent Tutoring Systems</w:t>
+      </w:r>
+      <w:r>
+        <w:rPr>
+          <w:sz w:val="22"/>
+          <w:szCs w:val="22"/>
+        </w:rPr>
+        <w:t>. Springer.</w:t>
       </w:r>
     </w:p>
     <w:p>
       <w:pPr>
         <w:pStyle w:val="NormalWeb"/>
         <w:spacing w:before="0" w:beforeAutospacing="0"/>
-      </w:pPr>
-      <w:proofErr w:type="spellStart"/>
-      <w:r>
-        <w:lastRenderedPageBreak/>
-        <w:t>OpenAI</w:t>
-      </w:r>
-      <w:proofErr w:type="spellEnd"/>
-      <w:r>
-        <w:t xml:space="preserve">. (2023). </w:t>
+        <w:rPr>
+          <w:sz w:val="22"/>
+          <w:szCs w:val="22"/>
+        </w:rPr>
+      </w:pPr>
+      <w:r>
+        <w:rPr>
+          <w:sz w:val="22"/>
+          <w:szCs w:val="22"/>
+        </w:rPr>
+        <w:t xml:space="preserve">OpenAI. (2023). </w:t>
       </w:r>
       <w:r>
         <w:rPr>
           <w:rStyle w:val="nfasis"/>
-        </w:rPr>
-        <w:t xml:space="preserve">GPT-4 </w:t>
-      </w:r>
-      <w:proofErr w:type="spellStart"/>
-      <w:r>
-        <w:rPr>
-          <w:rStyle w:val="nfasis"/>
-        </w:rPr>
-        <w:t>Technical</w:t>
-      </w:r>
-      <w:proofErr w:type="spellEnd"/>
-      <w:r>
-        <w:rPr>
-          <w:rStyle w:val="nfasis"/>
-        </w:rPr>
-        <w:t xml:space="preserve"> </w:t>
-      </w:r>
-      <w:proofErr w:type="spellStart"/>
-      <w:r>
-        <w:rPr>
-          <w:rStyle w:val="nfasis"/>
-        </w:rPr>
-        <w:t>Report</w:t>
-      </w:r>
-      <w:proofErr w:type="spellEnd"/>
-      <w:r>
+          <w:sz w:val="22"/>
+          <w:szCs w:val="22"/>
+        </w:rPr>
+        <w:t>GPT-4 Technical Report</w:t>
+      </w:r>
+      <w:r>
+        <w:rPr>
+          <w:sz w:val="22"/>
+          <w:szCs w:val="22"/>
+        </w:rPr>
         <w:t xml:space="preserve">. </w:t>
       </w:r>
       <w:hyperlink r:id="rId11" w:tgtFrame="_new" w:history="1">
         <w:r>
           <w:rPr>
             <w:rStyle w:val="Hipervnculo"/>
+            <w:sz w:val="22"/>
+            <w:szCs w:val="22"/>
           </w:rPr>
           <w:t>https://arxiv.org/abs/2303.08774</w:t>
         </w:r>
@@ -17155,128 +15475,39 @@
       <w:pPr>
         <w:pStyle w:val="NormalWeb"/>
         <w:spacing w:before="0" w:beforeAutospacing="0"/>
-      </w:pPr>
-      <w:proofErr w:type="spellStart"/>
-      <w:r>
-        <w:t>St-Hilaire</w:t>
-      </w:r>
-      <w:proofErr w:type="spellEnd"/>
-      <w:r>
-        <w:t xml:space="preserve">, F., et al. (2022). </w:t>
+        <w:rPr>
+          <w:sz w:val="22"/>
+          <w:szCs w:val="22"/>
+        </w:rPr>
+      </w:pPr>
+      <w:r>
+        <w:rPr>
+          <w:sz w:val="22"/>
+          <w:szCs w:val="22"/>
+        </w:rPr>
+        <w:t xml:space="preserve">St-Hilaire, F., et al. (2022). </w:t>
       </w:r>
       <w:r>
         <w:rPr>
           <w:rStyle w:val="nfasis"/>
-        </w:rPr>
-        <w:t xml:space="preserve">A New Era: Intelligent </w:t>
-      </w:r>
-      <w:proofErr w:type="spellStart"/>
-      <w:r>
-        <w:rPr>
-          <w:rStyle w:val="nfasis"/>
-        </w:rPr>
-        <w:t>Tutoring</w:t>
-      </w:r>
-      <w:proofErr w:type="spellEnd"/>
-      <w:r>
-        <w:rPr>
-          <w:rStyle w:val="nfasis"/>
-        </w:rPr>
-        <w:t xml:space="preserve"> </w:t>
-      </w:r>
-      <w:proofErr w:type="spellStart"/>
-      <w:r>
-        <w:rPr>
-          <w:rStyle w:val="nfasis"/>
-        </w:rPr>
-        <w:t>Systems</w:t>
-      </w:r>
-      <w:proofErr w:type="spellEnd"/>
-      <w:r>
-        <w:rPr>
-          <w:rStyle w:val="nfasis"/>
-        </w:rPr>
-        <w:t xml:space="preserve"> </w:t>
-      </w:r>
-      <w:proofErr w:type="spellStart"/>
-      <w:r>
-        <w:rPr>
-          <w:rStyle w:val="nfasis"/>
-        </w:rPr>
-        <w:t>Will</w:t>
-      </w:r>
-      <w:proofErr w:type="spellEnd"/>
-      <w:r>
-        <w:rPr>
-          <w:rStyle w:val="nfasis"/>
-        </w:rPr>
-        <w:t xml:space="preserve"> </w:t>
-      </w:r>
-      <w:proofErr w:type="spellStart"/>
-      <w:r>
-        <w:rPr>
-          <w:rStyle w:val="nfasis"/>
-        </w:rPr>
-        <w:t>Transform</w:t>
-      </w:r>
-      <w:proofErr w:type="spellEnd"/>
-      <w:r>
-        <w:rPr>
-          <w:rStyle w:val="nfasis"/>
-        </w:rPr>
-        <w:t xml:space="preserve"> Online </w:t>
-      </w:r>
-      <w:proofErr w:type="spellStart"/>
-      <w:r>
-        <w:rPr>
-          <w:rStyle w:val="nfasis"/>
-        </w:rPr>
-        <w:t>Learning</w:t>
-      </w:r>
-      <w:proofErr w:type="spellEnd"/>
-      <w:r>
-        <w:rPr>
-          <w:rStyle w:val="nfasis"/>
-        </w:rPr>
-        <w:t xml:space="preserve"> </w:t>
-      </w:r>
-      <w:proofErr w:type="spellStart"/>
-      <w:r>
-        <w:rPr>
-          <w:rStyle w:val="nfasis"/>
-        </w:rPr>
-        <w:t>for</w:t>
-      </w:r>
-      <w:proofErr w:type="spellEnd"/>
-      <w:r>
-        <w:rPr>
-          <w:rStyle w:val="nfasis"/>
-        </w:rPr>
-        <w:t xml:space="preserve"> </w:t>
-      </w:r>
-      <w:proofErr w:type="spellStart"/>
-      <w:r>
-        <w:rPr>
-          <w:rStyle w:val="nfasis"/>
-        </w:rPr>
-        <w:t>Millions</w:t>
-      </w:r>
-      <w:proofErr w:type="spellEnd"/>
-      <w:r>
-        <w:t xml:space="preserve">. </w:t>
-      </w:r>
-      <w:proofErr w:type="spellStart"/>
-      <w:r>
-        <w:t>arXiv</w:t>
-      </w:r>
-      <w:proofErr w:type="spellEnd"/>
-      <w:r>
-        <w:t xml:space="preserve">. </w:t>
+          <w:sz w:val="22"/>
+          <w:szCs w:val="22"/>
+        </w:rPr>
+        <w:t>A New Era: Intelligent Tutoring Systems Will Transform Online Learning for Millions</w:t>
+      </w:r>
+      <w:r>
+        <w:rPr>
+          <w:sz w:val="22"/>
+          <w:szCs w:val="22"/>
+        </w:rPr>
+        <w:t xml:space="preserve">. arXiv. </w:t>
       </w:r>
       <w:hyperlink r:id="rId12" w:tgtFrame="_new" w:history="1">
         <w:r>
           <w:rPr>
             <w:rStyle w:val="Hipervnculo"/>
+            <w:sz w:val="22"/>
+            <w:szCs w:val="22"/>
           </w:rPr>
           <w:t>https://arxiv.org/abs/2203.03724</w:t>
         </w:r>
@@ -17286,81 +15517,40 @@
       <w:pPr>
         <w:pStyle w:val="NormalWeb"/>
         <w:spacing w:before="0" w:beforeAutospacing="0"/>
-      </w:pPr>
-      <w:r>
+        <w:rPr>
+          <w:sz w:val="22"/>
+          <w:szCs w:val="22"/>
+        </w:rPr>
+      </w:pPr>
+      <w:r>
+        <w:rPr>
+          <w:sz w:val="22"/>
+          <w:szCs w:val="22"/>
+        </w:rPr>
+        <w:lastRenderedPageBreak/>
         <w:t xml:space="preserve">UNESCO. (2023). </w:t>
       </w:r>
-      <w:proofErr w:type="spellStart"/>
       <w:r>
         <w:rPr>
           <w:rStyle w:val="nfasis"/>
-        </w:rPr>
-        <w:t>Guidance</w:t>
-      </w:r>
-      <w:proofErr w:type="spellEnd"/>
-      <w:r>
-        <w:rPr>
-          <w:rStyle w:val="nfasis"/>
-        </w:rPr>
-        <w:t xml:space="preserve"> </w:t>
-      </w:r>
-      <w:proofErr w:type="spellStart"/>
-      <w:r>
-        <w:rPr>
-          <w:rStyle w:val="nfasis"/>
-        </w:rPr>
-        <w:t>for</w:t>
-      </w:r>
-      <w:proofErr w:type="spellEnd"/>
-      <w:r>
-        <w:rPr>
-          <w:rStyle w:val="nfasis"/>
-        </w:rPr>
-        <w:t xml:space="preserve"> </w:t>
-      </w:r>
-      <w:proofErr w:type="spellStart"/>
-      <w:r>
-        <w:rPr>
-          <w:rStyle w:val="nfasis"/>
-        </w:rPr>
-        <w:t>Generative</w:t>
-      </w:r>
-      <w:proofErr w:type="spellEnd"/>
-      <w:r>
-        <w:rPr>
-          <w:rStyle w:val="nfasis"/>
-        </w:rPr>
-        <w:t xml:space="preserve"> AI in </w:t>
-      </w:r>
-      <w:proofErr w:type="spellStart"/>
-      <w:r>
-        <w:rPr>
-          <w:rStyle w:val="nfasis"/>
-        </w:rPr>
-        <w:t>Education</w:t>
-      </w:r>
-      <w:proofErr w:type="spellEnd"/>
-      <w:r>
-        <w:rPr>
-          <w:rStyle w:val="nfasis"/>
-        </w:rPr>
-        <w:t xml:space="preserve"> and </w:t>
-      </w:r>
-      <w:proofErr w:type="spellStart"/>
-      <w:r>
-        <w:rPr>
-          <w:rStyle w:val="nfasis"/>
-        </w:rPr>
-        <w:t>Research</w:t>
-      </w:r>
-      <w:proofErr w:type="spellEnd"/>
-      <w:r>
+          <w:sz w:val="22"/>
+          <w:szCs w:val="22"/>
+        </w:rPr>
+        <w:t>Guidance for Generative AI in Education and Research</w:t>
+      </w:r>
+      <w:r>
+        <w:rPr>
+          <w:sz w:val="22"/>
+          <w:szCs w:val="22"/>
+        </w:rPr>
         <w:t xml:space="preserve">. UNESCO. </w:t>
       </w:r>
       <w:hyperlink r:id="rId13" w:tgtFrame="_new" w:history="1">
         <w:r>
           <w:rPr>
             <w:rStyle w:val="Hipervnculo"/>
+            <w:sz w:val="22"/>
+            <w:szCs w:val="22"/>
           </w:rPr>
           <w:t>https://www.unesco.org/en/articles/guidance-generative-ai-education-and-research</w:t>
         </w:r>
@@ -17370,187 +15560,54 @@
       <w:pPr>
         <w:pStyle w:val="NormalWeb"/>
         <w:spacing w:before="0" w:beforeAutospacing="0"/>
-      </w:pPr>
-      <w:proofErr w:type="spellStart"/>
-      <w:r>
-        <w:t>VanLehn</w:t>
-      </w:r>
-      <w:proofErr w:type="spellEnd"/>
-      <w:r>
-        <w:t xml:space="preserve">, K. (2011). </w:t>
-      </w:r>
-      <w:proofErr w:type="spellStart"/>
+        <w:rPr>
+          <w:sz w:val="22"/>
+          <w:szCs w:val="22"/>
+        </w:rPr>
+      </w:pPr>
+      <w:r>
+        <w:rPr>
+          <w:sz w:val="22"/>
+          <w:szCs w:val="22"/>
+        </w:rPr>
+        <w:t xml:space="preserve">VanLehn, K. (2011). </w:t>
+      </w:r>
       <w:r>
         <w:rPr>
           <w:rStyle w:val="nfasis"/>
-        </w:rPr>
-        <w:t>The</w:t>
-      </w:r>
-      <w:proofErr w:type="spellEnd"/>
+          <w:sz w:val="22"/>
+          <w:szCs w:val="22"/>
+        </w:rPr>
+        <w:t>The relative effectiveness of human tutoring, intelligent tutoring systems, and other tutoring systems</w:t>
+      </w:r>
+      <w:r>
+        <w:rPr>
+          <w:sz w:val="22"/>
+          <w:szCs w:val="22"/>
+        </w:rPr>
+        <w:t xml:space="preserve">. </w:t>
+      </w:r>
       <w:r>
         <w:rPr>
           <w:rStyle w:val="nfasis"/>
-        </w:rPr>
-        <w:t xml:space="preserve"> </w:t>
-      </w:r>
-      <w:proofErr w:type="spellStart"/>
-      <w:r>
-        <w:rPr>
-          <w:rStyle w:val="nfasis"/>
-        </w:rPr>
-        <w:t>relative</w:t>
-      </w:r>
-      <w:proofErr w:type="spellEnd"/>
-      <w:r>
-        <w:rPr>
-          <w:rStyle w:val="nfasis"/>
-        </w:rPr>
-        <w:t xml:space="preserve"> </w:t>
-      </w:r>
-      <w:proofErr w:type="spellStart"/>
-      <w:r>
-        <w:rPr>
-          <w:rStyle w:val="nfasis"/>
-        </w:rPr>
-        <w:t>effectiveness</w:t>
-      </w:r>
-      <w:proofErr w:type="spellEnd"/>
-      <w:r>
-        <w:rPr>
-          <w:rStyle w:val="nfasis"/>
-        </w:rPr>
-        <w:t xml:space="preserve"> of human </w:t>
-      </w:r>
-      <w:proofErr w:type="spellStart"/>
-      <w:r>
-        <w:rPr>
-          <w:rStyle w:val="nfasis"/>
-        </w:rPr>
-        <w:t>tutoring</w:t>
-      </w:r>
-      <w:proofErr w:type="spellEnd"/>
-      <w:r>
-        <w:rPr>
-          <w:rStyle w:val="nfasis"/>
-        </w:rPr>
-        <w:t xml:space="preserve">, </w:t>
-      </w:r>
-      <w:proofErr w:type="spellStart"/>
-      <w:r>
-        <w:rPr>
-          <w:rStyle w:val="nfasis"/>
-        </w:rPr>
-        <w:t>intelligent</w:t>
-      </w:r>
-      <w:proofErr w:type="spellEnd"/>
-      <w:r>
-        <w:rPr>
-          <w:rStyle w:val="nfasis"/>
-        </w:rPr>
-        <w:t xml:space="preserve"> </w:t>
-      </w:r>
-      <w:proofErr w:type="spellStart"/>
-      <w:r>
-        <w:rPr>
-          <w:rStyle w:val="nfasis"/>
-        </w:rPr>
-        <w:t>tutoring</w:t>
-      </w:r>
-      <w:proofErr w:type="spellEnd"/>
-      <w:r>
-        <w:rPr>
-          <w:rStyle w:val="nfasis"/>
-        </w:rPr>
-        <w:t xml:space="preserve"> </w:t>
-      </w:r>
-      <w:proofErr w:type="spellStart"/>
-      <w:r>
-        <w:rPr>
-          <w:rStyle w:val="nfasis"/>
-        </w:rPr>
-        <w:t>systems</w:t>
-      </w:r>
-      <w:proofErr w:type="spellEnd"/>
-      <w:r>
-        <w:rPr>
-          <w:rStyle w:val="nfasis"/>
-        </w:rPr>
-        <w:t xml:space="preserve">, and </w:t>
-      </w:r>
-      <w:proofErr w:type="spellStart"/>
-      <w:r>
-        <w:rPr>
-          <w:rStyle w:val="nfasis"/>
-        </w:rPr>
-        <w:t>other</w:t>
-      </w:r>
-      <w:proofErr w:type="spellEnd"/>
-      <w:r>
-        <w:rPr>
-          <w:rStyle w:val="nfasis"/>
-        </w:rPr>
-        <w:t xml:space="preserve"> </w:t>
-      </w:r>
-      <w:proofErr w:type="spellStart"/>
-      <w:r>
-        <w:rPr>
-          <w:rStyle w:val="nfasis"/>
-        </w:rPr>
-        <w:t>tutoring</w:t>
-      </w:r>
-      <w:proofErr w:type="spellEnd"/>
-      <w:r>
-        <w:rPr>
-          <w:rStyle w:val="nfasis"/>
-        </w:rPr>
-        <w:t xml:space="preserve"> </w:t>
-      </w:r>
-      <w:proofErr w:type="spellStart"/>
-      <w:r>
-        <w:rPr>
-          <w:rStyle w:val="nfasis"/>
-        </w:rPr>
-        <w:t>systems</w:t>
-      </w:r>
-      <w:proofErr w:type="spellEnd"/>
-      <w:r>
-        <w:t xml:space="preserve">. </w:t>
-      </w:r>
-      <w:proofErr w:type="spellStart"/>
-      <w:r>
-        <w:rPr>
-          <w:rStyle w:val="nfasis"/>
-        </w:rPr>
-        <w:t>Educational</w:t>
-      </w:r>
-      <w:proofErr w:type="spellEnd"/>
-      <w:r>
-        <w:rPr>
-          <w:rStyle w:val="nfasis"/>
-        </w:rPr>
-        <w:t xml:space="preserve"> </w:t>
-      </w:r>
-      <w:proofErr w:type="spellStart"/>
-      <w:r>
-        <w:rPr>
-          <w:rStyle w:val="nfasis"/>
-        </w:rPr>
-        <w:t>Psychologist</w:t>
-      </w:r>
-      <w:proofErr w:type="spellEnd"/>
-      <w:r>
-        <w:rPr>
-          <w:rStyle w:val="nfasis"/>
-        </w:rPr>
-        <w:t>, 46</w:t>
-      </w:r>
-      <w:r>
+          <w:sz w:val="22"/>
+          <w:szCs w:val="22"/>
+        </w:rPr>
+        <w:t>Educational Psychologist, 46</w:t>
+      </w:r>
+      <w:r>
+        <w:rPr>
+          <w:sz w:val="22"/>
+          <w:szCs w:val="22"/>
+        </w:rPr>
         <w:t xml:space="preserve">(4), 197–221. </w:t>
       </w:r>
       <w:hyperlink r:id="rId14" w:tgtFrame="_new" w:history="1">
         <w:r>
           <w:rPr>
             <w:rStyle w:val="Hipervnculo"/>
+            <w:sz w:val="22"/>
+            <w:szCs w:val="22"/>
           </w:rPr>
           <w:t>https://doi.org/10.1080/00461520.2011.611369</w:t>
         </w:r>
@@ -17560,96 +15617,63 @@
       <w:pPr>
         <w:pStyle w:val="NormalWeb"/>
         <w:spacing w:before="0" w:beforeAutospacing="0"/>
-      </w:pPr>
-      <w:r>
+        <w:rPr>
+          <w:sz w:val="22"/>
+          <w:szCs w:val="22"/>
+        </w:rPr>
+      </w:pPr>
+      <w:r>
+        <w:rPr>
+          <w:sz w:val="22"/>
+          <w:szCs w:val="22"/>
+        </w:rPr>
         <w:t xml:space="preserve">Woolf, B. P. (2010). </w:t>
       </w:r>
-      <w:proofErr w:type="spellStart"/>
       <w:r>
         <w:rPr>
           <w:rStyle w:val="nfasis"/>
-        </w:rPr>
-        <w:t>Building</w:t>
-      </w:r>
-      <w:proofErr w:type="spellEnd"/>
-      <w:r>
-        <w:rPr>
-          <w:rStyle w:val="nfasis"/>
-        </w:rPr>
-        <w:t xml:space="preserve"> Intelligent </w:t>
-      </w:r>
-      <w:proofErr w:type="spellStart"/>
-      <w:r>
-        <w:rPr>
-          <w:rStyle w:val="nfasis"/>
-        </w:rPr>
-        <w:t>Interactive</w:t>
-      </w:r>
-      <w:proofErr w:type="spellEnd"/>
-      <w:r>
-        <w:rPr>
-          <w:rStyle w:val="nfasis"/>
-        </w:rPr>
-        <w:t xml:space="preserve"> </w:t>
-      </w:r>
-      <w:proofErr w:type="spellStart"/>
-      <w:r>
-        <w:rPr>
-          <w:rStyle w:val="nfasis"/>
-        </w:rPr>
-        <w:t>Tutors</w:t>
-      </w:r>
-      <w:proofErr w:type="spellEnd"/>
-      <w:r>
-        <w:t xml:space="preserve">. Morgan </w:t>
-      </w:r>
-      <w:proofErr w:type="spellStart"/>
-      <w:r>
-        <w:t>Kaufmann</w:t>
-      </w:r>
-      <w:proofErr w:type="spellEnd"/>
-      <w:r>
-        <w:t>.</w:t>
+          <w:sz w:val="22"/>
+          <w:szCs w:val="22"/>
+        </w:rPr>
+        <w:t>Building Intelligent Interactive Tutors</w:t>
+      </w:r>
+      <w:r>
+        <w:rPr>
+          <w:sz w:val="22"/>
+          <w:szCs w:val="22"/>
+        </w:rPr>
+        <w:t>. Morgan Kaufmann.</w:t>
       </w:r>
     </w:p>
     <w:p>
       <w:pPr>
         <w:pStyle w:val="NormalWeb"/>
         <w:spacing w:before="0" w:beforeAutospacing="0"/>
-      </w:pPr>
-      <w:proofErr w:type="spellStart"/>
-      <w:r>
-        <w:t>World</w:t>
-      </w:r>
-      <w:proofErr w:type="spellEnd"/>
-      <w:r>
-        <w:t xml:space="preserve"> </w:t>
-      </w:r>
-      <w:proofErr w:type="spellStart"/>
-      <w:r>
-        <w:t>Health</w:t>
-      </w:r>
-      <w:proofErr w:type="spellEnd"/>
-      <w:r>
-        <w:t xml:space="preserve"> </w:t>
-      </w:r>
-      <w:proofErr w:type="spellStart"/>
-      <w:r>
-        <w:t>Organization</w:t>
-      </w:r>
-      <w:proofErr w:type="spellEnd"/>
-      <w:r>
-        <w:t xml:space="preserve">. (2023). </w:t>
-      </w:r>
-      <w:proofErr w:type="spellStart"/>
+        <w:rPr>
+          <w:sz w:val="22"/>
+          <w:szCs w:val="22"/>
+        </w:rPr>
+      </w:pPr>
+      <w:r>
+        <w:rPr>
+          <w:sz w:val="22"/>
+          <w:szCs w:val="22"/>
+        </w:rPr>
+        <w:t xml:space="preserve">World Health Organization. (2023). </w:t>
+      </w:r>
       <w:r>
         <w:rPr>
           <w:rStyle w:val="nfasis"/>
+          <w:sz w:val="22"/>
+          <w:szCs w:val="22"/>
         </w:rPr>
         <w:t>Autism</w:t>
       </w:r>
-      <w:proofErr w:type="spellEnd"/>
-      <w:r>
+      <w:r>
+        <w:rPr>
+          <w:sz w:val="22"/>
+          <w:szCs w:val="22"/>
+        </w:rPr>
         <w:t>. https://www.who.int/news-room/fact-sheets/detail/autism</w:t>
       </w:r>
     </w:p>
@@ -17657,475 +15681,135 @@
       <w:pPr>
         <w:pStyle w:val="NormalWeb"/>
         <w:spacing w:before="0" w:beforeAutospacing="0"/>
-      </w:pPr>
-      <w:proofErr w:type="spellStart"/>
-      <w:r>
-        <w:t>Hu</w:t>
-      </w:r>
-      <w:proofErr w:type="spellEnd"/>
-      <w:r>
-        <w:t xml:space="preserve">, X., </w:t>
-      </w:r>
-      <w:proofErr w:type="spellStart"/>
-      <w:r>
-        <w:t>Xu</w:t>
-      </w:r>
-      <w:proofErr w:type="spellEnd"/>
-      <w:r>
-        <w:t xml:space="preserve">, S., </w:t>
-      </w:r>
-      <w:proofErr w:type="spellStart"/>
-      <w:r>
-        <w:t>Tong</w:t>
-      </w:r>
-      <w:proofErr w:type="spellEnd"/>
-      <w:r>
-        <w:t xml:space="preserve">, R., &amp; </w:t>
-      </w:r>
-      <w:proofErr w:type="spellStart"/>
-      <w:r>
-        <w:t>Graesser</w:t>
-      </w:r>
-      <w:proofErr w:type="spellEnd"/>
-      <w:r>
-        <w:t xml:space="preserve">, A. (2025). </w:t>
-      </w:r>
-      <w:proofErr w:type="spellStart"/>
+        <w:rPr>
+          <w:sz w:val="22"/>
+          <w:szCs w:val="22"/>
+        </w:rPr>
+      </w:pPr>
+      <w:r>
+        <w:rPr>
+          <w:sz w:val="22"/>
+          <w:szCs w:val="22"/>
+        </w:rPr>
+        <w:t xml:space="preserve">Hu, X., Xu, S., Tong, R., &amp; Graesser, A. (2025). </w:t>
+      </w:r>
       <w:r>
         <w:rPr>
           <w:rStyle w:val="nfasis"/>
-        </w:rPr>
-        <w:t>Generative</w:t>
-      </w:r>
-      <w:proofErr w:type="spellEnd"/>
-      <w:r>
-        <w:rPr>
-          <w:rStyle w:val="nfasis"/>
-        </w:rPr>
-        <w:t xml:space="preserve"> AI in </w:t>
-      </w:r>
-      <w:proofErr w:type="spellStart"/>
-      <w:r>
-        <w:rPr>
-          <w:rStyle w:val="nfasis"/>
-        </w:rPr>
-        <w:t>Education</w:t>
-      </w:r>
-      <w:proofErr w:type="spellEnd"/>
-      <w:r>
-        <w:rPr>
-          <w:rStyle w:val="nfasis"/>
-        </w:rPr>
-        <w:t xml:space="preserve">: </w:t>
-      </w:r>
-      <w:proofErr w:type="spellStart"/>
-      <w:r>
-        <w:rPr>
-          <w:rStyle w:val="nfasis"/>
-        </w:rPr>
-        <w:t>From</w:t>
-      </w:r>
-      <w:proofErr w:type="spellEnd"/>
-      <w:r>
-        <w:rPr>
-          <w:rStyle w:val="nfasis"/>
-        </w:rPr>
-        <w:t xml:space="preserve"> </w:t>
-      </w:r>
-      <w:proofErr w:type="spellStart"/>
-      <w:r>
-        <w:rPr>
-          <w:rStyle w:val="nfasis"/>
-        </w:rPr>
-        <w:t>Foundational</w:t>
-      </w:r>
-      <w:proofErr w:type="spellEnd"/>
-      <w:r>
-        <w:rPr>
-          <w:rStyle w:val="nfasis"/>
-        </w:rPr>
-        <w:t xml:space="preserve"> </w:t>
-      </w:r>
-      <w:proofErr w:type="spellStart"/>
-      <w:r>
-        <w:rPr>
-          <w:rStyle w:val="nfasis"/>
-        </w:rPr>
-        <w:t>Insights</w:t>
-      </w:r>
-      <w:proofErr w:type="spellEnd"/>
-      <w:r>
-        <w:rPr>
-          <w:rStyle w:val="nfasis"/>
-        </w:rPr>
-        <w:t xml:space="preserve"> to </w:t>
-      </w:r>
-      <w:proofErr w:type="spellStart"/>
-      <w:r>
-        <w:rPr>
-          <w:rStyle w:val="nfasis"/>
-        </w:rPr>
-        <w:t>the</w:t>
-      </w:r>
-      <w:proofErr w:type="spellEnd"/>
-      <w:r>
-        <w:rPr>
-          <w:rStyle w:val="nfasis"/>
-        </w:rPr>
-        <w:t xml:space="preserve"> </w:t>
-      </w:r>
-      <w:proofErr w:type="spellStart"/>
-      <w:r>
-        <w:rPr>
-          <w:rStyle w:val="nfasis"/>
-        </w:rPr>
-        <w:t>Socratic</w:t>
-      </w:r>
-      <w:proofErr w:type="spellEnd"/>
-      <w:r>
-        <w:rPr>
-          <w:rStyle w:val="nfasis"/>
-        </w:rPr>
-        <w:t xml:space="preserve"> </w:t>
-      </w:r>
-      <w:proofErr w:type="spellStart"/>
-      <w:r>
-        <w:rPr>
-          <w:rStyle w:val="nfasis"/>
-        </w:rPr>
-        <w:t>Playground</w:t>
-      </w:r>
-      <w:proofErr w:type="spellEnd"/>
-      <w:r>
-        <w:rPr>
-          <w:rStyle w:val="nfasis"/>
-        </w:rPr>
-        <w:t xml:space="preserve"> </w:t>
-      </w:r>
-      <w:proofErr w:type="spellStart"/>
-      <w:r>
-        <w:rPr>
-          <w:rStyle w:val="nfasis"/>
-        </w:rPr>
-        <w:t>for</w:t>
-      </w:r>
-      <w:proofErr w:type="spellEnd"/>
-      <w:r>
-        <w:rPr>
-          <w:rStyle w:val="nfasis"/>
-        </w:rPr>
-        <w:t xml:space="preserve"> </w:t>
-      </w:r>
-      <w:proofErr w:type="spellStart"/>
-      <w:r>
-        <w:rPr>
-          <w:rStyle w:val="nfasis"/>
-        </w:rPr>
-        <w:t>Learning</w:t>
-      </w:r>
-      <w:proofErr w:type="spellEnd"/>
-      <w:r>
-        <w:t xml:space="preserve">. </w:t>
-      </w:r>
-      <w:proofErr w:type="spellStart"/>
-      <w:r>
-        <w:t>arXiv</w:t>
-      </w:r>
-      <w:proofErr w:type="spellEnd"/>
-      <w:r>
-        <w:t>.</w:t>
+          <w:sz w:val="22"/>
+          <w:szCs w:val="22"/>
+        </w:rPr>
+        <w:t>Generative AI in Education: From Foundational Insights to the Socratic Playground for Learning</w:t>
+      </w:r>
+      <w:r>
+        <w:rPr>
+          <w:sz w:val="22"/>
+          <w:szCs w:val="22"/>
+        </w:rPr>
+        <w:t>. arXiv.</w:t>
       </w:r>
     </w:p>
     <w:p>
       <w:pPr>
         <w:pStyle w:val="NormalWeb"/>
         <w:spacing w:before="0" w:beforeAutospacing="0"/>
-      </w:pPr>
-      <w:proofErr w:type="spellStart"/>
-      <w:r>
-        <w:t>Jain</w:t>
-      </w:r>
-      <w:proofErr w:type="spellEnd"/>
-      <w:r>
-        <w:t xml:space="preserve">, M., et al. (2026). </w:t>
-      </w:r>
-      <w:proofErr w:type="spellStart"/>
+        <w:rPr>
+          <w:sz w:val="22"/>
+          <w:szCs w:val="22"/>
+        </w:rPr>
+      </w:pPr>
+      <w:r>
+        <w:rPr>
+          <w:sz w:val="22"/>
+          <w:szCs w:val="22"/>
+        </w:rPr>
+        <w:t xml:space="preserve">Jain, M., et al. (2026). </w:t>
+      </w:r>
       <w:r>
         <w:rPr>
           <w:rStyle w:val="nfasis"/>
-        </w:rPr>
-        <w:t>Retrieval-Augmented</w:t>
-      </w:r>
-      <w:proofErr w:type="spellEnd"/>
-      <w:r>
-        <w:rPr>
-          <w:rStyle w:val="nfasis"/>
-        </w:rPr>
-        <w:t xml:space="preserve"> </w:t>
-      </w:r>
-      <w:proofErr w:type="spellStart"/>
-      <w:r>
-        <w:rPr>
-          <w:rStyle w:val="nfasis"/>
-        </w:rPr>
-        <w:t>Tutoring</w:t>
-      </w:r>
-      <w:proofErr w:type="spellEnd"/>
-      <w:r>
-        <w:rPr>
-          <w:rStyle w:val="nfasis"/>
-        </w:rPr>
-        <w:t xml:space="preserve"> </w:t>
-      </w:r>
-      <w:proofErr w:type="spellStart"/>
-      <w:r>
-        <w:rPr>
-          <w:rStyle w:val="nfasis"/>
-        </w:rPr>
-        <w:t>for</w:t>
-      </w:r>
-      <w:proofErr w:type="spellEnd"/>
-      <w:r>
-        <w:rPr>
-          <w:rStyle w:val="nfasis"/>
-        </w:rPr>
-        <w:t xml:space="preserve"> </w:t>
-      </w:r>
-      <w:proofErr w:type="spellStart"/>
-      <w:r>
-        <w:rPr>
-          <w:rStyle w:val="nfasis"/>
-        </w:rPr>
-        <w:t>Algorithm</w:t>
-      </w:r>
-      <w:proofErr w:type="spellEnd"/>
-      <w:r>
-        <w:rPr>
-          <w:rStyle w:val="nfasis"/>
-        </w:rPr>
-        <w:t xml:space="preserve"> </w:t>
-      </w:r>
-      <w:proofErr w:type="spellStart"/>
-      <w:r>
-        <w:rPr>
-          <w:rStyle w:val="nfasis"/>
-        </w:rPr>
-        <w:t>Tracing</w:t>
-      </w:r>
-      <w:proofErr w:type="spellEnd"/>
-      <w:r>
-        <w:rPr>
-          <w:rStyle w:val="nfasis"/>
-        </w:rPr>
-        <w:t xml:space="preserve"> and </w:t>
-      </w:r>
-      <w:proofErr w:type="spellStart"/>
-      <w:r>
-        <w:rPr>
-          <w:rStyle w:val="nfasis"/>
-        </w:rPr>
-        <w:t>Problem-Solving</w:t>
-      </w:r>
-      <w:proofErr w:type="spellEnd"/>
-      <w:r>
-        <w:rPr>
-          <w:rStyle w:val="nfasis"/>
-        </w:rPr>
-        <w:t xml:space="preserve"> in AI </w:t>
-      </w:r>
-      <w:proofErr w:type="spellStart"/>
-      <w:r>
-        <w:rPr>
-          <w:rStyle w:val="nfasis"/>
-        </w:rPr>
-        <w:t>Education</w:t>
-      </w:r>
-      <w:proofErr w:type="spellEnd"/>
-      <w:r>
-        <w:t xml:space="preserve">. </w:t>
-      </w:r>
-      <w:proofErr w:type="spellStart"/>
-      <w:r>
-        <w:t>arXiv</w:t>
-      </w:r>
-      <w:proofErr w:type="spellEnd"/>
-      <w:r>
-        <w:t>.</w:t>
+          <w:sz w:val="22"/>
+          <w:szCs w:val="22"/>
+        </w:rPr>
+        <w:t>Retrieval-Augmented Tutoring for Algorithm Tracing and Problem-Solving in AI Education</w:t>
+      </w:r>
+      <w:r>
+        <w:rPr>
+          <w:sz w:val="22"/>
+          <w:szCs w:val="22"/>
+        </w:rPr>
+        <w:t>. arXiv.</w:t>
       </w:r>
     </w:p>
     <w:p>
       <w:pPr>
         <w:pStyle w:val="NormalWeb"/>
         <w:spacing w:before="0" w:beforeAutospacing="0"/>
-      </w:pPr>
-      <w:proofErr w:type="spellStart"/>
-      <w:r>
-        <w:t>Bubeck</w:t>
-      </w:r>
-      <w:proofErr w:type="spellEnd"/>
-      <w:r>
-        <w:t xml:space="preserve">, S., et al. (2023). </w:t>
-      </w:r>
-      <w:proofErr w:type="spellStart"/>
+        <w:rPr>
+          <w:sz w:val="22"/>
+          <w:szCs w:val="22"/>
+        </w:rPr>
+      </w:pPr>
+      <w:r>
+        <w:rPr>
+          <w:sz w:val="22"/>
+          <w:szCs w:val="22"/>
+        </w:rPr>
+        <w:t xml:space="preserve">Bubeck, S., et al. (2023). </w:t>
+      </w:r>
       <w:r>
         <w:rPr>
           <w:rStyle w:val="nfasis"/>
-        </w:rPr>
-        <w:t>Sparks</w:t>
-      </w:r>
-      <w:proofErr w:type="spellEnd"/>
-      <w:r>
-        <w:rPr>
-          <w:rStyle w:val="nfasis"/>
-        </w:rPr>
-        <w:t xml:space="preserve"> of Artificial General </w:t>
-      </w:r>
-      <w:proofErr w:type="spellStart"/>
-      <w:r>
-        <w:rPr>
-          <w:rStyle w:val="nfasis"/>
-        </w:rPr>
-        <w:t>Intelligence</w:t>
-      </w:r>
-      <w:proofErr w:type="spellEnd"/>
-      <w:r>
-        <w:rPr>
-          <w:rStyle w:val="nfasis"/>
-        </w:rPr>
-        <w:t xml:space="preserve">: </w:t>
-      </w:r>
-      <w:proofErr w:type="spellStart"/>
-      <w:r>
-        <w:rPr>
-          <w:rStyle w:val="nfasis"/>
-        </w:rPr>
-        <w:t>Early</w:t>
-      </w:r>
-      <w:proofErr w:type="spellEnd"/>
-      <w:r>
-        <w:rPr>
-          <w:rStyle w:val="nfasis"/>
-        </w:rPr>
-        <w:t xml:space="preserve"> </w:t>
-      </w:r>
-      <w:proofErr w:type="spellStart"/>
-      <w:r>
-        <w:rPr>
-          <w:rStyle w:val="nfasis"/>
-        </w:rPr>
-        <w:t>Experiments</w:t>
-      </w:r>
-      <w:proofErr w:type="spellEnd"/>
-      <w:r>
-        <w:rPr>
-          <w:rStyle w:val="nfasis"/>
-        </w:rPr>
-        <w:t xml:space="preserve"> </w:t>
-      </w:r>
-      <w:proofErr w:type="spellStart"/>
-      <w:r>
-        <w:rPr>
-          <w:rStyle w:val="nfasis"/>
-        </w:rPr>
-        <w:t>with</w:t>
-      </w:r>
-      <w:proofErr w:type="spellEnd"/>
-      <w:r>
-        <w:rPr>
-          <w:rStyle w:val="nfasis"/>
-        </w:rPr>
-        <w:t xml:space="preserve"> GPT-4</w:t>
-      </w:r>
-      <w:r>
-        <w:t xml:space="preserve">. Microsoft </w:t>
-      </w:r>
-      <w:proofErr w:type="spellStart"/>
-      <w:r>
-        <w:t>Research</w:t>
-      </w:r>
-      <w:proofErr w:type="spellEnd"/>
-      <w:r>
-        <w:t>.</w:t>
+          <w:sz w:val="22"/>
+          <w:szCs w:val="22"/>
+        </w:rPr>
+        <w:t>Sparks of Artificial General Intelligence: Early Experiments with GPT-4</w:t>
+      </w:r>
+      <w:r>
+        <w:rPr>
+          <w:sz w:val="22"/>
+          <w:szCs w:val="22"/>
+        </w:rPr>
+        <w:t>. Microsoft Research.</w:t>
       </w:r>
     </w:p>
     <w:p>
       <w:pPr>
         <w:pStyle w:val="pdq2pgselectionanchorcontainer"/>
         <w:spacing w:before="0" w:beforeAutospacing="0"/>
-      </w:pPr>
-      <w:proofErr w:type="spellStart"/>
-      <w:r>
-        <w:t>Chen</w:t>
-      </w:r>
-      <w:proofErr w:type="spellEnd"/>
-      <w:r>
-        <w:t xml:space="preserve">, L., </w:t>
-      </w:r>
-      <w:proofErr w:type="spellStart"/>
-      <w:r>
-        <w:t>Chen</w:t>
-      </w:r>
-      <w:proofErr w:type="spellEnd"/>
-      <w:r>
-        <w:t xml:space="preserve">, P., &amp; </w:t>
-      </w:r>
-      <w:proofErr w:type="spellStart"/>
-      <w:r>
-        <w:t>Lin</w:t>
-      </w:r>
-      <w:proofErr w:type="spellEnd"/>
-      <w:r>
-        <w:t xml:space="preserve">, Z. (2020). </w:t>
+        <w:rPr>
+          <w:sz w:val="22"/>
+          <w:szCs w:val="22"/>
+        </w:rPr>
+      </w:pPr>
+      <w:r>
+        <w:rPr>
+          <w:sz w:val="22"/>
+          <w:szCs w:val="22"/>
+        </w:rPr>
+        <w:t xml:space="preserve">Chen, L., Chen, P., &amp; Lin, Z. (2020). </w:t>
       </w:r>
       <w:r>
         <w:rPr>
           <w:rStyle w:val="nfasis"/>
-        </w:rPr>
-        <w:t xml:space="preserve">Artificial </w:t>
-      </w:r>
-      <w:proofErr w:type="spellStart"/>
-      <w:r>
-        <w:rPr>
-          <w:rStyle w:val="nfasis"/>
-        </w:rPr>
-        <w:t>Intelligence</w:t>
-      </w:r>
-      <w:proofErr w:type="spellEnd"/>
-      <w:r>
-        <w:rPr>
-          <w:rStyle w:val="nfasis"/>
-        </w:rPr>
-        <w:t xml:space="preserve"> in </w:t>
-      </w:r>
-      <w:proofErr w:type="spellStart"/>
-      <w:r>
-        <w:rPr>
-          <w:rStyle w:val="nfasis"/>
-        </w:rPr>
-        <w:t>Education</w:t>
-      </w:r>
-      <w:proofErr w:type="spellEnd"/>
-      <w:r>
-        <w:rPr>
-          <w:rStyle w:val="nfasis"/>
-        </w:rPr>
-        <w:t xml:space="preserve">: A </w:t>
-      </w:r>
-      <w:proofErr w:type="spellStart"/>
-      <w:r>
-        <w:rPr>
-          <w:rStyle w:val="nfasis"/>
-        </w:rPr>
-        <w:t>Review</w:t>
-      </w:r>
-      <w:proofErr w:type="spellEnd"/>
-      <w:r>
+          <w:sz w:val="22"/>
+          <w:szCs w:val="22"/>
+        </w:rPr>
+        <w:t>Artificial Intelligence in Education: A Review</w:t>
+      </w:r>
+      <w:r>
+        <w:rPr>
+          <w:sz w:val="22"/>
+          <w:szCs w:val="22"/>
+        </w:rPr>
         <w:t xml:space="preserve">. IEEE Access, 8, 75264–75278. </w:t>
       </w:r>
       <w:hyperlink r:id="rId15" w:tgtFrame="_new" w:history="1">
         <w:r>
           <w:rPr>
             <w:rStyle w:val="Hipervnculo"/>
+            <w:sz w:val="22"/>
+            <w:szCs w:val="22"/>
           </w:rPr>
           <w:t>https://doi.org/10.1109/ACCESS.2020.2988510</w:t>
         </w:r>
@@ -18135,160 +15819,39 @@
       <w:pPr>
         <w:pStyle w:val="NormalWeb"/>
         <w:spacing w:before="0" w:beforeAutospacing="0"/>
-      </w:pPr>
-      <w:proofErr w:type="spellStart"/>
-      <w:r>
-        <w:t>Crompton</w:t>
-      </w:r>
-      <w:proofErr w:type="spellEnd"/>
-      <w:r>
-        <w:t xml:space="preserve">, H., </w:t>
-      </w:r>
-      <w:proofErr w:type="spellStart"/>
-      <w:r>
-        <w:t>Burke</w:t>
-      </w:r>
-      <w:proofErr w:type="spellEnd"/>
-      <w:r>
-        <w:t xml:space="preserve">, D., &amp; Coto, M. (2023). </w:t>
+        <w:rPr>
+          <w:sz w:val="22"/>
+          <w:szCs w:val="22"/>
+        </w:rPr>
+      </w:pPr>
+      <w:r>
+        <w:rPr>
+          <w:sz w:val="22"/>
+          <w:szCs w:val="22"/>
+        </w:rPr>
+        <w:t xml:space="preserve">Crompton, H., Burke, D., &amp; Coto, M. (2023). </w:t>
       </w:r>
       <w:r>
         <w:rPr>
           <w:rStyle w:val="nfasis"/>
-        </w:rPr>
-        <w:t xml:space="preserve">Artificial </w:t>
-      </w:r>
-      <w:proofErr w:type="spellStart"/>
-      <w:r>
-        <w:rPr>
-          <w:rStyle w:val="nfasis"/>
-        </w:rPr>
-        <w:t>Intelligence</w:t>
-      </w:r>
-      <w:proofErr w:type="spellEnd"/>
-      <w:r>
-        <w:rPr>
-          <w:rStyle w:val="nfasis"/>
-        </w:rPr>
-        <w:t xml:space="preserve"> in </w:t>
-      </w:r>
-      <w:proofErr w:type="spellStart"/>
-      <w:r>
-        <w:rPr>
-          <w:rStyle w:val="nfasis"/>
-        </w:rPr>
-        <w:t>Higher</w:t>
-      </w:r>
-      <w:proofErr w:type="spellEnd"/>
-      <w:r>
-        <w:rPr>
-          <w:rStyle w:val="nfasis"/>
-        </w:rPr>
-        <w:t xml:space="preserve"> </w:t>
-      </w:r>
-      <w:proofErr w:type="spellStart"/>
-      <w:r>
-        <w:rPr>
-          <w:rStyle w:val="nfasis"/>
-        </w:rPr>
-        <w:t>Education</w:t>
-      </w:r>
-      <w:proofErr w:type="spellEnd"/>
-      <w:r>
-        <w:rPr>
-          <w:rStyle w:val="nfasis"/>
-        </w:rPr>
-        <w:t xml:space="preserve">: </w:t>
-      </w:r>
-      <w:proofErr w:type="spellStart"/>
-      <w:r>
-        <w:rPr>
-          <w:rStyle w:val="nfasis"/>
-        </w:rPr>
-        <w:t>The</w:t>
-      </w:r>
-      <w:proofErr w:type="spellEnd"/>
-      <w:r>
-        <w:rPr>
-          <w:rStyle w:val="nfasis"/>
-        </w:rPr>
-        <w:t xml:space="preserve"> </w:t>
-      </w:r>
-      <w:proofErr w:type="spellStart"/>
-      <w:r>
-        <w:rPr>
-          <w:rStyle w:val="nfasis"/>
-        </w:rPr>
-        <w:t>State</w:t>
-      </w:r>
-      <w:proofErr w:type="spellEnd"/>
-      <w:r>
-        <w:rPr>
-          <w:rStyle w:val="nfasis"/>
-        </w:rPr>
-        <w:t xml:space="preserve"> of </w:t>
-      </w:r>
-      <w:proofErr w:type="spellStart"/>
-      <w:r>
-        <w:rPr>
-          <w:rStyle w:val="nfasis"/>
-        </w:rPr>
-        <w:t>the</w:t>
-      </w:r>
-      <w:proofErr w:type="spellEnd"/>
-      <w:r>
-        <w:rPr>
-          <w:rStyle w:val="nfasis"/>
-        </w:rPr>
-        <w:t xml:space="preserve"> Field</w:t>
-      </w:r>
-      <w:r>
-        <w:t xml:space="preserve">. International </w:t>
-      </w:r>
-      <w:proofErr w:type="spellStart"/>
-      <w:r>
-        <w:t>Journal</w:t>
-      </w:r>
-      <w:proofErr w:type="spellEnd"/>
-      <w:r>
-        <w:t xml:space="preserve"> of </w:t>
-      </w:r>
-      <w:proofErr w:type="spellStart"/>
-      <w:r>
-        <w:t>Educational</w:t>
-      </w:r>
-      <w:proofErr w:type="spellEnd"/>
-      <w:r>
-        <w:t xml:space="preserve"> </w:t>
-      </w:r>
-      <w:proofErr w:type="spellStart"/>
-      <w:r>
-        <w:t>Technology</w:t>
-      </w:r>
-      <w:proofErr w:type="spellEnd"/>
-      <w:r>
-        <w:t xml:space="preserve"> in </w:t>
-      </w:r>
-      <w:proofErr w:type="spellStart"/>
-      <w:r>
-        <w:t>Higher</w:t>
-      </w:r>
-      <w:proofErr w:type="spellEnd"/>
-      <w:r>
-        <w:t xml:space="preserve"> </w:t>
-      </w:r>
-      <w:proofErr w:type="spellStart"/>
-      <w:r>
-        <w:t>Education</w:t>
-      </w:r>
-      <w:proofErr w:type="spellEnd"/>
-      <w:r>
-        <w:t xml:space="preserve">, 20(22). </w:t>
+          <w:sz w:val="22"/>
+          <w:szCs w:val="22"/>
+        </w:rPr>
+        <w:t>Artificial Intelligence in Higher Education: The State of the Field</w:t>
+      </w:r>
+      <w:r>
+        <w:rPr>
+          <w:sz w:val="22"/>
+          <w:szCs w:val="22"/>
+        </w:rPr>
+        <w:t xml:space="preserve">. International Journal of Educational Technology in Higher Education, 20(22). </w:t>
       </w:r>
       <w:hyperlink r:id="rId16" w:tgtFrame="_new" w:history="1">
         <w:r>
           <w:rPr>
             <w:rStyle w:val="Hipervnculo"/>
+            <w:sz w:val="22"/>
+            <w:szCs w:val="22"/>
           </w:rPr>
           <w:t>https://doi.org/10.1186/s41239-023-00392-8</w:t>
         </w:r>
@@ -18298,284 +15861,39 @@
       <w:pPr>
         <w:pStyle w:val="NormalWeb"/>
         <w:spacing w:before="0" w:beforeAutospacing="0"/>
-      </w:pPr>
-      <w:proofErr w:type="spellStart"/>
-      <w:r>
-        <w:t>Dwivedi</w:t>
-      </w:r>
-      <w:proofErr w:type="spellEnd"/>
-      <w:r>
-        <w:t xml:space="preserve">, Y. K., et al. (2023). </w:t>
-      </w:r>
-      <w:proofErr w:type="gramStart"/>
+        <w:rPr>
+          <w:sz w:val="22"/>
+          <w:szCs w:val="22"/>
+        </w:rPr>
+      </w:pPr>
+      <w:r>
+        <w:rPr>
+          <w:sz w:val="22"/>
+          <w:szCs w:val="22"/>
+        </w:rPr>
+        <w:t xml:space="preserve">Dwivedi, Y. K., et al. (2023). </w:t>
+      </w:r>
       <w:r>
         <w:rPr>
           <w:rStyle w:val="nfasis"/>
-        </w:rPr>
-        <w:t xml:space="preserve">So </w:t>
-      </w:r>
-      <w:proofErr w:type="spellStart"/>
-      <w:r>
-        <w:rPr>
-          <w:rStyle w:val="nfasis"/>
-        </w:rPr>
-        <w:t>what</w:t>
-      </w:r>
-      <w:proofErr w:type="spellEnd"/>
-      <w:r>
-        <w:rPr>
-          <w:rStyle w:val="nfasis"/>
-        </w:rPr>
-        <w:t xml:space="preserve"> </w:t>
-      </w:r>
-      <w:proofErr w:type="spellStart"/>
-      <w:r>
-        <w:rPr>
-          <w:rStyle w:val="nfasis"/>
-        </w:rPr>
-        <w:t>if</w:t>
-      </w:r>
-      <w:proofErr w:type="spellEnd"/>
-      <w:r>
-        <w:rPr>
-          <w:rStyle w:val="nfasis"/>
-        </w:rPr>
-        <w:t xml:space="preserve"> </w:t>
-      </w:r>
-      <w:proofErr w:type="spellStart"/>
-      <w:r>
-        <w:rPr>
-          <w:rStyle w:val="nfasis"/>
-        </w:rPr>
-        <w:t>ChatGPT</w:t>
-      </w:r>
-      <w:proofErr w:type="spellEnd"/>
-      <w:r>
-        <w:rPr>
-          <w:rStyle w:val="nfasis"/>
-        </w:rPr>
-        <w:t xml:space="preserve"> </w:t>
-      </w:r>
-      <w:proofErr w:type="spellStart"/>
-      <w:r>
-        <w:rPr>
-          <w:rStyle w:val="nfasis"/>
-        </w:rPr>
-        <w:t>wrote</w:t>
-      </w:r>
-      <w:proofErr w:type="spellEnd"/>
-      <w:r>
-        <w:rPr>
-          <w:rStyle w:val="nfasis"/>
-        </w:rPr>
-        <w:t xml:space="preserve"> </w:t>
-      </w:r>
-      <w:proofErr w:type="spellStart"/>
-      <w:r>
-        <w:rPr>
-          <w:rStyle w:val="nfasis"/>
-        </w:rPr>
-        <w:t>it</w:t>
-      </w:r>
-      <w:proofErr w:type="spellEnd"/>
-      <w:r>
-        <w:rPr>
-          <w:rStyle w:val="nfasis"/>
-        </w:rPr>
-        <w:t>?</w:t>
-      </w:r>
-      <w:proofErr w:type="gramEnd"/>
-      <w:r>
-        <w:rPr>
-          <w:rStyle w:val="nfasis"/>
-        </w:rPr>
-        <w:t xml:space="preserve"> </w:t>
-      </w:r>
-      <w:proofErr w:type="spellStart"/>
-      <w:r>
-        <w:rPr>
-          <w:rStyle w:val="nfasis"/>
-        </w:rPr>
-        <w:t>Multidisciplinary</w:t>
-      </w:r>
-      <w:proofErr w:type="spellEnd"/>
-      <w:r>
-        <w:rPr>
-          <w:rStyle w:val="nfasis"/>
-        </w:rPr>
-        <w:t xml:space="preserve"> </w:t>
-      </w:r>
-      <w:proofErr w:type="spellStart"/>
-      <w:r>
-        <w:rPr>
-          <w:rStyle w:val="nfasis"/>
-        </w:rPr>
-        <w:t>perspectives</w:t>
-      </w:r>
-      <w:proofErr w:type="spellEnd"/>
-      <w:r>
-        <w:rPr>
-          <w:rStyle w:val="nfasis"/>
-        </w:rPr>
-        <w:t xml:space="preserve"> </w:t>
-      </w:r>
-      <w:proofErr w:type="spellStart"/>
-      <w:r>
-        <w:rPr>
-          <w:rStyle w:val="nfasis"/>
-        </w:rPr>
-        <w:t>on</w:t>
-      </w:r>
-      <w:proofErr w:type="spellEnd"/>
-      <w:r>
-        <w:rPr>
-          <w:rStyle w:val="nfasis"/>
-        </w:rPr>
-        <w:t xml:space="preserve"> </w:t>
-      </w:r>
-      <w:proofErr w:type="spellStart"/>
-      <w:r>
-        <w:rPr>
-          <w:rStyle w:val="nfasis"/>
-        </w:rPr>
-        <w:t>opportunities</w:t>
-      </w:r>
-      <w:proofErr w:type="spellEnd"/>
-      <w:r>
-        <w:rPr>
-          <w:rStyle w:val="nfasis"/>
-        </w:rPr>
-        <w:t xml:space="preserve">, </w:t>
-      </w:r>
-      <w:proofErr w:type="spellStart"/>
-      <w:r>
-        <w:rPr>
-          <w:rStyle w:val="nfasis"/>
-        </w:rPr>
-        <w:t>challenges</w:t>
-      </w:r>
-      <w:proofErr w:type="spellEnd"/>
-      <w:r>
-        <w:rPr>
-          <w:rStyle w:val="nfasis"/>
-        </w:rPr>
-        <w:t xml:space="preserve"> and </w:t>
-      </w:r>
-      <w:proofErr w:type="spellStart"/>
-      <w:r>
-        <w:rPr>
-          <w:rStyle w:val="nfasis"/>
-        </w:rPr>
-        <w:t>implications</w:t>
-      </w:r>
-      <w:proofErr w:type="spellEnd"/>
-      <w:r>
-        <w:rPr>
-          <w:rStyle w:val="nfasis"/>
-        </w:rPr>
-        <w:t xml:space="preserve"> of </w:t>
-      </w:r>
-      <w:proofErr w:type="spellStart"/>
-      <w:r>
-        <w:rPr>
-          <w:rStyle w:val="nfasis"/>
-        </w:rPr>
-        <w:t>generative</w:t>
-      </w:r>
-      <w:proofErr w:type="spellEnd"/>
-      <w:r>
-        <w:rPr>
-          <w:rStyle w:val="nfasis"/>
-        </w:rPr>
-        <w:t xml:space="preserve"> </w:t>
-      </w:r>
-      <w:proofErr w:type="spellStart"/>
-      <w:r>
-        <w:rPr>
-          <w:rStyle w:val="nfasis"/>
-        </w:rPr>
-        <w:t>conversational</w:t>
-      </w:r>
-      <w:proofErr w:type="spellEnd"/>
-      <w:r>
-        <w:rPr>
-          <w:rStyle w:val="nfasis"/>
-        </w:rPr>
-        <w:t xml:space="preserve"> AI </w:t>
-      </w:r>
-      <w:proofErr w:type="spellStart"/>
-      <w:r>
-        <w:rPr>
-          <w:rStyle w:val="nfasis"/>
-        </w:rPr>
-        <w:t>for</w:t>
-      </w:r>
-      <w:proofErr w:type="spellEnd"/>
-      <w:r>
-        <w:rPr>
-          <w:rStyle w:val="nfasis"/>
-        </w:rPr>
-        <w:t xml:space="preserve"> </w:t>
-      </w:r>
-      <w:proofErr w:type="spellStart"/>
-      <w:r>
-        <w:rPr>
-          <w:rStyle w:val="nfasis"/>
-        </w:rPr>
-        <w:t>research</w:t>
-      </w:r>
-      <w:proofErr w:type="spellEnd"/>
-      <w:r>
-        <w:rPr>
-          <w:rStyle w:val="nfasis"/>
-        </w:rPr>
-        <w:t xml:space="preserve">, </w:t>
-      </w:r>
-      <w:proofErr w:type="spellStart"/>
-      <w:r>
-        <w:rPr>
-          <w:rStyle w:val="nfasis"/>
-        </w:rPr>
-        <w:t>practice</w:t>
-      </w:r>
-      <w:proofErr w:type="spellEnd"/>
-      <w:r>
-        <w:rPr>
-          <w:rStyle w:val="nfasis"/>
-        </w:rPr>
-        <w:t xml:space="preserve"> and </w:t>
-      </w:r>
-      <w:proofErr w:type="spellStart"/>
-      <w:r>
-        <w:rPr>
-          <w:rStyle w:val="nfasis"/>
-        </w:rPr>
-        <w:t>policy</w:t>
-      </w:r>
-      <w:proofErr w:type="spellEnd"/>
-      <w:r>
-        <w:t xml:space="preserve">. International </w:t>
-      </w:r>
-      <w:proofErr w:type="spellStart"/>
-      <w:r>
-        <w:t>Journal</w:t>
-      </w:r>
-      <w:proofErr w:type="spellEnd"/>
-      <w:r>
-        <w:t xml:space="preserve"> of </w:t>
-      </w:r>
-      <w:proofErr w:type="spellStart"/>
-      <w:r>
-        <w:t>Information</w:t>
-      </w:r>
-      <w:proofErr w:type="spellEnd"/>
-      <w:r>
-        <w:t xml:space="preserve"> Management, 71, 102642. </w:t>
+          <w:sz w:val="22"/>
+          <w:szCs w:val="22"/>
+        </w:rPr>
+        <w:t>So what if ChatGPT wrote it? Multidisciplinary perspectives on opportunities, challenges and implications of generative conversational AI for research, practice and policy</w:t>
+      </w:r>
+      <w:r>
+        <w:rPr>
+          <w:sz w:val="22"/>
+          <w:szCs w:val="22"/>
+        </w:rPr>
+        <w:t xml:space="preserve">. International Journal of Information Management, 71, 102642. </w:t>
       </w:r>
       <w:hyperlink r:id="rId17" w:tgtFrame="_new" w:history="1">
         <w:r>
           <w:rPr>
             <w:rStyle w:val="Hipervnculo"/>
+            <w:sz w:val="22"/>
+            <w:szCs w:val="22"/>
           </w:rPr>
           <w:t>https://doi.org/10.1016/j.ijinfomgt.2023.102642</w:t>
         </w:r>
@@ -18585,172 +15903,39 @@
       <w:pPr>
         <w:pStyle w:val="NormalWeb"/>
         <w:spacing w:before="0" w:beforeAutospacing="0"/>
-      </w:pPr>
-      <w:proofErr w:type="spellStart"/>
-      <w:r>
-        <w:t>Kasneci</w:t>
-      </w:r>
-      <w:proofErr w:type="spellEnd"/>
-      <w:r>
-        <w:t xml:space="preserve">, E., et al. (2023). </w:t>
-      </w:r>
-      <w:proofErr w:type="spellStart"/>
+        <w:rPr>
+          <w:sz w:val="22"/>
+          <w:szCs w:val="22"/>
+        </w:rPr>
+      </w:pPr>
+      <w:r>
+        <w:rPr>
+          <w:sz w:val="22"/>
+          <w:szCs w:val="22"/>
+        </w:rPr>
+        <w:t xml:space="preserve">Kasneci, E., et al. (2023). </w:t>
+      </w:r>
       <w:r>
         <w:rPr>
           <w:rStyle w:val="nfasis"/>
-        </w:rPr>
-        <w:t>ChatGPT</w:t>
-      </w:r>
-      <w:proofErr w:type="spellEnd"/>
-      <w:r>
-        <w:rPr>
-          <w:rStyle w:val="nfasis"/>
-        </w:rPr>
-        <w:t xml:space="preserve"> </w:t>
-      </w:r>
-      <w:proofErr w:type="spellStart"/>
-      <w:r>
-        <w:rPr>
-          <w:rStyle w:val="nfasis"/>
-        </w:rPr>
-        <w:t>for</w:t>
-      </w:r>
-      <w:proofErr w:type="spellEnd"/>
-      <w:r>
-        <w:rPr>
-          <w:rStyle w:val="nfasis"/>
-        </w:rPr>
-        <w:t xml:space="preserve"> </w:t>
-      </w:r>
-      <w:proofErr w:type="spellStart"/>
-      <w:r>
-        <w:rPr>
-          <w:rStyle w:val="nfasis"/>
-        </w:rPr>
-        <w:t>Good</w:t>
-      </w:r>
-      <w:proofErr w:type="spellEnd"/>
-      <w:r>
-        <w:rPr>
-          <w:rStyle w:val="nfasis"/>
-        </w:rPr>
-        <w:t xml:space="preserve">? </w:t>
-      </w:r>
-      <w:proofErr w:type="spellStart"/>
-      <w:r>
-        <w:rPr>
-          <w:rStyle w:val="nfasis"/>
-        </w:rPr>
-        <w:t>On</w:t>
-      </w:r>
-      <w:proofErr w:type="spellEnd"/>
-      <w:r>
-        <w:rPr>
-          <w:rStyle w:val="nfasis"/>
-        </w:rPr>
-        <w:t xml:space="preserve"> </w:t>
-      </w:r>
-      <w:proofErr w:type="spellStart"/>
-      <w:r>
-        <w:rPr>
-          <w:rStyle w:val="nfasis"/>
-        </w:rPr>
-        <w:t>Opportunities</w:t>
-      </w:r>
-      <w:proofErr w:type="spellEnd"/>
-      <w:r>
-        <w:rPr>
-          <w:rStyle w:val="nfasis"/>
-        </w:rPr>
-        <w:t xml:space="preserve"> and </w:t>
-      </w:r>
-      <w:proofErr w:type="spellStart"/>
-      <w:r>
-        <w:rPr>
-          <w:rStyle w:val="nfasis"/>
-        </w:rPr>
-        <w:t>Challenges</w:t>
-      </w:r>
-      <w:proofErr w:type="spellEnd"/>
-      <w:r>
-        <w:rPr>
-          <w:rStyle w:val="nfasis"/>
-        </w:rPr>
-        <w:t xml:space="preserve"> of Large </w:t>
-      </w:r>
-      <w:proofErr w:type="spellStart"/>
-      <w:r>
-        <w:rPr>
-          <w:rStyle w:val="nfasis"/>
-        </w:rPr>
-        <w:t>Language</w:t>
-      </w:r>
-      <w:proofErr w:type="spellEnd"/>
-      <w:r>
-        <w:rPr>
-          <w:rStyle w:val="nfasis"/>
-        </w:rPr>
-        <w:t xml:space="preserve"> </w:t>
-      </w:r>
-      <w:proofErr w:type="spellStart"/>
-      <w:r>
-        <w:rPr>
-          <w:rStyle w:val="nfasis"/>
-        </w:rPr>
-        <w:t>Models</w:t>
-      </w:r>
-      <w:proofErr w:type="spellEnd"/>
-      <w:r>
-        <w:rPr>
-          <w:rStyle w:val="nfasis"/>
-        </w:rPr>
-        <w:t xml:space="preserve"> </w:t>
-      </w:r>
-      <w:proofErr w:type="spellStart"/>
-      <w:r>
-        <w:rPr>
-          <w:rStyle w:val="nfasis"/>
-        </w:rPr>
-        <w:t>for</w:t>
-      </w:r>
-      <w:proofErr w:type="spellEnd"/>
-      <w:r>
-        <w:rPr>
-          <w:rStyle w:val="nfasis"/>
-        </w:rPr>
-        <w:t xml:space="preserve"> </w:t>
-      </w:r>
-      <w:proofErr w:type="spellStart"/>
-      <w:r>
-        <w:rPr>
-          <w:rStyle w:val="nfasis"/>
-        </w:rPr>
-        <w:t>Education</w:t>
-      </w:r>
-      <w:proofErr w:type="spellEnd"/>
-      <w:r>
-        <w:t xml:space="preserve">. </w:t>
-      </w:r>
-      <w:proofErr w:type="spellStart"/>
-      <w:r>
-        <w:t>Learning</w:t>
-      </w:r>
-      <w:proofErr w:type="spellEnd"/>
-      <w:r>
-        <w:t xml:space="preserve"> and Individual </w:t>
-      </w:r>
-      <w:proofErr w:type="spellStart"/>
-      <w:r>
-        <w:t>Differences</w:t>
-      </w:r>
-      <w:proofErr w:type="spellEnd"/>
-      <w:r>
-        <w:t xml:space="preserve">, 103, 102274. </w:t>
+          <w:sz w:val="22"/>
+          <w:szCs w:val="22"/>
+        </w:rPr>
+        <w:t>ChatGPT for Good? On Opportunities and Challenges of Large Language Models for Education</w:t>
+      </w:r>
+      <w:r>
+        <w:rPr>
+          <w:sz w:val="22"/>
+          <w:szCs w:val="22"/>
+        </w:rPr>
+        <w:t xml:space="preserve">. Learning and Individual Differences, 103, 102274. </w:t>
       </w:r>
       <w:hyperlink r:id="rId18" w:tgtFrame="_new" w:history="1">
         <w:r>
           <w:rPr>
             <w:rStyle w:val="Hipervnculo"/>
+            <w:sz w:val="22"/>
+            <w:szCs w:val="22"/>
           </w:rPr>
           <w:t>https://doi.org/10.1016/j.lindif.2023.102274</w:t>
         </w:r>
@@ -18760,176 +15945,39 @@
       <w:pPr>
         <w:pStyle w:val="NormalWeb"/>
         <w:spacing w:before="0" w:beforeAutospacing="0"/>
-      </w:pPr>
-      <w:proofErr w:type="spellStart"/>
-      <w:r>
-        <w:t>Zawacki</w:t>
-      </w:r>
-      <w:proofErr w:type="spellEnd"/>
-      <w:r>
-        <w:t xml:space="preserve">-Richter, O., Marín, V. I., Bond, M., &amp; </w:t>
-      </w:r>
-      <w:proofErr w:type="spellStart"/>
-      <w:r>
-        <w:t>Gouverneur</w:t>
-      </w:r>
-      <w:proofErr w:type="spellEnd"/>
-      <w:r>
-        <w:t xml:space="preserve">, F. (2019). </w:t>
-      </w:r>
-      <w:proofErr w:type="spellStart"/>
+        <w:rPr>
+          <w:sz w:val="22"/>
+          <w:szCs w:val="22"/>
+        </w:rPr>
+      </w:pPr>
+      <w:r>
+        <w:rPr>
+          <w:sz w:val="22"/>
+          <w:szCs w:val="22"/>
+        </w:rPr>
+        <w:t xml:space="preserve">Zawacki-Richter, O., Marín, V. I., Bond, M., &amp; Gouverneur, F. (2019). </w:t>
+      </w:r>
       <w:r>
         <w:rPr>
           <w:rStyle w:val="nfasis"/>
-        </w:rPr>
-        <w:t>Systematic</w:t>
-      </w:r>
-      <w:proofErr w:type="spellEnd"/>
-      <w:r>
-        <w:rPr>
-          <w:rStyle w:val="nfasis"/>
-        </w:rPr>
-        <w:t xml:space="preserve"> </w:t>
-      </w:r>
-      <w:proofErr w:type="spellStart"/>
-      <w:r>
-        <w:rPr>
-          <w:rStyle w:val="nfasis"/>
-        </w:rPr>
-        <w:t>Review</w:t>
-      </w:r>
-      <w:proofErr w:type="spellEnd"/>
-      <w:r>
-        <w:rPr>
-          <w:rStyle w:val="nfasis"/>
-        </w:rPr>
-        <w:t xml:space="preserve"> of </w:t>
-      </w:r>
-      <w:proofErr w:type="spellStart"/>
-      <w:r>
-        <w:rPr>
-          <w:rStyle w:val="nfasis"/>
-        </w:rPr>
-        <w:t>Research</w:t>
-      </w:r>
-      <w:proofErr w:type="spellEnd"/>
-      <w:r>
-        <w:rPr>
-          <w:rStyle w:val="nfasis"/>
-        </w:rPr>
-        <w:t xml:space="preserve"> </w:t>
-      </w:r>
-      <w:proofErr w:type="spellStart"/>
-      <w:r>
-        <w:rPr>
-          <w:rStyle w:val="nfasis"/>
-        </w:rPr>
-        <w:t>on</w:t>
-      </w:r>
-      <w:proofErr w:type="spellEnd"/>
-      <w:r>
-        <w:rPr>
-          <w:rStyle w:val="nfasis"/>
-        </w:rPr>
-        <w:t xml:space="preserve"> Artificial </w:t>
-      </w:r>
-      <w:proofErr w:type="spellStart"/>
-      <w:r>
-        <w:rPr>
-          <w:rStyle w:val="nfasis"/>
-        </w:rPr>
-        <w:t>Intelligence</w:t>
-      </w:r>
-      <w:proofErr w:type="spellEnd"/>
-      <w:r>
-        <w:rPr>
-          <w:rStyle w:val="nfasis"/>
-        </w:rPr>
-        <w:t xml:space="preserve"> </w:t>
-      </w:r>
-      <w:proofErr w:type="spellStart"/>
-      <w:r>
-        <w:rPr>
-          <w:rStyle w:val="nfasis"/>
-        </w:rPr>
-        <w:t>Applications</w:t>
-      </w:r>
-      <w:proofErr w:type="spellEnd"/>
-      <w:r>
-        <w:rPr>
-          <w:rStyle w:val="nfasis"/>
-        </w:rPr>
-        <w:t xml:space="preserve"> in </w:t>
-      </w:r>
-      <w:proofErr w:type="spellStart"/>
-      <w:r>
-        <w:rPr>
-          <w:rStyle w:val="nfasis"/>
-        </w:rPr>
-        <w:t>Higher</w:t>
-      </w:r>
-      <w:proofErr w:type="spellEnd"/>
-      <w:r>
-        <w:rPr>
-          <w:rStyle w:val="nfasis"/>
-        </w:rPr>
-        <w:t xml:space="preserve"> </w:t>
-      </w:r>
-      <w:proofErr w:type="spellStart"/>
-      <w:r>
-        <w:rPr>
-          <w:rStyle w:val="nfasis"/>
-        </w:rPr>
-        <w:t>Education</w:t>
-      </w:r>
-      <w:proofErr w:type="spellEnd"/>
-      <w:r>
-        <w:t xml:space="preserve">. International </w:t>
-      </w:r>
-      <w:proofErr w:type="spellStart"/>
-      <w:r>
-        <w:t>Journal</w:t>
-      </w:r>
-      <w:proofErr w:type="spellEnd"/>
-      <w:r>
-        <w:t xml:space="preserve"> of </w:t>
-      </w:r>
-      <w:proofErr w:type="spellStart"/>
-      <w:r>
-        <w:t>Educational</w:t>
-      </w:r>
-      <w:proofErr w:type="spellEnd"/>
-      <w:r>
-        <w:t xml:space="preserve"> </w:t>
-      </w:r>
-      <w:proofErr w:type="spellStart"/>
-      <w:r>
-        <w:t>Technology</w:t>
-      </w:r>
-      <w:proofErr w:type="spellEnd"/>
-      <w:r>
-        <w:t xml:space="preserve"> in </w:t>
-      </w:r>
-      <w:proofErr w:type="spellStart"/>
-      <w:r>
-        <w:t>Higher</w:t>
-      </w:r>
-      <w:proofErr w:type="spellEnd"/>
-      <w:r>
-        <w:t xml:space="preserve"> </w:t>
-      </w:r>
-      <w:proofErr w:type="spellStart"/>
-      <w:r>
-        <w:t>Education</w:t>
-      </w:r>
-      <w:proofErr w:type="spellEnd"/>
-      <w:r>
-        <w:t xml:space="preserve">, 16(39). </w:t>
+          <w:sz w:val="22"/>
+          <w:szCs w:val="22"/>
+        </w:rPr>
+        <w:t>Systematic Review of Research on Artificial Intelligence Applications in Higher Education</w:t>
+      </w:r>
+      <w:r>
+        <w:rPr>
+          <w:sz w:val="22"/>
+          <w:szCs w:val="22"/>
+        </w:rPr>
+        <w:t xml:space="preserve">. International Journal of Educational Technology in Higher Education, 16(39). </w:t>
       </w:r>
       <w:hyperlink r:id="rId19" w:tgtFrame="_new" w:history="1">
         <w:r>
           <w:rPr>
             <w:rStyle w:val="Hipervnculo"/>
+            <w:sz w:val="22"/>
+            <w:szCs w:val="22"/>
           </w:rPr>
           <w:t>https://doi.org/10.1186/s41239-019-0171-0</w:t>
         </w:r>
@@ -18939,140 +15987,39 @@
       <w:pPr>
         <w:pStyle w:val="NormalWeb"/>
         <w:spacing w:before="0" w:beforeAutospacing="0"/>
-      </w:pPr>
-      <w:proofErr w:type="spellStart"/>
-      <w:r>
-        <w:t>Bommasani</w:t>
-      </w:r>
-      <w:proofErr w:type="spellEnd"/>
-      <w:r>
-        <w:t xml:space="preserve">, R., et al. (2021). </w:t>
-      </w:r>
-      <w:proofErr w:type="spellStart"/>
+        <w:rPr>
+          <w:sz w:val="22"/>
+          <w:szCs w:val="22"/>
+        </w:rPr>
+      </w:pPr>
+      <w:r>
+        <w:rPr>
+          <w:sz w:val="22"/>
+          <w:szCs w:val="22"/>
+        </w:rPr>
+        <w:t xml:space="preserve">Bommasani, R., et al. (2021). </w:t>
+      </w:r>
       <w:r>
         <w:rPr>
           <w:rStyle w:val="nfasis"/>
-        </w:rPr>
-        <w:t>On</w:t>
-      </w:r>
-      <w:proofErr w:type="spellEnd"/>
-      <w:r>
-        <w:rPr>
-          <w:rStyle w:val="nfasis"/>
-        </w:rPr>
-        <w:t xml:space="preserve"> </w:t>
-      </w:r>
-      <w:proofErr w:type="spellStart"/>
-      <w:r>
-        <w:rPr>
-          <w:rStyle w:val="nfasis"/>
-        </w:rPr>
-        <w:t>the</w:t>
-      </w:r>
-      <w:proofErr w:type="spellEnd"/>
-      <w:r>
-        <w:rPr>
-          <w:rStyle w:val="nfasis"/>
-        </w:rPr>
-        <w:t xml:space="preserve"> </w:t>
-      </w:r>
-      <w:proofErr w:type="spellStart"/>
-      <w:r>
-        <w:rPr>
-          <w:rStyle w:val="nfasis"/>
-        </w:rPr>
-        <w:t>Opportunities</w:t>
-      </w:r>
-      <w:proofErr w:type="spellEnd"/>
-      <w:r>
-        <w:rPr>
-          <w:rStyle w:val="nfasis"/>
-        </w:rPr>
-        <w:t xml:space="preserve"> and </w:t>
-      </w:r>
-      <w:proofErr w:type="spellStart"/>
-      <w:r>
-        <w:rPr>
-          <w:rStyle w:val="nfasis"/>
-        </w:rPr>
-        <w:t>Risks</w:t>
-      </w:r>
-      <w:proofErr w:type="spellEnd"/>
-      <w:r>
-        <w:rPr>
-          <w:rStyle w:val="nfasis"/>
-        </w:rPr>
-        <w:t xml:space="preserve"> of </w:t>
-      </w:r>
-      <w:proofErr w:type="spellStart"/>
-      <w:r>
-        <w:rPr>
-          <w:rStyle w:val="nfasis"/>
-        </w:rPr>
-        <w:t>Foundation</w:t>
-      </w:r>
-      <w:proofErr w:type="spellEnd"/>
-      <w:r>
-        <w:rPr>
-          <w:rStyle w:val="nfasis"/>
-        </w:rPr>
-        <w:t xml:space="preserve"> </w:t>
-      </w:r>
-      <w:proofErr w:type="spellStart"/>
-      <w:r>
-        <w:rPr>
-          <w:rStyle w:val="nfasis"/>
-        </w:rPr>
-        <w:t>Models</w:t>
-      </w:r>
-      <w:proofErr w:type="spellEnd"/>
-      <w:r>
-        <w:t xml:space="preserve">. Stanford Center </w:t>
-      </w:r>
-      <w:proofErr w:type="spellStart"/>
-      <w:r>
-        <w:t>for</w:t>
-      </w:r>
-      <w:proofErr w:type="spellEnd"/>
-      <w:r>
-        <w:t xml:space="preserve"> </w:t>
-      </w:r>
-      <w:proofErr w:type="spellStart"/>
-      <w:r>
-        <w:t>Research</w:t>
-      </w:r>
-      <w:proofErr w:type="spellEnd"/>
-      <w:r>
-        <w:t xml:space="preserve"> </w:t>
-      </w:r>
-      <w:proofErr w:type="spellStart"/>
-      <w:r>
-        <w:t>on</w:t>
-      </w:r>
-      <w:proofErr w:type="spellEnd"/>
-      <w:r>
-        <w:t xml:space="preserve"> </w:t>
-      </w:r>
-      <w:proofErr w:type="spellStart"/>
-      <w:r>
-        <w:t>Foundation</w:t>
-      </w:r>
-      <w:proofErr w:type="spellEnd"/>
-      <w:r>
-        <w:t xml:space="preserve"> </w:t>
-      </w:r>
-      <w:proofErr w:type="spellStart"/>
-      <w:r>
-        <w:t>Models</w:t>
-      </w:r>
-      <w:proofErr w:type="spellEnd"/>
-      <w:r>
-        <w:t xml:space="preserve">. </w:t>
+          <w:sz w:val="22"/>
+          <w:szCs w:val="22"/>
+        </w:rPr>
+        <w:t>On the Opportunities and Risks of Foundation Models</w:t>
+      </w:r>
+      <w:r>
+        <w:rPr>
+          <w:sz w:val="22"/>
+          <w:szCs w:val="22"/>
+        </w:rPr>
+        <w:t xml:space="preserve">. Stanford Center for Research on Foundation Models. </w:t>
       </w:r>
       <w:hyperlink r:id="rId20" w:tgtFrame="_new" w:history="1">
         <w:r>
           <w:rPr>
             <w:rStyle w:val="Hipervnculo"/>
+            <w:sz w:val="22"/>
+            <w:szCs w:val="22"/>
           </w:rPr>
           <w:t>https://arxiv.org/abs/2108.07258</w:t>
         </w:r>
@@ -19082,220 +16029,39 @@
       <w:pPr>
         <w:pStyle w:val="NormalWeb"/>
         <w:spacing w:before="0" w:beforeAutospacing="0"/>
-      </w:pPr>
-      <w:r>
-        <w:t xml:space="preserve">Bender, E. M., </w:t>
-      </w:r>
-      <w:proofErr w:type="spellStart"/>
-      <w:r>
-        <w:t>Gebru</w:t>
-      </w:r>
-      <w:proofErr w:type="spellEnd"/>
-      <w:r>
-        <w:t xml:space="preserve">, T., </w:t>
-      </w:r>
-      <w:proofErr w:type="spellStart"/>
-      <w:r>
-        <w:t>McMillan-Major</w:t>
-      </w:r>
-      <w:proofErr w:type="spellEnd"/>
-      <w:r>
-        <w:t xml:space="preserve">, A., &amp; </w:t>
-      </w:r>
-      <w:proofErr w:type="spellStart"/>
-      <w:r>
-        <w:t>Shmitchell</w:t>
-      </w:r>
-      <w:proofErr w:type="spellEnd"/>
-      <w:r>
-        <w:t xml:space="preserve">, S. (2021). </w:t>
-      </w:r>
-      <w:proofErr w:type="spellStart"/>
+        <w:rPr>
+          <w:sz w:val="22"/>
+          <w:szCs w:val="22"/>
+        </w:rPr>
+      </w:pPr>
+      <w:r>
+        <w:rPr>
+          <w:sz w:val="22"/>
+          <w:szCs w:val="22"/>
+        </w:rPr>
+        <w:t xml:space="preserve">Bender, E. M., Gebru, T., McMillan-Major, A., &amp; Shmitchell, S. (2021). </w:t>
+      </w:r>
       <w:r>
         <w:rPr>
           <w:rStyle w:val="nfasis"/>
-        </w:rPr>
-        <w:t>On</w:t>
-      </w:r>
-      <w:proofErr w:type="spellEnd"/>
-      <w:r>
-        <w:rPr>
-          <w:rStyle w:val="nfasis"/>
-        </w:rPr>
-        <w:t xml:space="preserve"> </w:t>
-      </w:r>
-      <w:proofErr w:type="spellStart"/>
-      <w:r>
-        <w:rPr>
-          <w:rStyle w:val="nfasis"/>
-        </w:rPr>
-        <w:t>the</w:t>
-      </w:r>
-      <w:proofErr w:type="spellEnd"/>
-      <w:r>
-        <w:rPr>
-          <w:rStyle w:val="nfasis"/>
-        </w:rPr>
-        <w:t xml:space="preserve"> </w:t>
-      </w:r>
-      <w:proofErr w:type="spellStart"/>
-      <w:r>
-        <w:rPr>
-          <w:rStyle w:val="nfasis"/>
-        </w:rPr>
-        <w:t>Dangers</w:t>
-      </w:r>
-      <w:proofErr w:type="spellEnd"/>
-      <w:r>
-        <w:rPr>
-          <w:rStyle w:val="nfasis"/>
-        </w:rPr>
-        <w:t xml:space="preserve"> of </w:t>
-      </w:r>
-      <w:proofErr w:type="spellStart"/>
-      <w:r>
-        <w:rPr>
-          <w:rStyle w:val="nfasis"/>
-        </w:rPr>
-        <w:t>Stochastic</w:t>
-      </w:r>
-      <w:proofErr w:type="spellEnd"/>
-      <w:r>
-        <w:rPr>
-          <w:rStyle w:val="nfasis"/>
-        </w:rPr>
-        <w:t xml:space="preserve"> </w:t>
-      </w:r>
-      <w:proofErr w:type="spellStart"/>
-      <w:r>
-        <w:rPr>
-          <w:rStyle w:val="nfasis"/>
-        </w:rPr>
-        <w:t>Parrots</w:t>
-      </w:r>
-      <w:proofErr w:type="spellEnd"/>
-      <w:r>
-        <w:rPr>
-          <w:rStyle w:val="nfasis"/>
-        </w:rPr>
-        <w:t xml:space="preserve">: Can </w:t>
-      </w:r>
-      <w:proofErr w:type="spellStart"/>
-      <w:r>
-        <w:rPr>
-          <w:rStyle w:val="nfasis"/>
-        </w:rPr>
-        <w:t>Language</w:t>
-      </w:r>
-      <w:proofErr w:type="spellEnd"/>
-      <w:r>
-        <w:rPr>
-          <w:rStyle w:val="nfasis"/>
-        </w:rPr>
-        <w:t xml:space="preserve"> </w:t>
-      </w:r>
-      <w:proofErr w:type="spellStart"/>
-      <w:r>
-        <w:rPr>
-          <w:rStyle w:val="nfasis"/>
-        </w:rPr>
-        <w:t>Models</w:t>
-      </w:r>
-      <w:proofErr w:type="spellEnd"/>
-      <w:r>
-        <w:rPr>
-          <w:rStyle w:val="nfasis"/>
-        </w:rPr>
-        <w:t xml:space="preserve"> Be </w:t>
-      </w:r>
-      <w:proofErr w:type="spellStart"/>
-      <w:r>
-        <w:rPr>
-          <w:rStyle w:val="nfasis"/>
-        </w:rPr>
-        <w:t>Too</w:t>
-      </w:r>
-      <w:proofErr w:type="spellEnd"/>
-      <w:r>
-        <w:rPr>
-          <w:rStyle w:val="nfasis"/>
-        </w:rPr>
-        <w:t xml:space="preserve"> </w:t>
-      </w:r>
-      <w:proofErr w:type="gramStart"/>
-      <w:r>
-        <w:rPr>
-          <w:rStyle w:val="nfasis"/>
-        </w:rPr>
-        <w:t>Big?</w:t>
-      </w:r>
-      <w:r>
-        <w:t>.</w:t>
-      </w:r>
-      <w:proofErr w:type="gramEnd"/>
-      <w:r>
-        <w:t xml:space="preserve"> </w:t>
-      </w:r>
-      <w:proofErr w:type="spellStart"/>
-      <w:r>
-        <w:t>Proceedings</w:t>
-      </w:r>
-      <w:proofErr w:type="spellEnd"/>
-      <w:r>
-        <w:t xml:space="preserve"> of </w:t>
-      </w:r>
-      <w:proofErr w:type="spellStart"/>
-      <w:r>
-        <w:t>the</w:t>
-      </w:r>
-      <w:proofErr w:type="spellEnd"/>
-      <w:r>
-        <w:t xml:space="preserve"> ACM </w:t>
-      </w:r>
-      <w:proofErr w:type="spellStart"/>
-      <w:r>
-        <w:t>Conference</w:t>
-      </w:r>
-      <w:proofErr w:type="spellEnd"/>
-      <w:r>
-        <w:t xml:space="preserve"> </w:t>
-      </w:r>
-      <w:proofErr w:type="spellStart"/>
-      <w:r>
-        <w:t>on</w:t>
-      </w:r>
-      <w:proofErr w:type="spellEnd"/>
-      <w:r>
-        <w:t xml:space="preserve"> </w:t>
-      </w:r>
-      <w:proofErr w:type="spellStart"/>
-      <w:r>
-        <w:t>Fairness</w:t>
-      </w:r>
-      <w:proofErr w:type="spellEnd"/>
-      <w:r>
-        <w:t xml:space="preserve">, </w:t>
-      </w:r>
-      <w:proofErr w:type="spellStart"/>
-      <w:r>
-        <w:t>Accountability</w:t>
-      </w:r>
-      <w:proofErr w:type="spellEnd"/>
-      <w:r>
-        <w:t xml:space="preserve">, and </w:t>
-      </w:r>
-      <w:proofErr w:type="spellStart"/>
-      <w:r>
-        <w:t>Transparency</w:t>
-      </w:r>
-      <w:proofErr w:type="spellEnd"/>
-      <w:r>
-        <w:t xml:space="preserve">. </w:t>
+          <w:sz w:val="22"/>
+          <w:szCs w:val="22"/>
+        </w:rPr>
+        <w:t>On the Dangers of Stochastic Parrots: Can Language Models Be Too Big?</w:t>
+      </w:r>
+      <w:r>
+        <w:rPr>
+          <w:sz w:val="22"/>
+          <w:szCs w:val="22"/>
+        </w:rPr>
+        <w:t xml:space="preserve">. Proceedings of the ACM Conference on Fairness, Accountability, and Transparency. </w:t>
       </w:r>
       <w:hyperlink r:id="rId21" w:tgtFrame="_new" w:history="1">
         <w:r>
           <w:rPr>
             <w:rStyle w:val="Hipervnculo"/>
+            <w:sz w:val="22"/>
+            <w:szCs w:val="22"/>
           </w:rPr>
           <w:t>https://doi.org/10.1145/3442188.3445922</w:t>
         </w:r>
@@ -19305,51 +16071,39 @@
       <w:pPr>
         <w:pStyle w:val="NormalWeb"/>
         <w:spacing w:before="0" w:beforeAutospacing="0"/>
-      </w:pPr>
-      <w:proofErr w:type="spellStart"/>
-      <w:r>
-        <w:lastRenderedPageBreak/>
-        <w:t>OpenAI</w:t>
-      </w:r>
-      <w:proofErr w:type="spellEnd"/>
-      <w:r>
-        <w:t xml:space="preserve">. (2024). </w:t>
+        <w:rPr>
+          <w:sz w:val="22"/>
+          <w:szCs w:val="22"/>
+        </w:rPr>
+      </w:pPr>
+      <w:r>
+        <w:rPr>
+          <w:sz w:val="22"/>
+          <w:szCs w:val="22"/>
+        </w:rPr>
+        <w:t xml:space="preserve">OpenAI. (2024). </w:t>
       </w:r>
       <w:r>
         <w:rPr>
           <w:rStyle w:val="nfasis"/>
-        </w:rPr>
-        <w:t xml:space="preserve">GPT-4o </w:t>
-      </w:r>
-      <w:proofErr w:type="spellStart"/>
-      <w:r>
-        <w:rPr>
-          <w:rStyle w:val="nfasis"/>
-        </w:rPr>
-        <w:t>System</w:t>
-      </w:r>
-      <w:proofErr w:type="spellEnd"/>
-      <w:r>
-        <w:rPr>
-          <w:rStyle w:val="nfasis"/>
-        </w:rPr>
-        <w:t xml:space="preserve"> </w:t>
-      </w:r>
-      <w:proofErr w:type="spellStart"/>
-      <w:r>
-        <w:rPr>
-          <w:rStyle w:val="nfasis"/>
-        </w:rPr>
-        <w:t>Card</w:t>
-      </w:r>
-      <w:proofErr w:type="spellEnd"/>
-      <w:r>
+          <w:sz w:val="22"/>
+          <w:szCs w:val="22"/>
+        </w:rPr>
+        <w:t>GPT-4o System Card</w:t>
+      </w:r>
+      <w:r>
+        <w:rPr>
+          <w:sz w:val="22"/>
+          <w:szCs w:val="22"/>
+        </w:rPr>
         <w:t xml:space="preserve">. </w:t>
       </w:r>
       <w:hyperlink r:id="rId22" w:tgtFrame="_new" w:history="1">
         <w:r>
           <w:rPr>
             <w:rStyle w:val="Hipervnculo"/>
+            <w:sz w:val="22"/>
+            <w:szCs w:val="22"/>
           </w:rPr>
           <w:t>https://openai.com/research</w:t>
         </w:r>
@@ -19359,134 +16113,71 @@
       <w:pPr>
         <w:pStyle w:val="NormalWeb"/>
         <w:spacing w:before="0" w:beforeAutospacing="0"/>
-      </w:pPr>
-      <w:proofErr w:type="spellStart"/>
-      <w:r>
-        <w:t>Anthropic</w:t>
-      </w:r>
-      <w:proofErr w:type="spellEnd"/>
-      <w:r>
-        <w:t xml:space="preserve">. (2024). </w:t>
-      </w:r>
-      <w:proofErr w:type="spellStart"/>
+        <w:rPr>
+          <w:sz w:val="22"/>
+          <w:szCs w:val="22"/>
+        </w:rPr>
+      </w:pPr>
+      <w:r>
+        <w:rPr>
+          <w:sz w:val="22"/>
+          <w:szCs w:val="22"/>
+        </w:rPr>
+        <w:t xml:space="preserve">Anthropic. (2024). </w:t>
+      </w:r>
       <w:r>
         <w:rPr>
           <w:rStyle w:val="nfasis"/>
-        </w:rPr>
-        <w:t>The</w:t>
-      </w:r>
-      <w:proofErr w:type="spellEnd"/>
-      <w:r>
-        <w:rPr>
-          <w:rStyle w:val="nfasis"/>
-        </w:rPr>
-        <w:t xml:space="preserve"> Claude 3 </w:t>
-      </w:r>
-      <w:proofErr w:type="spellStart"/>
-      <w:r>
-        <w:rPr>
-          <w:rStyle w:val="nfasis"/>
-        </w:rPr>
-        <w:t>Model</w:t>
-      </w:r>
-      <w:proofErr w:type="spellEnd"/>
-      <w:r>
-        <w:rPr>
-          <w:rStyle w:val="nfasis"/>
-        </w:rPr>
-        <w:t xml:space="preserve"> </w:t>
-      </w:r>
-      <w:proofErr w:type="spellStart"/>
-      <w:r>
-        <w:rPr>
-          <w:rStyle w:val="nfasis"/>
-        </w:rPr>
-        <w:t>Family</w:t>
-      </w:r>
-      <w:proofErr w:type="spellEnd"/>
-      <w:r>
-        <w:rPr>
-          <w:rStyle w:val="nfasis"/>
-        </w:rPr>
-        <w:t xml:space="preserve">: Opus, </w:t>
-      </w:r>
-      <w:proofErr w:type="spellStart"/>
-      <w:r>
-        <w:rPr>
-          <w:rStyle w:val="nfasis"/>
-        </w:rPr>
-        <w:t>Sonnet</w:t>
-      </w:r>
-      <w:proofErr w:type="spellEnd"/>
-      <w:r>
-        <w:rPr>
-          <w:rStyle w:val="nfasis"/>
-        </w:rPr>
-        <w:t xml:space="preserve"> and Haiku</w:t>
-      </w:r>
-      <w:r>
-        <w:t xml:space="preserve">. </w:t>
-      </w:r>
-      <w:proofErr w:type="spellStart"/>
-      <w:r>
-        <w:t>Anthropic</w:t>
-      </w:r>
-      <w:proofErr w:type="spellEnd"/>
-      <w:r>
-        <w:t>.</w:t>
+          <w:sz w:val="22"/>
+          <w:szCs w:val="22"/>
+        </w:rPr>
+        <w:t>The Claude 3 Model Family: Opus, Sonnet and Haiku</w:t>
+      </w:r>
+      <w:r>
+        <w:rPr>
+          <w:sz w:val="22"/>
+          <w:szCs w:val="22"/>
+        </w:rPr>
+        <w:t>. Anthropic.</w:t>
       </w:r>
     </w:p>
     <w:p>
       <w:pPr>
         <w:pStyle w:val="NormalWeb"/>
         <w:spacing w:before="0" w:beforeAutospacing="0"/>
-      </w:pPr>
-      <w:r>
-        <w:t xml:space="preserve">Google </w:t>
-      </w:r>
-      <w:proofErr w:type="spellStart"/>
-      <w:r>
-        <w:t>DeepMind</w:t>
-      </w:r>
-      <w:proofErr w:type="spellEnd"/>
-      <w:r>
-        <w:t xml:space="preserve">. (2024). </w:t>
+        <w:rPr>
+          <w:sz w:val="22"/>
+          <w:szCs w:val="22"/>
+        </w:rPr>
+      </w:pPr>
+      <w:r>
+        <w:rPr>
+          <w:sz w:val="22"/>
+          <w:szCs w:val="22"/>
+        </w:rPr>
+        <w:t xml:space="preserve">Google DeepMind. (2024). </w:t>
       </w:r>
       <w:r>
         <w:rPr>
           <w:rStyle w:val="nfasis"/>
-        </w:rPr>
-        <w:t xml:space="preserve">Gemini </w:t>
-      </w:r>
-      <w:proofErr w:type="spellStart"/>
-      <w:r>
-        <w:rPr>
-          <w:rStyle w:val="nfasis"/>
-        </w:rPr>
-        <w:t>Technical</w:t>
-      </w:r>
-      <w:proofErr w:type="spellEnd"/>
-      <w:r>
-        <w:rPr>
-          <w:rStyle w:val="nfasis"/>
-        </w:rPr>
-        <w:t xml:space="preserve"> </w:t>
-      </w:r>
-      <w:proofErr w:type="spellStart"/>
-      <w:r>
-        <w:rPr>
-          <w:rStyle w:val="nfasis"/>
-        </w:rPr>
-        <w:t>Report</w:t>
-      </w:r>
-      <w:proofErr w:type="spellEnd"/>
-      <w:r>
+          <w:sz w:val="22"/>
+          <w:szCs w:val="22"/>
+        </w:rPr>
+        <w:t>Gemini Technical Report</w:t>
+      </w:r>
+      <w:r>
+        <w:rPr>
+          <w:sz w:val="22"/>
+          <w:szCs w:val="22"/>
+        </w:rPr>
         <w:t xml:space="preserve">. </w:t>
       </w:r>
       <w:hyperlink r:id="rId23" w:tgtFrame="_new" w:history="1">
         <w:r>
           <w:rPr>
             <w:rStyle w:val="Hipervnculo"/>
+            <w:sz w:val="22"/>
+            <w:szCs w:val="22"/>
           </w:rPr>
           <w:t>https://arxiv.org/abs/2312.11805</w:t>
         </w:r>
@@ -19496,142 +16187,71 @@
       <w:pPr>
         <w:pStyle w:val="NormalWeb"/>
         <w:spacing w:before="0" w:beforeAutospacing="0"/>
-      </w:pPr>
-      <w:r>
+        <w:rPr>
+          <w:sz w:val="22"/>
+          <w:szCs w:val="22"/>
+        </w:rPr>
+      </w:pPr>
+      <w:r>
+        <w:rPr>
+          <w:sz w:val="22"/>
+          <w:szCs w:val="22"/>
+        </w:rPr>
         <w:t xml:space="preserve">Lewis, P., et al. (2021). </w:t>
       </w:r>
-      <w:proofErr w:type="spellStart"/>
       <w:r>
         <w:rPr>
           <w:rStyle w:val="nfasis"/>
-        </w:rPr>
-        <w:t>Question</w:t>
-      </w:r>
-      <w:proofErr w:type="spellEnd"/>
-      <w:r>
-        <w:rPr>
-          <w:rStyle w:val="nfasis"/>
-        </w:rPr>
-        <w:t xml:space="preserve"> </w:t>
-      </w:r>
-      <w:proofErr w:type="spellStart"/>
-      <w:r>
-        <w:rPr>
-          <w:rStyle w:val="nfasis"/>
-        </w:rPr>
-        <w:t>Answering</w:t>
-      </w:r>
-      <w:proofErr w:type="spellEnd"/>
-      <w:r>
-        <w:rPr>
-          <w:rStyle w:val="nfasis"/>
-        </w:rPr>
-        <w:t xml:space="preserve"> </w:t>
-      </w:r>
-      <w:proofErr w:type="spellStart"/>
-      <w:r>
-        <w:rPr>
-          <w:rStyle w:val="nfasis"/>
-        </w:rPr>
-        <w:t>using</w:t>
-      </w:r>
-      <w:proofErr w:type="spellEnd"/>
-      <w:r>
-        <w:rPr>
-          <w:rStyle w:val="nfasis"/>
-        </w:rPr>
-        <w:t xml:space="preserve"> Dense </w:t>
-      </w:r>
-      <w:proofErr w:type="spellStart"/>
-      <w:r>
-        <w:rPr>
-          <w:rStyle w:val="nfasis"/>
-        </w:rPr>
-        <w:t>Retrieval</w:t>
-      </w:r>
-      <w:proofErr w:type="spellEnd"/>
-      <w:r>
-        <w:rPr>
-          <w:rStyle w:val="nfasis"/>
-        </w:rPr>
-        <w:t xml:space="preserve"> and </w:t>
-      </w:r>
-      <w:proofErr w:type="spellStart"/>
-      <w:r>
-        <w:rPr>
-          <w:rStyle w:val="nfasis"/>
-        </w:rPr>
-        <w:t>Retrieval-Augmented</w:t>
-      </w:r>
-      <w:proofErr w:type="spellEnd"/>
-      <w:r>
-        <w:rPr>
-          <w:rStyle w:val="nfasis"/>
-        </w:rPr>
-        <w:t xml:space="preserve"> </w:t>
-      </w:r>
-      <w:proofErr w:type="spellStart"/>
-      <w:r>
-        <w:rPr>
-          <w:rStyle w:val="nfasis"/>
-        </w:rPr>
-        <w:t>Generation</w:t>
-      </w:r>
-      <w:proofErr w:type="spellEnd"/>
-      <w:r>
-        <w:t xml:space="preserve">. </w:t>
-      </w:r>
-      <w:proofErr w:type="spellStart"/>
-      <w:r>
-        <w:t>arXiv</w:t>
-      </w:r>
-      <w:proofErr w:type="spellEnd"/>
-      <w:r>
-        <w:t>.</w:t>
+          <w:sz w:val="22"/>
+          <w:szCs w:val="22"/>
+        </w:rPr>
+        <w:t>Question Answering using Dense Retrieval and Retrieval-Augmented Generation</w:t>
+      </w:r>
+      <w:r>
+        <w:rPr>
+          <w:sz w:val="22"/>
+          <w:szCs w:val="22"/>
+        </w:rPr>
+        <w:t>. arXiv.</w:t>
       </w:r>
     </w:p>
     <w:p>
       <w:pPr>
         <w:pStyle w:val="NormalWeb"/>
         <w:spacing w:before="0" w:beforeAutospacing="0"/>
-      </w:pPr>
-      <w:proofErr w:type="spellStart"/>
-      <w:r>
-        <w:t>LangChain</w:t>
-      </w:r>
-      <w:proofErr w:type="spellEnd"/>
-      <w:r>
-        <w:t xml:space="preserve"> Inc. (2024). </w:t>
-      </w:r>
-      <w:proofErr w:type="spellStart"/>
+        <w:rPr>
+          <w:sz w:val="22"/>
+          <w:szCs w:val="22"/>
+        </w:rPr>
+      </w:pPr>
+      <w:r>
+        <w:rPr>
+          <w:sz w:val="22"/>
+          <w:szCs w:val="22"/>
+        </w:rPr>
+        <w:t xml:space="preserve">LangChain Inc. (2024). </w:t>
+      </w:r>
       <w:r>
         <w:rPr>
           <w:rStyle w:val="nfasis"/>
-        </w:rPr>
-        <w:t>LangChain</w:t>
-      </w:r>
-      <w:proofErr w:type="spellEnd"/>
-      <w:r>
-        <w:rPr>
-          <w:rStyle w:val="nfasis"/>
-        </w:rPr>
-        <w:t xml:space="preserve"> </w:t>
-      </w:r>
-      <w:proofErr w:type="spellStart"/>
-      <w:r>
-        <w:rPr>
-          <w:rStyle w:val="nfasis"/>
-        </w:rPr>
-        <w:t>Documentation</w:t>
-      </w:r>
-      <w:proofErr w:type="spellEnd"/>
-      <w:r>
+          <w:sz w:val="22"/>
+          <w:szCs w:val="22"/>
+        </w:rPr>
+        <w:t>LangChain Documentation</w:t>
+      </w:r>
+      <w:r>
+        <w:rPr>
+          <w:sz w:val="22"/>
+          <w:szCs w:val="22"/>
+        </w:rPr>
         <w:t xml:space="preserve">. </w:t>
       </w:r>
       <w:hyperlink r:id="rId24" w:tgtFrame="_new" w:history="1">
         <w:r>
           <w:rPr>
             <w:rStyle w:val="Hipervnculo"/>
+            <w:sz w:val="22"/>
+            <w:szCs w:val="22"/>
           </w:rPr>
           <w:t>https://python.langchain.com/</w:t>
         </w:r>
@@ -19641,39 +16261,40 @@
       <w:pPr>
         <w:pStyle w:val="NormalWeb"/>
         <w:spacing w:before="0" w:beforeAutospacing="0"/>
-      </w:pPr>
-      <w:r>
+        <w:rPr>
+          <w:sz w:val="22"/>
+          <w:szCs w:val="22"/>
+        </w:rPr>
+      </w:pPr>
+      <w:r>
+        <w:rPr>
+          <w:sz w:val="22"/>
+          <w:szCs w:val="22"/>
+        </w:rPr>
+        <w:lastRenderedPageBreak/>
         <w:t xml:space="preserve">ChromaDB. (2024). </w:t>
       </w:r>
-      <w:proofErr w:type="spellStart"/>
       <w:r>
         <w:rPr>
           <w:rStyle w:val="nfasis"/>
-        </w:rPr>
-        <w:t>Chroma</w:t>
-      </w:r>
-      <w:proofErr w:type="spellEnd"/>
-      <w:r>
-        <w:rPr>
-          <w:rStyle w:val="nfasis"/>
-        </w:rPr>
-        <w:t xml:space="preserve"> </w:t>
-      </w:r>
-      <w:proofErr w:type="spellStart"/>
-      <w:r>
-        <w:rPr>
-          <w:rStyle w:val="nfasis"/>
-        </w:rPr>
-        <w:t>Documentation</w:t>
-      </w:r>
-      <w:proofErr w:type="spellEnd"/>
-      <w:r>
+          <w:sz w:val="22"/>
+          <w:szCs w:val="22"/>
+        </w:rPr>
+        <w:t>Chroma Documentation</w:t>
+      </w:r>
+      <w:r>
+        <w:rPr>
+          <w:sz w:val="22"/>
+          <w:szCs w:val="22"/>
+        </w:rPr>
         <w:t xml:space="preserve">. </w:t>
       </w:r>
       <w:hyperlink r:id="rId25" w:tgtFrame="_new" w:history="1">
         <w:r>
           <w:rPr>
             <w:rStyle w:val="Hipervnculo"/>
+            <w:sz w:val="22"/>
+            <w:szCs w:val="22"/>
           </w:rPr>
           <w:t>https://docs.trychroma.com/</w:t>
         </w:r>
@@ -19683,44 +16304,39 @@
       <w:pPr>
         <w:pStyle w:val="NormalWeb"/>
         <w:spacing w:before="0" w:beforeAutospacing="0"/>
-      </w:pPr>
-      <w:proofErr w:type="spellStart"/>
-      <w:r>
-        <w:t>Streamlit</w:t>
-      </w:r>
-      <w:proofErr w:type="spellEnd"/>
-      <w:r>
-        <w:t xml:space="preserve"> Inc. (2024). </w:t>
-      </w:r>
-      <w:proofErr w:type="spellStart"/>
+        <w:rPr>
+          <w:sz w:val="22"/>
+          <w:szCs w:val="22"/>
+        </w:rPr>
+      </w:pPr>
+      <w:r>
+        <w:rPr>
+          <w:sz w:val="22"/>
+          <w:szCs w:val="22"/>
+        </w:rPr>
+        <w:t xml:space="preserve">Streamlit Inc. (2024). </w:t>
+      </w:r>
       <w:r>
         <w:rPr>
           <w:rStyle w:val="nfasis"/>
-        </w:rPr>
-        <w:t>Streamlit</w:t>
-      </w:r>
-      <w:proofErr w:type="spellEnd"/>
-      <w:r>
-        <w:rPr>
-          <w:rStyle w:val="nfasis"/>
-        </w:rPr>
-        <w:t xml:space="preserve"> </w:t>
-      </w:r>
-      <w:proofErr w:type="spellStart"/>
-      <w:r>
-        <w:rPr>
-          <w:rStyle w:val="nfasis"/>
-        </w:rPr>
-        <w:t>Documentation</w:t>
-      </w:r>
-      <w:proofErr w:type="spellEnd"/>
-      <w:r>
+          <w:sz w:val="22"/>
+          <w:szCs w:val="22"/>
+        </w:rPr>
+        <w:t>Streamlit Documentation</w:t>
+      </w:r>
+      <w:r>
+        <w:rPr>
+          <w:sz w:val="22"/>
+          <w:szCs w:val="22"/>
+        </w:rPr>
         <w:t xml:space="preserve">. </w:t>
       </w:r>
       <w:hyperlink r:id="rId26" w:tgtFrame="_new" w:history="1">
         <w:r>
           <w:rPr>
             <w:rStyle w:val="Hipervnculo"/>
+            <w:sz w:val="22"/>
+            <w:szCs w:val="22"/>
           </w:rPr>
           <w:t>https://docs.streamlit.io/</w:t>
         </w:r>
@@ -19730,39 +16346,39 @@
       <w:pPr>
         <w:pStyle w:val="NormalWeb"/>
         <w:spacing w:before="0" w:beforeAutospacing="0"/>
-      </w:pPr>
-      <w:r>
-        <w:t xml:space="preserve">Python Software </w:t>
-      </w:r>
-      <w:proofErr w:type="spellStart"/>
-      <w:r>
-        <w:t>Foundation</w:t>
-      </w:r>
-      <w:proofErr w:type="spellEnd"/>
-      <w:r>
-        <w:t xml:space="preserve">. (2024). </w:t>
+        <w:rPr>
+          <w:sz w:val="22"/>
+          <w:szCs w:val="22"/>
+        </w:rPr>
+      </w:pPr>
+      <w:r>
+        <w:rPr>
+          <w:sz w:val="22"/>
+          <w:szCs w:val="22"/>
+        </w:rPr>
+        <w:t xml:space="preserve">Python Software Foundation. (2024). </w:t>
       </w:r>
       <w:r>
         <w:rPr>
           <w:rStyle w:val="nfasis"/>
-        </w:rPr>
-        <w:t xml:space="preserve">Python 3 </w:t>
-      </w:r>
-      <w:proofErr w:type="spellStart"/>
-      <w:r>
-        <w:rPr>
-          <w:rStyle w:val="nfasis"/>
-        </w:rPr>
-        <w:t>Documentation</w:t>
-      </w:r>
-      <w:proofErr w:type="spellEnd"/>
-      <w:r>
+          <w:sz w:val="22"/>
+          <w:szCs w:val="22"/>
+        </w:rPr>
+        <w:t>Python 3 Documentation</w:t>
+      </w:r>
+      <w:r>
+        <w:rPr>
+          <w:sz w:val="22"/>
+          <w:szCs w:val="22"/>
+        </w:rPr>
         <w:t xml:space="preserve">. </w:t>
       </w:r>
       <w:hyperlink r:id="rId27" w:tgtFrame="_new" w:history="1">
         <w:r>
           <w:rPr>
             <w:rStyle w:val="Hipervnculo"/>
+            <w:sz w:val="22"/>
+            <w:szCs w:val="22"/>
           </w:rPr>
           <w:t>https://docs.python.org/3/</w:t>
         </w:r>
@@ -19772,39 +16388,39 @@
       <w:pPr>
         <w:pStyle w:val="NormalWeb"/>
         <w:spacing w:before="0" w:beforeAutospacing="0"/>
-      </w:pPr>
-      <w:r>
-        <w:t xml:space="preserve">Oracle </w:t>
-      </w:r>
-      <w:proofErr w:type="spellStart"/>
-      <w:r>
-        <w:t>Corporation</w:t>
-      </w:r>
-      <w:proofErr w:type="spellEnd"/>
-      <w:r>
-        <w:t xml:space="preserve">. (2024). </w:t>
-      </w:r>
-      <w:proofErr w:type="spellStart"/>
+        <w:rPr>
+          <w:sz w:val="22"/>
+          <w:szCs w:val="22"/>
+        </w:rPr>
+      </w:pPr>
+      <w:r>
+        <w:rPr>
+          <w:sz w:val="22"/>
+          <w:szCs w:val="22"/>
+        </w:rPr>
+        <w:t xml:space="preserve">Oracle Corporation. (2024). </w:t>
+      </w:r>
       <w:r>
         <w:rPr>
           <w:rStyle w:val="nfasis"/>
-        </w:rPr>
-        <w:t>MySQL</w:t>
-      </w:r>
-      <w:proofErr w:type="spellEnd"/>
-      <w:r>
-        <w:rPr>
-          <w:rStyle w:val="nfasis"/>
-        </w:rPr>
-        <w:t xml:space="preserve"> 8.4 Reference Manual</w:t>
-      </w:r>
-      <w:r>
+          <w:sz w:val="22"/>
+          <w:szCs w:val="22"/>
+        </w:rPr>
+        <w:t>MySQL 8.4 Reference Manual</w:t>
+      </w:r>
+      <w:r>
+        <w:rPr>
+          <w:sz w:val="22"/>
+          <w:szCs w:val="22"/>
+        </w:rPr>
         <w:t xml:space="preserve">. </w:t>
       </w:r>
       <w:hyperlink r:id="rId28" w:tgtFrame="_new" w:history="1">
         <w:r>
           <w:rPr>
             <w:rStyle w:val="Hipervnculo"/>
+            <w:sz w:val="22"/>
+            <w:szCs w:val="22"/>
           </w:rPr>
           <w:t>https://dev.mysql.com/doc/</w:t>
         </w:r>
@@ -19814,58 +16430,39 @@
       <w:pPr>
         <w:pStyle w:val="NormalWeb"/>
         <w:spacing w:before="0" w:beforeAutospacing="0"/>
-      </w:pPr>
-      <w:proofErr w:type="spellStart"/>
-      <w:r>
-        <w:t>Schwaber</w:t>
-      </w:r>
-      <w:proofErr w:type="spellEnd"/>
-      <w:r>
-        <w:t xml:space="preserve">, K., &amp; Sutherland, J. (2020). </w:t>
-      </w:r>
-      <w:proofErr w:type="spellStart"/>
+        <w:rPr>
+          <w:sz w:val="22"/>
+          <w:szCs w:val="22"/>
+        </w:rPr>
+      </w:pPr>
+      <w:r>
+        <w:rPr>
+          <w:sz w:val="22"/>
+          <w:szCs w:val="22"/>
+        </w:rPr>
+        <w:t xml:space="preserve">Schwaber, K., &amp; Sutherland, J. (2020). </w:t>
+      </w:r>
       <w:r>
         <w:rPr>
           <w:rStyle w:val="nfasis"/>
-        </w:rPr>
-        <w:t>The</w:t>
-      </w:r>
-      <w:proofErr w:type="spellEnd"/>
-      <w:r>
-        <w:rPr>
-          <w:rStyle w:val="nfasis"/>
-        </w:rPr>
-        <w:t xml:space="preserve"> </w:t>
-      </w:r>
-      <w:proofErr w:type="spellStart"/>
-      <w:r>
-        <w:rPr>
-          <w:rStyle w:val="nfasis"/>
-        </w:rPr>
-        <w:t>Scrum</w:t>
-      </w:r>
-      <w:proofErr w:type="spellEnd"/>
-      <w:r>
-        <w:rPr>
-          <w:rStyle w:val="nfasis"/>
-        </w:rPr>
-        <w:t xml:space="preserve"> </w:t>
-      </w:r>
-      <w:proofErr w:type="spellStart"/>
-      <w:r>
-        <w:rPr>
-          <w:rStyle w:val="nfasis"/>
-        </w:rPr>
-        <w:t>Guide</w:t>
-      </w:r>
-      <w:proofErr w:type="spellEnd"/>
-      <w:r>
+          <w:sz w:val="22"/>
+          <w:szCs w:val="22"/>
+        </w:rPr>
+        <w:t>The Scrum Guide</w:t>
+      </w:r>
+      <w:r>
+        <w:rPr>
+          <w:sz w:val="22"/>
+          <w:szCs w:val="22"/>
+        </w:rPr>
         <w:t xml:space="preserve">. Scrum.org. </w:t>
       </w:r>
       <w:hyperlink r:id="rId29" w:tgtFrame="_new" w:history="1">
         <w:r>
           <w:rPr>
             <w:rStyle w:val="Hipervnculo"/>
+            <w:sz w:val="22"/>
+            <w:szCs w:val="22"/>
           </w:rPr>
           <w:t>https://scrumguides.org/</w:t>
         </w:r>
@@ -19875,52 +16472,31 @@
       <w:pPr>
         <w:pStyle w:val="NormalWeb"/>
         <w:spacing w:before="0" w:beforeAutospacing="0"/>
-      </w:pPr>
-      <w:proofErr w:type="spellStart"/>
-      <w:r>
-        <w:t>Pressman</w:t>
-      </w:r>
-      <w:proofErr w:type="spellEnd"/>
-      <w:r>
-        <w:t xml:space="preserve">, R. S., &amp; </w:t>
-      </w:r>
-      <w:proofErr w:type="spellStart"/>
-      <w:r>
-        <w:t>Maxim</w:t>
-      </w:r>
-      <w:proofErr w:type="spellEnd"/>
-      <w:r>
-        <w:t xml:space="preserve">, B. R. (2020). </w:t>
+        <w:rPr>
+          <w:sz w:val="22"/>
+          <w:szCs w:val="22"/>
+        </w:rPr>
+      </w:pPr>
+      <w:r>
+        <w:rPr>
+          <w:sz w:val="22"/>
+          <w:szCs w:val="22"/>
+        </w:rPr>
+        <w:t xml:space="preserve">Pressman, R. S., &amp; Maxim, B. R. (2020). </w:t>
       </w:r>
       <w:r>
         <w:rPr>
           <w:rStyle w:val="nfasis"/>
-        </w:rPr>
-        <w:t xml:space="preserve">Software Engineering: A </w:t>
-      </w:r>
-      <w:proofErr w:type="spellStart"/>
-      <w:r>
-        <w:rPr>
-          <w:rStyle w:val="nfasis"/>
-        </w:rPr>
-        <w:t>Practitioner's</w:t>
-      </w:r>
-      <w:proofErr w:type="spellEnd"/>
-      <w:r>
-        <w:rPr>
-          <w:rStyle w:val="nfasis"/>
-        </w:rPr>
-        <w:t xml:space="preserve"> </w:t>
-      </w:r>
-      <w:proofErr w:type="spellStart"/>
-      <w:r>
-        <w:rPr>
-          <w:rStyle w:val="nfasis"/>
-        </w:rPr>
-        <w:t>Approach</w:t>
-      </w:r>
-      <w:proofErr w:type="spellEnd"/>
-      <w:r>
+          <w:sz w:val="22"/>
+          <w:szCs w:val="22"/>
+        </w:rPr>
+        <w:t>Software Engineering: A Practitioner's Approach</w:t>
+      </w:r>
+      <w:r>
+        <w:rPr>
+          <w:sz w:val="22"/>
+          <w:szCs w:val="22"/>
+        </w:rPr>
         <w:t xml:space="preserve"> (9th ed.). McGraw-Hill.</w:t>
       </w:r>
     </w:p>
@@ -19928,22 +16504,31 @@
       <w:pPr>
         <w:pStyle w:val="NormalWeb"/>
         <w:spacing w:before="0" w:beforeAutospacing="0"/>
-      </w:pPr>
-      <w:proofErr w:type="spellStart"/>
-      <w:r>
-        <w:t>Sommerville</w:t>
-      </w:r>
-      <w:proofErr w:type="spellEnd"/>
-      <w:r>
-        <w:t xml:space="preserve">, I. (2021). </w:t>
+        <w:rPr>
+          <w:sz w:val="22"/>
+          <w:szCs w:val="22"/>
+        </w:rPr>
+      </w:pPr>
+      <w:r>
+        <w:rPr>
+          <w:sz w:val="22"/>
+          <w:szCs w:val="22"/>
+        </w:rPr>
+        <w:t xml:space="preserve">Sommerville, I. (2021). </w:t>
       </w:r>
       <w:r>
         <w:rPr>
           <w:rStyle w:val="nfasis"/>
+          <w:sz w:val="22"/>
+          <w:szCs w:val="22"/>
         </w:rPr>
         <w:t>Software Engineering</w:t>
       </w:r>
       <w:r>
+        <w:rPr>
+          <w:sz w:val="22"/>
+          <w:szCs w:val="22"/>
+        </w:rPr>
         <w:t xml:space="preserve"> (11th ed.). Pearson.</w:t>
       </w:r>
     </w:p>
@@ -19951,402 +16536,159 @@
       <w:pPr>
         <w:pStyle w:val="NormalWeb"/>
         <w:spacing w:before="0" w:beforeAutospacing="0"/>
-      </w:pPr>
-      <w:proofErr w:type="spellStart"/>
-      <w:r>
-        <w:t>Nielsen</w:t>
-      </w:r>
-      <w:proofErr w:type="spellEnd"/>
-      <w:r>
-        <w:t xml:space="preserve">, J. (2020). </w:t>
-      </w:r>
-      <w:proofErr w:type="spellStart"/>
+        <w:rPr>
+          <w:sz w:val="22"/>
+          <w:szCs w:val="22"/>
+        </w:rPr>
+      </w:pPr>
+      <w:r>
+        <w:rPr>
+          <w:sz w:val="22"/>
+          <w:szCs w:val="22"/>
+        </w:rPr>
+        <w:t xml:space="preserve">Nielsen, J. (2020). </w:t>
+      </w:r>
       <w:r>
         <w:rPr>
           <w:rStyle w:val="nfasis"/>
-        </w:rPr>
-        <w:t>Usability</w:t>
-      </w:r>
-      <w:proofErr w:type="spellEnd"/>
-      <w:r>
-        <w:rPr>
-          <w:rStyle w:val="nfasis"/>
-        </w:rPr>
-        <w:t xml:space="preserve"> Engineering</w:t>
-      </w:r>
-      <w:r>
-        <w:t xml:space="preserve">. Morgan </w:t>
-      </w:r>
-      <w:proofErr w:type="spellStart"/>
-      <w:r>
-        <w:t>Kaufmann</w:t>
-      </w:r>
-      <w:proofErr w:type="spellEnd"/>
-      <w:r>
-        <w:t>.</w:t>
+          <w:sz w:val="22"/>
+          <w:szCs w:val="22"/>
+        </w:rPr>
+        <w:t>Usability Engineering</w:t>
+      </w:r>
+      <w:r>
+        <w:rPr>
+          <w:sz w:val="22"/>
+          <w:szCs w:val="22"/>
+        </w:rPr>
+        <w:t>. Morgan Kaufmann.</w:t>
       </w:r>
     </w:p>
     <w:p>
       <w:pPr>
         <w:pStyle w:val="NormalWeb"/>
         <w:spacing w:before="0" w:beforeAutospacing="0"/>
-      </w:pPr>
-      <w:r>
+        <w:rPr>
+          <w:sz w:val="22"/>
+          <w:szCs w:val="22"/>
+        </w:rPr>
+      </w:pPr>
+      <w:r>
+        <w:rPr>
+          <w:sz w:val="22"/>
+          <w:szCs w:val="22"/>
+        </w:rPr>
         <w:t xml:space="preserve">Mayer, R. E. (2021). </w:t>
       </w:r>
       <w:r>
         <w:rPr>
           <w:rStyle w:val="nfasis"/>
-        </w:rPr>
-        <w:t xml:space="preserve">Multimedia </w:t>
-      </w:r>
-      <w:proofErr w:type="spellStart"/>
-      <w:r>
-        <w:rPr>
-          <w:rStyle w:val="nfasis"/>
-        </w:rPr>
-        <w:t>Learning</w:t>
-      </w:r>
-      <w:proofErr w:type="spellEnd"/>
-      <w:r>
-        <w:t xml:space="preserve"> (3rd ed.). Cambridge </w:t>
-      </w:r>
-      <w:proofErr w:type="spellStart"/>
-      <w:r>
-        <w:t>University</w:t>
-      </w:r>
-      <w:proofErr w:type="spellEnd"/>
-      <w:r>
-        <w:t xml:space="preserve"> </w:t>
-      </w:r>
-      <w:proofErr w:type="spellStart"/>
-      <w:r>
-        <w:t>Press</w:t>
-      </w:r>
-      <w:proofErr w:type="spellEnd"/>
-      <w:r>
-        <w:t>.</w:t>
+          <w:sz w:val="22"/>
+          <w:szCs w:val="22"/>
+        </w:rPr>
+        <w:t>Multimedia Learning</w:t>
+      </w:r>
+      <w:r>
+        <w:rPr>
+          <w:sz w:val="22"/>
+          <w:szCs w:val="22"/>
+        </w:rPr>
+        <w:t xml:space="preserve"> (3rd ed.). Cambridge University Press.</w:t>
       </w:r>
     </w:p>
     <w:p>
       <w:pPr>
         <w:pStyle w:val="NormalWeb"/>
         <w:spacing w:before="0" w:beforeAutospacing="0"/>
-      </w:pPr>
-      <w:proofErr w:type="spellStart"/>
-      <w:r>
-        <w:t>Sweller</w:t>
-      </w:r>
-      <w:proofErr w:type="spellEnd"/>
-      <w:r>
-        <w:t xml:space="preserve">, J., </w:t>
-      </w:r>
-      <w:proofErr w:type="spellStart"/>
-      <w:r>
-        <w:t>Ayres</w:t>
-      </w:r>
-      <w:proofErr w:type="spellEnd"/>
-      <w:r>
-        <w:t xml:space="preserve">, P., &amp; </w:t>
-      </w:r>
-      <w:proofErr w:type="spellStart"/>
-      <w:r>
-        <w:t>Kalyuga</w:t>
-      </w:r>
-      <w:proofErr w:type="spellEnd"/>
-      <w:r>
-        <w:t xml:space="preserve">, S. (2019). </w:t>
-      </w:r>
-      <w:proofErr w:type="spellStart"/>
+        <w:rPr>
+          <w:sz w:val="22"/>
+          <w:szCs w:val="22"/>
+        </w:rPr>
+      </w:pPr>
+      <w:r>
+        <w:rPr>
+          <w:sz w:val="22"/>
+          <w:szCs w:val="22"/>
+        </w:rPr>
+        <w:t xml:space="preserve">Sweller, J., Ayres, P., &amp; Kalyuga, S. (2019). </w:t>
+      </w:r>
       <w:r>
         <w:rPr>
           <w:rStyle w:val="nfasis"/>
-        </w:rPr>
-        <w:t>Cognitive</w:t>
-      </w:r>
-      <w:proofErr w:type="spellEnd"/>
-      <w:r>
-        <w:rPr>
-          <w:rStyle w:val="nfasis"/>
-        </w:rPr>
-        <w:t xml:space="preserve"> Load </w:t>
-      </w:r>
-      <w:proofErr w:type="spellStart"/>
-      <w:r>
-        <w:rPr>
-          <w:rStyle w:val="nfasis"/>
-        </w:rPr>
-        <w:t>Theory</w:t>
-      </w:r>
-      <w:proofErr w:type="spellEnd"/>
-      <w:r>
-        <w:t xml:space="preserve">. </w:t>
-      </w:r>
-      <w:proofErr w:type="spellStart"/>
-      <w:r>
-        <w:t>Springer</w:t>
-      </w:r>
-      <w:proofErr w:type="spellEnd"/>
-      <w:r>
-        <w:t>.</w:t>
+          <w:sz w:val="22"/>
+          <w:szCs w:val="22"/>
+        </w:rPr>
+        <w:t>Cognitive Load Theory</w:t>
+      </w:r>
+      <w:r>
+        <w:rPr>
+          <w:sz w:val="22"/>
+          <w:szCs w:val="22"/>
+        </w:rPr>
+        <w:t>. Springer.</w:t>
       </w:r>
     </w:p>
     <w:p>
       <w:pPr>
         <w:pStyle w:val="NormalWeb"/>
         <w:spacing w:before="0" w:beforeAutospacing="0"/>
-      </w:pPr>
-      <w:proofErr w:type="spellStart"/>
-      <w:r>
-        <w:t>Paas</w:t>
-      </w:r>
-      <w:proofErr w:type="spellEnd"/>
-      <w:r>
-        <w:t xml:space="preserve">, F., &amp; Van </w:t>
-      </w:r>
-      <w:proofErr w:type="spellStart"/>
-      <w:r>
-        <w:t>Merriënboer</w:t>
-      </w:r>
-      <w:proofErr w:type="spellEnd"/>
-      <w:r>
-        <w:t xml:space="preserve">, J. (2020). </w:t>
-      </w:r>
-      <w:proofErr w:type="spellStart"/>
+        <w:rPr>
+          <w:sz w:val="22"/>
+          <w:szCs w:val="22"/>
+        </w:rPr>
+      </w:pPr>
+      <w:r>
+        <w:rPr>
+          <w:sz w:val="22"/>
+          <w:szCs w:val="22"/>
+        </w:rPr>
+        <w:t xml:space="preserve">Paas, F., &amp; Van Merriënboer, J. (2020). </w:t>
+      </w:r>
       <w:r>
         <w:rPr>
           <w:rStyle w:val="nfasis"/>
-        </w:rPr>
-        <w:t>Cognitive</w:t>
-      </w:r>
-      <w:proofErr w:type="spellEnd"/>
-      <w:r>
-        <w:rPr>
-          <w:rStyle w:val="nfasis"/>
-        </w:rPr>
-        <w:t xml:space="preserve"> Load </w:t>
-      </w:r>
-      <w:proofErr w:type="spellStart"/>
-      <w:r>
-        <w:rPr>
-          <w:rStyle w:val="nfasis"/>
-        </w:rPr>
-        <w:t>Theory</w:t>
-      </w:r>
-      <w:proofErr w:type="spellEnd"/>
-      <w:r>
-        <w:rPr>
-          <w:rStyle w:val="nfasis"/>
-        </w:rPr>
-        <w:t xml:space="preserve">: </w:t>
-      </w:r>
-      <w:proofErr w:type="spellStart"/>
-      <w:r>
-        <w:rPr>
-          <w:rStyle w:val="nfasis"/>
-        </w:rPr>
-        <w:t>Methods</w:t>
-      </w:r>
-      <w:proofErr w:type="spellEnd"/>
-      <w:r>
-        <w:rPr>
-          <w:rStyle w:val="nfasis"/>
-        </w:rPr>
-        <w:t xml:space="preserve"> to </w:t>
-      </w:r>
-      <w:proofErr w:type="spellStart"/>
-      <w:r>
-        <w:rPr>
-          <w:rStyle w:val="nfasis"/>
-        </w:rPr>
-        <w:t>Manage</w:t>
-      </w:r>
-      <w:proofErr w:type="spellEnd"/>
-      <w:r>
-        <w:rPr>
-          <w:rStyle w:val="nfasis"/>
-        </w:rPr>
-        <w:t xml:space="preserve"> </w:t>
-      </w:r>
-      <w:proofErr w:type="spellStart"/>
-      <w:r>
-        <w:rPr>
-          <w:rStyle w:val="nfasis"/>
-        </w:rPr>
-        <w:t>Working</w:t>
-      </w:r>
-      <w:proofErr w:type="spellEnd"/>
-      <w:r>
-        <w:rPr>
-          <w:rStyle w:val="nfasis"/>
-        </w:rPr>
-        <w:t xml:space="preserve"> </w:t>
-      </w:r>
-      <w:proofErr w:type="spellStart"/>
-      <w:r>
-        <w:rPr>
-          <w:rStyle w:val="nfasis"/>
-        </w:rPr>
-        <w:t>Memory</w:t>
-      </w:r>
-      <w:proofErr w:type="spellEnd"/>
-      <w:r>
-        <w:rPr>
-          <w:rStyle w:val="nfasis"/>
-        </w:rPr>
-        <w:t xml:space="preserve"> Load in </w:t>
-      </w:r>
-      <w:proofErr w:type="spellStart"/>
-      <w:r>
-        <w:rPr>
-          <w:rStyle w:val="nfasis"/>
-        </w:rPr>
-        <w:t>the</w:t>
-      </w:r>
-      <w:proofErr w:type="spellEnd"/>
-      <w:r>
-        <w:rPr>
-          <w:rStyle w:val="nfasis"/>
-        </w:rPr>
-        <w:t xml:space="preserve"> </w:t>
-      </w:r>
-      <w:proofErr w:type="spellStart"/>
-      <w:r>
-        <w:rPr>
-          <w:rStyle w:val="nfasis"/>
-        </w:rPr>
-        <w:t>Learning</w:t>
-      </w:r>
-      <w:proofErr w:type="spellEnd"/>
-      <w:r>
-        <w:rPr>
-          <w:rStyle w:val="nfasis"/>
-        </w:rPr>
-        <w:t xml:space="preserve"> of </w:t>
-      </w:r>
-      <w:proofErr w:type="spellStart"/>
-      <w:r>
-        <w:rPr>
-          <w:rStyle w:val="nfasis"/>
-        </w:rPr>
-        <w:t>Complex</w:t>
-      </w:r>
-      <w:proofErr w:type="spellEnd"/>
-      <w:r>
-        <w:rPr>
-          <w:rStyle w:val="nfasis"/>
-        </w:rPr>
-        <w:t xml:space="preserve"> </w:t>
-      </w:r>
-      <w:proofErr w:type="spellStart"/>
-      <w:r>
-        <w:rPr>
-          <w:rStyle w:val="nfasis"/>
-        </w:rPr>
-        <w:t>Tasks</w:t>
-      </w:r>
-      <w:proofErr w:type="spellEnd"/>
-      <w:r>
-        <w:t xml:space="preserve">. </w:t>
-      </w:r>
-      <w:proofErr w:type="spellStart"/>
-      <w:r>
-        <w:t>Current</w:t>
-      </w:r>
-      <w:proofErr w:type="spellEnd"/>
-      <w:r>
-        <w:t xml:space="preserve"> </w:t>
-      </w:r>
-      <w:proofErr w:type="spellStart"/>
-      <w:r>
-        <w:t>Directions</w:t>
-      </w:r>
-      <w:proofErr w:type="spellEnd"/>
-      <w:r>
-        <w:t xml:space="preserve"> in </w:t>
-      </w:r>
-      <w:proofErr w:type="spellStart"/>
-      <w:r>
-        <w:t>Psychological</w:t>
-      </w:r>
-      <w:proofErr w:type="spellEnd"/>
-      <w:r>
-        <w:t xml:space="preserve"> </w:t>
-      </w:r>
-      <w:proofErr w:type="spellStart"/>
-      <w:r>
-        <w:t>Science</w:t>
-      </w:r>
-      <w:proofErr w:type="spellEnd"/>
-      <w:r>
-        <w:t>.</w:t>
+          <w:sz w:val="22"/>
+          <w:szCs w:val="22"/>
+        </w:rPr>
+        <w:t>Cognitive Load Theory: Methods to Manage Working Memory Load in the Learning of Complex Tasks</w:t>
+      </w:r>
+      <w:r>
+        <w:rPr>
+          <w:sz w:val="22"/>
+          <w:szCs w:val="22"/>
+        </w:rPr>
+        <w:t>. Current Directions in Psychological Science.</w:t>
       </w:r>
     </w:p>
     <w:p>
       <w:pPr>
         <w:pStyle w:val="NormalWeb"/>
         <w:spacing w:before="0" w:beforeAutospacing="0"/>
-      </w:pPr>
-      <w:r>
+        <w:rPr>
+          <w:sz w:val="22"/>
+          <w:szCs w:val="22"/>
+        </w:rPr>
+      </w:pPr>
+      <w:r>
+        <w:rPr>
+          <w:sz w:val="22"/>
+          <w:szCs w:val="22"/>
+        </w:rPr>
         <w:t xml:space="preserve">OECD. (2024). </w:t>
       </w:r>
       <w:r>
         <w:rPr>
           <w:rStyle w:val="nfasis"/>
-        </w:rPr>
-        <w:t xml:space="preserve">Artificial </w:t>
-      </w:r>
-      <w:proofErr w:type="spellStart"/>
-      <w:r>
-        <w:rPr>
-          <w:rStyle w:val="nfasis"/>
-        </w:rPr>
-        <w:t>Intelligence</w:t>
-      </w:r>
-      <w:proofErr w:type="spellEnd"/>
-      <w:r>
-        <w:rPr>
-          <w:rStyle w:val="nfasis"/>
-        </w:rPr>
-        <w:t xml:space="preserve"> and </w:t>
-      </w:r>
-      <w:proofErr w:type="spellStart"/>
-      <w:r>
-        <w:rPr>
-          <w:rStyle w:val="nfasis"/>
-        </w:rPr>
-        <w:t>the</w:t>
-      </w:r>
-      <w:proofErr w:type="spellEnd"/>
-      <w:r>
-        <w:rPr>
-          <w:rStyle w:val="nfasis"/>
-        </w:rPr>
-        <w:t xml:space="preserve"> </w:t>
-      </w:r>
-      <w:proofErr w:type="spellStart"/>
-      <w:r>
-        <w:rPr>
-          <w:rStyle w:val="nfasis"/>
-        </w:rPr>
-        <w:t>Future</w:t>
-      </w:r>
-      <w:proofErr w:type="spellEnd"/>
-      <w:r>
-        <w:rPr>
-          <w:rStyle w:val="nfasis"/>
-        </w:rPr>
-        <w:t xml:space="preserve"> of </w:t>
-      </w:r>
-      <w:proofErr w:type="spellStart"/>
-      <w:r>
-        <w:rPr>
-          <w:rStyle w:val="nfasis"/>
-        </w:rPr>
-        <w:t>Skills</w:t>
-      </w:r>
-      <w:proofErr w:type="spellEnd"/>
-      <w:r>
+          <w:sz w:val="22"/>
+          <w:szCs w:val="22"/>
+        </w:rPr>
+        <w:t>Artificial Intelligence and the Future of Skills</w:t>
+      </w:r>
+      <w:r>
+        <w:rPr>
+          <w:sz w:val="22"/>
+          <w:szCs w:val="22"/>
+        </w:rPr>
         <w:t>. OECD Publishing.</w:t>
       </w:r>
     </w:p>
@@ -20354,99 +16696,32 @@
       <w:pPr>
         <w:pStyle w:val="NormalWeb"/>
         <w:spacing w:before="0" w:beforeAutospacing="0"/>
-      </w:pPr>
-      <w:proofErr w:type="spellStart"/>
-      <w:r>
-        <w:t>World</w:t>
-      </w:r>
-      <w:proofErr w:type="spellEnd"/>
-      <w:r>
-        <w:t xml:space="preserve"> </w:t>
-      </w:r>
-      <w:proofErr w:type="spellStart"/>
-      <w:r>
-        <w:t>Economic</w:t>
-      </w:r>
-      <w:proofErr w:type="spellEnd"/>
-      <w:r>
-        <w:t xml:space="preserve"> </w:t>
-      </w:r>
-      <w:proofErr w:type="spellStart"/>
-      <w:r>
-        <w:t>Forum</w:t>
-      </w:r>
-      <w:proofErr w:type="spellEnd"/>
-      <w:r>
-        <w:t xml:space="preserve">. (2023). </w:t>
-      </w:r>
-      <w:proofErr w:type="spellStart"/>
+        <w:rPr>
+          <w:sz w:val="22"/>
+          <w:szCs w:val="22"/>
+        </w:rPr>
+      </w:pPr>
+      <w:r>
+        <w:rPr>
+          <w:sz w:val="22"/>
+          <w:szCs w:val="22"/>
+        </w:rPr>
+        <w:t xml:space="preserve">World Economic Forum. (2023). </w:t>
+      </w:r>
       <w:r>
         <w:rPr>
           <w:rStyle w:val="nfasis"/>
-        </w:rPr>
-        <w:t>The</w:t>
-      </w:r>
-      <w:proofErr w:type="spellEnd"/>
-      <w:r>
-        <w:rPr>
-          <w:rStyle w:val="nfasis"/>
-        </w:rPr>
-        <w:t xml:space="preserve"> </w:t>
-      </w:r>
-      <w:proofErr w:type="spellStart"/>
-      <w:r>
-        <w:rPr>
-          <w:rStyle w:val="nfasis"/>
-        </w:rPr>
-        <w:t>Future</w:t>
-      </w:r>
-      <w:proofErr w:type="spellEnd"/>
-      <w:r>
-        <w:rPr>
-          <w:rStyle w:val="nfasis"/>
-        </w:rPr>
-        <w:t xml:space="preserve"> of Jobs </w:t>
-      </w:r>
-      <w:proofErr w:type="spellStart"/>
-      <w:r>
-        <w:rPr>
-          <w:rStyle w:val="nfasis"/>
-        </w:rPr>
-        <w:t>Report</w:t>
-      </w:r>
-      <w:proofErr w:type="spellEnd"/>
-      <w:r>
-        <w:rPr>
-          <w:rStyle w:val="nfasis"/>
-        </w:rPr>
-        <w:t xml:space="preserve"> 2023</w:t>
-      </w:r>
-      <w:r>
-        <w:t xml:space="preserve">. </w:t>
-      </w:r>
-      <w:proofErr w:type="spellStart"/>
-      <w:r>
-        <w:t>World</w:t>
-      </w:r>
-      <w:proofErr w:type="spellEnd"/>
-      <w:r>
-        <w:t xml:space="preserve"> </w:t>
-      </w:r>
-      <w:proofErr w:type="spellStart"/>
-      <w:r>
-        <w:t>Economic</w:t>
-      </w:r>
-      <w:proofErr w:type="spellEnd"/>
-      <w:r>
-        <w:t xml:space="preserve"> </w:t>
-      </w:r>
-      <w:proofErr w:type="spellStart"/>
-      <w:r>
-        <w:t>Forum</w:t>
-      </w:r>
-      <w:proofErr w:type="spellEnd"/>
-      <w:r>
-        <w:t>.</w:t>
+          <w:sz w:val="22"/>
+          <w:szCs w:val="22"/>
+        </w:rPr>
+        <w:t>The Future of Jobs Report 2023</w:t>
+      </w:r>
+      <w:r>
+        <w:rPr>
+          <w:sz w:val="22"/>
+          <w:szCs w:val="22"/>
+        </w:rPr>
+        <w:t>. World Economic Forum.</w:t>
       </w:r>
     </w:p>
     <w:p>
@@ -20455,6 +16730,7 @@
         <w:spacing w:before="0" w:beforeAutospacing="0" w:after="240" w:afterAutospacing="0"/>
         <w:rPr>
           <w:sz w:val="22"/>
+          <w:szCs w:val="22"/>
         </w:rPr>
       </w:pPr>
     </w:p>
@@ -20576,7 +16852,7 @@
         <w:sz w:val="20"/>
         <w:szCs w:val="20"/>
       </w:rPr>
-      <w:t>21</w:t>
+      <w:t>5</w:t>
     </w:r>
     <w:r>
       <w:rPr>
@@ -20688,7 +16964,7 @@
           <wp:extent cx="1939925" cy="571500"/>
           <wp:effectExtent l="0" t="0" r="3175" b="0"/>
           <wp:wrapNone/>
-          <wp:docPr id="1" name="image1.jpg"/>
+          <wp:docPr id="9" name="image1.jpg"/>
           <wp:cNvGraphicFramePr/>
           <a:graphic xmlns:a="http://schemas.openxmlformats.org/drawingml/2006/main">
             <a:graphicData uri="http://schemas.openxmlformats.org/drawingml/2006/picture">
@@ -27491,6 +23767,7 @@
   <w:style w:type="character" w:default="1" w:styleId="Fuentedeprrafopredeter">
     <w:name w:val="Default Paragraph Font"/>
     <w:uiPriority w:val="1"/>
+    <w:semiHidden/>
     <w:unhideWhenUsed/>
   </w:style>
   <w:style w:type="table" w:default="1" w:styleId="Tablanormal">
@@ -28523,7 +24800,7 @@
 </file>
 
 <file path=customXml/itemProps1.xml><?xml version="1.0" encoding="utf-8"?>
-<ds:datastoreItem xmlns:ds="http://schemas.openxmlformats.org/officeDocument/2006/customXml" ds:itemID="{3BB9B729-249A-4E79-97E6-4EFD7E394CE9}">
+<ds:datastoreItem xmlns:ds="http://schemas.openxmlformats.org/officeDocument/2006/customXml" ds:itemID="{60BA0090-B577-46FC-ACFC-520D48657DAE}">
   <ds:schemaRefs>
     <ds:schemaRef ds:uri="http://schemas.openxmlformats.org/officeDocument/2006/bibliography"/>
   </ds:schemaRefs>
